--- a/ADG/09장/9장_실습문제_추가서술형_정답.docx
+++ b/ADG/09장/9장_실습문제_추가서술형_정답.docx
@@ -52,7 +52,97 @@
           <w:rFonts w:ascii="맑은 고딕" w:hAnsi="맑은 고딕" w:eastAsia="맑은 고딕"/>
           <w:sz w:val="21"/>
         </w:rPr>
-        <w:t>표식은 둘이다. **`V$DATABASE.OPEN_MODE`가 `READ ONLY WITH APPLY`**이고 **`V$ARCHIVE_DEST_STATUS.RECOVERY_MODE`가 `MANAGED REAL TIME APPLY`**인 것이다. 앞의 것은 "조회할 수 있고 동시에 적용 중"이라는 뜻이고, 뒤의 것은 그 적용이 실시간이라는 뜻이다. 7장에서 확인했듯 두 번째 값은 목적지 `STATUS`가 `VALID`일 때만 의미가 있으므로 두 열을 함께 조회한다.</w:t>
+        <w:t xml:space="preserve">표식은 둘이다. </w:t>
+      </w:r>
+      <w:r>
+        <w:rPr>
+          <w:rFonts w:ascii="Consolas" w:hAnsi="Consolas" w:eastAsia="맑은 고딕"/>
+          <w:b/>
+          <w:sz w:val="21"/>
+        </w:rPr>
+        <w:t xml:space="preserve">V$DATABASE.OPEN_MODE</w:t>
+      </w:r>
+      <w:r>
+        <w:rPr>
+          <w:rFonts w:ascii="맑은 고딕" w:hAnsi="맑은 고딕" w:eastAsia="맑은 고딕"/>
+          <w:b/>
+          <w:sz w:val="21"/>
+        </w:rPr>
+        <w:t xml:space="preserve">가 </w:t>
+      </w:r>
+      <w:r>
+        <w:rPr>
+          <w:rFonts w:ascii="Consolas" w:hAnsi="Consolas" w:eastAsia="맑은 고딕"/>
+          <w:b/>
+          <w:sz w:val="21"/>
+        </w:rPr>
+        <w:t xml:space="preserve">READ ONLY WITH APPLY</w:t>
+      </w:r>
+      <w:r>
+        <w:rPr>
+          <w:rFonts w:ascii="맑은 고딕" w:hAnsi="맑은 고딕" w:eastAsia="맑은 고딕"/>
+          <w:sz w:val="21"/>
+        </w:rPr>
+        <w:t xml:space="preserve">이고 </w:t>
+      </w:r>
+      <w:r>
+        <w:rPr>
+          <w:rFonts w:ascii="Consolas" w:hAnsi="Consolas" w:eastAsia="맑은 고딕"/>
+          <w:b/>
+          <w:sz w:val="21"/>
+        </w:rPr>
+        <w:t xml:space="preserve">V$ARCHIVE_DEST_STATUS.RECOVERY_MODE</w:t>
+      </w:r>
+      <w:r>
+        <w:rPr>
+          <w:rFonts w:ascii="맑은 고딕" w:hAnsi="맑은 고딕" w:eastAsia="맑은 고딕"/>
+          <w:b/>
+          <w:sz w:val="21"/>
+        </w:rPr>
+        <w:t xml:space="preserve">가 </w:t>
+      </w:r>
+      <w:r>
+        <w:rPr>
+          <w:rFonts w:ascii="Consolas" w:hAnsi="Consolas" w:eastAsia="맑은 고딕"/>
+          <w:b/>
+          <w:sz w:val="21"/>
+        </w:rPr>
+        <w:t xml:space="preserve">MANAGED REAL TIME APPLY</w:t>
+      </w:r>
+      <w:r>
+        <w:rPr>
+          <w:rFonts w:ascii="맑은 고딕" w:hAnsi="맑은 고딕" w:eastAsia="맑은 고딕"/>
+          <w:sz w:val="21"/>
+        </w:rPr>
+        <w:t xml:space="preserve">인 것이다. 앞의 것은 "조회할 수 있고 동시에 적용 중"이라는 뜻이고, 뒤의 것은 그 적용이 실시간이라는 뜻이다. 7장에서 확인했듯 두 번째 값은 목적지 </w:t>
+      </w:r>
+      <w:r>
+        <w:rPr>
+          <w:rFonts w:ascii="Consolas" w:hAnsi="Consolas" w:eastAsia="맑은 고딕"/>
+          <w:sz w:val="21"/>
+        </w:rPr>
+        <w:t xml:space="preserve">STATUS</w:t>
+      </w:r>
+      <w:r>
+        <w:rPr>
+          <w:rFonts w:ascii="맑은 고딕" w:hAnsi="맑은 고딕" w:eastAsia="맑은 고딕"/>
+          <w:sz w:val="21"/>
+        </w:rPr>
+        <w:t xml:space="preserve">가 </w:t>
+      </w:r>
+      <w:r>
+        <w:rPr>
+          <w:rFonts w:ascii="Consolas" w:hAnsi="Consolas" w:eastAsia="맑은 고딕"/>
+          <w:sz w:val="21"/>
+        </w:rPr>
+        <w:t xml:space="preserve">VALID</w:t>
+      </w:r>
+      <w:r>
+        <w:rPr>
+          <w:rFonts w:ascii="맑은 고딕" w:hAnsi="맑은 고딕" w:eastAsia="맑은 고딕"/>
+          <w:sz w:val="21"/>
+        </w:rPr>
+        <w:t xml:space="preserve">일 때만 의미가 있으므로 두 열을 함께 조회한다.</w:t>
       </w:r>
     </w:p>
     <w:p>
@@ -61,16 +151,80 @@
           <w:rFonts w:ascii="맑은 고딕" w:hAnsi="맑은 고딕" w:eastAsia="맑은 고딕"/>
           <w:sz w:val="21"/>
         </w:rPr>
-        <w:t>기능 사용 통계는 `CDB_FEATURE_USAGE_STATISTICS`의 CON_ID 3에서 "Active Data Guard - Real-Time Query on Physical Standby"와 "Data Guard" 두 항목으로 나타난다. `DBA_` 뷰에서는 `no rows selected`인데, CDB$ROOT에서 조회하면 현재 컨테이너만 보기 때문이다.</w:t>
+        <w:t xml:space="preserve">기능 사용 통계는 </w:t>
+      </w:r>
+      <w:r>
+        <w:rPr>
+          <w:rFonts w:ascii="Consolas" w:hAnsi="Consolas" w:eastAsia="맑은 고딕"/>
+          <w:sz w:val="21"/>
+        </w:rPr>
+        <w:t xml:space="preserve">CDB_FEATURE_USAGE_STATISTICS</w:t>
+      </w:r>
+      <w:r>
+        <w:rPr>
+          <w:rFonts w:ascii="맑은 고딕" w:hAnsi="맑은 고딕" w:eastAsia="맑은 고딕"/>
+          <w:sz w:val="21"/>
+        </w:rPr>
+        <w:t xml:space="preserve">의 CON_ID 3에서 "Active Data Guard - Real-Time Query on Physical Standby"와 "Data Guard" 두 항목으로 나타난다. </w:t>
+      </w:r>
+      <w:r>
+        <w:rPr>
+          <w:rFonts w:ascii="Consolas" w:hAnsi="Consolas" w:eastAsia="맑은 고딕"/>
+          <w:sz w:val="21"/>
+        </w:rPr>
+        <w:t xml:space="preserve">DBA_</w:t>
+      </w:r>
+      <w:r>
+        <w:rPr>
+          <w:rFonts w:ascii="맑은 고딕" w:hAnsi="맑은 고딕" w:eastAsia="맑은 고딕"/>
+          <w:sz w:val="21"/>
+        </w:rPr>
+        <w:t xml:space="preserve"> 뷰에서는 </w:t>
+      </w:r>
+      <w:r>
+        <w:rPr>
+          <w:rFonts w:ascii="Consolas" w:hAnsi="Consolas" w:eastAsia="맑은 고딕"/>
+          <w:sz w:val="21"/>
+        </w:rPr>
+        <w:t xml:space="preserve">no rows selected</w:t>
+      </w:r>
+      <w:r>
+        <w:rPr>
+          <w:rFonts w:ascii="맑은 고딕" w:hAnsi="맑은 고딕" w:eastAsia="맑은 고딕"/>
+          <w:sz w:val="21"/>
+        </w:rPr>
+        <w:t xml:space="preserve">인데, CDB$ROOT에서 조회하면 현재 컨테이너만 보기 때문이다.</w:t>
       </w:r>
     </w:p>
     <w:p>
       <w:r>
         <w:rPr>
           <w:rFonts w:ascii="맑은 고딕" w:hAnsi="맑은 고딕" w:eastAsia="맑은 고딕"/>
-          <w:sz w:val="21"/>
-        </w:rPr>
-        <w:t>**라이선스 판단 근거로 삼기 어려운 이유**는 실측값이 말해 준다. ADG로 조회하고 있는 중에도 `DETECTED_USAGES`가 0이었다. 이 통계는 주기적으로 수집되며 Standby에서는 갱신 자체가 제한적이다. 값이 0이라고 해서 쓰지 않은 것이 아니다.</w:t>
+          <w:b/>
+          <w:sz w:val="21"/>
+        </w:rPr>
+        <w:t xml:space="preserve">라이선스 판단 근거로 삼기 어려운 이유</w:t>
+      </w:r>
+      <w:r>
+        <w:rPr>
+          <w:rFonts w:ascii="맑은 고딕" w:hAnsi="맑은 고딕" w:eastAsia="맑은 고딕"/>
+          <w:sz w:val="21"/>
+        </w:rPr>
+        <w:t xml:space="preserve">는 실측값이 말해 준다. ADG로 조회하고 있는 중에도 </w:t>
+      </w:r>
+      <w:r>
+        <w:rPr>
+          <w:rFonts w:ascii="Consolas" w:hAnsi="Consolas" w:eastAsia="맑은 고딕"/>
+          <w:sz w:val="21"/>
+        </w:rPr>
+        <w:t xml:space="preserve">DETECTED_USAGES</w:t>
+      </w:r>
+      <w:r>
+        <w:rPr>
+          <w:rFonts w:ascii="맑은 고딕" w:hAnsi="맑은 고딕" w:eastAsia="맑은 고딕"/>
+          <w:sz w:val="21"/>
+        </w:rPr>
+        <w:t xml:space="preserve">가 0이었다. 이 통계는 주기적으로 수집되며 Standby에서는 갱신 자체가 제한적이다. 값이 0이라고 해서 쓰지 않은 것이 아니다.</w:t>
       </w:r>
     </w:p>
     <w:p>
@@ -79,7 +233,52 @@
           <w:rFonts w:ascii="맑은 고딕" w:hAnsi="맑은 고딕" w:eastAsia="맑은 고딕"/>
           <w:sz w:val="21"/>
         </w:rPr>
-        <w:t>실제 사용 여부는 `OPEN_MODE`로 판단하는 편이 정확하다. **Standby를 MOUNTED로만 두면 ADG 옵션이 필요 없고, `READ ONLY`로 열어 적용을 계속하는 순간 옵션의 영역이 된다.** 라이선스가 없는 환경에서는 Standby를 열지 않도록 절차서에 명시해야 한다.</w:t>
+        <w:t xml:space="preserve">실제 사용 여부는 </w:t>
+      </w:r>
+      <w:r>
+        <w:rPr>
+          <w:rFonts w:ascii="Consolas" w:hAnsi="Consolas" w:eastAsia="맑은 고딕"/>
+          <w:sz w:val="21"/>
+        </w:rPr>
+        <w:t xml:space="preserve">OPEN_MODE</w:t>
+      </w:r>
+      <w:r>
+        <w:rPr>
+          <w:rFonts w:ascii="맑은 고딕" w:hAnsi="맑은 고딕" w:eastAsia="맑은 고딕"/>
+          <w:sz w:val="21"/>
+        </w:rPr>
+        <w:t xml:space="preserve">로 판단하는 편이 정확하다. </w:t>
+      </w:r>
+      <w:r>
+        <w:rPr>
+          <w:rFonts w:ascii="맑은 고딕" w:hAnsi="맑은 고딕" w:eastAsia="맑은 고딕"/>
+          <w:b/>
+          <w:sz w:val="21"/>
+        </w:rPr>
+        <w:t xml:space="preserve">Standby를 MOUNTED로만 두면 ADG 옵션이 필요 없고, </w:t>
+      </w:r>
+      <w:r>
+        <w:rPr>
+          <w:rFonts w:ascii="Consolas" w:hAnsi="Consolas" w:eastAsia="맑은 고딕"/>
+          <w:b/>
+          <w:sz w:val="21"/>
+        </w:rPr>
+        <w:t xml:space="preserve">READ ONLY</w:t>
+      </w:r>
+      <w:r>
+        <w:rPr>
+          <w:rFonts w:ascii="맑은 고딕" w:hAnsi="맑은 고딕" w:eastAsia="맑은 고딕"/>
+          <w:b/>
+          <w:sz w:val="21"/>
+        </w:rPr>
+        <w:t xml:space="preserve">로 열어 적용을 계속하는 순간 옵션의 영역이 된다.</w:t>
+      </w:r>
+      <w:r>
+        <w:rPr>
+          <w:rFonts w:ascii="맑은 고딕" w:hAnsi="맑은 고딕" w:eastAsia="맑은 고딕"/>
+          <w:sz w:val="21"/>
+        </w:rPr>
+        <w:t xml:space="preserve"> 라이선스가 없는 환경에서는 Standby를 열지 않도록 절차서에 명시해야 한다.</w:t>
       </w:r>
     </w:p>
     <w:p>
@@ -116,16 +315,68 @@
           <w:rFonts w:ascii="맑은 고딕" w:hAnsi="맑은 고딕" w:eastAsia="맑은 고딕"/>
           <w:sz w:val="21"/>
         </w:rPr>
-        <w:t>리두는 **커밋 전에도 전송되고 적용된다.** 그러므로 Standby의 데이터 블록에는 커밋되지 않은 변경이 이미 반영되어 있을 수 있다. 그럼에도 조회 결과가 깨끗한 것은 **UNDO 정보 역시 함께 적용되기 때문**이다. 조회 시점의 SCN을 기준으로 커밋되지 않은 변경은 UNDO로 되돌려 읽는다. Primary에서와 같은 읽기 일관성 규칙이다.</w:t>
+        <w:t xml:space="preserve">리두는 </w:t>
+      </w:r>
+      <w:r>
+        <w:rPr>
+          <w:rFonts w:ascii="맑은 고딕" w:hAnsi="맑은 고딕" w:eastAsia="맑은 고딕"/>
+          <w:b/>
+          <w:sz w:val="21"/>
+        </w:rPr>
+        <w:t xml:space="preserve">커밋 전에도 전송되고 적용된다.</w:t>
+      </w:r>
+      <w:r>
+        <w:rPr>
+          <w:rFonts w:ascii="맑은 고딕" w:hAnsi="맑은 고딕" w:eastAsia="맑은 고딕"/>
+          <w:sz w:val="21"/>
+        </w:rPr>
+        <w:t xml:space="preserve"> 그러므로 Standby의 데이터 블록에는 커밋되지 않은 변경이 이미 반영되어 있을 수 있다. 그럼에도 조회 결과가 깨끗한 것은 </w:t>
+      </w:r>
+      <w:r>
+        <w:rPr>
+          <w:rFonts w:ascii="맑은 고딕" w:hAnsi="맑은 고딕" w:eastAsia="맑은 고딕"/>
+          <w:b/>
+          <w:sz w:val="21"/>
+        </w:rPr>
+        <w:t xml:space="preserve">UNDO 정보 역시 함께 적용되기 때문</w:t>
+      </w:r>
+      <w:r>
+        <w:rPr>
+          <w:rFonts w:ascii="맑은 고딕" w:hAnsi="맑은 고딕" w:eastAsia="맑은 고딕"/>
+          <w:sz w:val="21"/>
+        </w:rPr>
+        <w:t xml:space="preserve">이다. 조회 시점의 SCN을 기준으로 커밋되지 않은 변경은 UNDO로 되돌려 읽는다. Primary에서와 같은 읽기 일관성 규칙이다.</w:t>
       </w:r>
     </w:p>
     <w:p>
       <w:r>
         <w:rPr>
           <w:rFonts w:ascii="맑은 고딕" w:hAnsi="맑은 고딕" w:eastAsia="맑은 고딕"/>
-          <w:sz w:val="21"/>
-        </w:rPr>
-        <w:t>**올바른 검증 방법**은 미커밋 상태를 실제로 유지하는 것이다. 세션이 끝나면 커밋되거나 롤백되므로, 하나의 세션 안에서 `INSERT` → 대기 → (다른 곳에서 확인) → 종료를 처리해야 한다.</w:t>
+          <w:b/>
+          <w:sz w:val="21"/>
+        </w:rPr>
+        <w:t xml:space="preserve">올바른 검증 방법</w:t>
+      </w:r>
+      <w:r>
+        <w:rPr>
+          <w:rFonts w:ascii="맑은 고딕" w:hAnsi="맑은 고딕" w:eastAsia="맑은 고딕"/>
+          <w:sz w:val="21"/>
+        </w:rPr>
+        <w:t xml:space="preserve">은 미커밋 상태를 실제로 유지하는 것이다. 세션이 끝나면 커밋되거나 롤백되므로, 하나의 세션 안에서 </w:t>
+      </w:r>
+      <w:r>
+        <w:rPr>
+          <w:rFonts w:ascii="Consolas" w:hAnsi="Consolas" w:eastAsia="맑은 고딕"/>
+          <w:sz w:val="21"/>
+        </w:rPr>
+        <w:t xml:space="preserve">INSERT</w:t>
+      </w:r>
+      <w:r>
+        <w:rPr>
+          <w:rFonts w:ascii="맑은 고딕" w:hAnsi="맑은 고딕" w:eastAsia="맑은 고딕"/>
+          <w:sz w:val="21"/>
+        </w:rPr>
+        <w:t xml:space="preserve"> → 대기 → (다른 곳에서 확인) → 종료를 처리해야 한다.</w:t>
       </w:r>
     </w:p>
     <w:p>
@@ -134,7 +385,49 @@
           <w:rFonts w:ascii="맑은 고딕" w:hAnsi="맑은 고딕" w:eastAsia="맑은 고딕"/>
           <w:sz w:val="21"/>
         </w:rPr>
-        <w:t>실측 절차는 이렇다. Primary에서 백그라운드 세션이 `INSERT` 후 `DBMS_SESSION.SLEEP(40)`으로 40초를 기다리고 `ROLLBACK`으로 끝나게 했다. 그 사이 Standby에서 조회하니 커밋된 1건만 보였고, 백그라운드 세션이 롤백으로 끝난 뒤에도 결과가 같았다.</w:t>
+        <w:t xml:space="preserve">실측 절차는 이렇다. Primary에서 백그라운드 세션이 </w:t>
+      </w:r>
+      <w:r>
+        <w:rPr>
+          <w:rFonts w:ascii="Consolas" w:hAnsi="Consolas" w:eastAsia="맑은 고딕"/>
+          <w:sz w:val="21"/>
+        </w:rPr>
+        <w:t xml:space="preserve">INSERT</w:t>
+      </w:r>
+      <w:r>
+        <w:rPr>
+          <w:rFonts w:ascii="맑은 고딕" w:hAnsi="맑은 고딕" w:eastAsia="맑은 고딕"/>
+          <w:sz w:val="21"/>
+        </w:rPr>
+        <w:t xml:space="preserve"> 후 </w:t>
+      </w:r>
+      <w:r>
+        <w:rPr>
+          <w:rFonts w:ascii="Consolas" w:hAnsi="Consolas" w:eastAsia="맑은 고딕"/>
+          <w:sz w:val="21"/>
+        </w:rPr>
+        <w:t xml:space="preserve">DBMS_SESSION.SLEEP(40)</w:t>
+      </w:r>
+      <w:r>
+        <w:rPr>
+          <w:rFonts w:ascii="맑은 고딕" w:hAnsi="맑은 고딕" w:eastAsia="맑은 고딕"/>
+          <w:sz w:val="21"/>
+        </w:rPr>
+        <w:t xml:space="preserve">으로 40초를 기다리고 </w:t>
+      </w:r>
+      <w:r>
+        <w:rPr>
+          <w:rFonts w:ascii="Consolas" w:hAnsi="Consolas" w:eastAsia="맑은 고딕"/>
+          <w:sz w:val="21"/>
+        </w:rPr>
+        <w:t xml:space="preserve">ROLLBACK</w:t>
+      </w:r>
+      <w:r>
+        <w:rPr>
+          <w:rFonts w:ascii="맑은 고딕" w:hAnsi="맑은 고딕" w:eastAsia="맑은 고딕"/>
+          <w:sz w:val="21"/>
+        </w:rPr>
+        <w:t xml:space="preserve">으로 끝나게 했다. 그 사이 Standby에서 조회하니 커밋된 1건만 보였고, 백그라운드 세션이 롤백으로 끝난 뒤에도 결과가 같았다.</w:t>
       </w:r>
     </w:p>
     <w:p>
@@ -143,7 +436,22 @@
           <w:rFonts w:ascii="맑은 고딕" w:hAnsi="맑은 고딕" w:eastAsia="맑은 고딕"/>
           <w:sz w:val="21"/>
         </w:rPr>
-        <w:t>Primary의 다른 세션에서 조회해도 같은 결과였다는 점도 확인해 두면 좋다. **Standby가 특별한 것이 아니라 원래 그런 규칙**이라는 것을 보여 주기 때문이다.</w:t>
+        <w:t xml:space="preserve">Primary의 다른 세션에서 조회해도 같은 결과였다는 점도 확인해 두면 좋다. </w:t>
+      </w:r>
+      <w:r>
+        <w:rPr>
+          <w:rFonts w:ascii="맑은 고딕" w:hAnsi="맑은 고딕" w:eastAsia="맑은 고딕"/>
+          <w:b/>
+          <w:sz w:val="21"/>
+        </w:rPr>
+        <w:t xml:space="preserve">Standby가 특별한 것이 아니라 원래 그런 규칙</w:t>
+      </w:r>
+      <w:r>
+        <w:rPr>
+          <w:rFonts w:ascii="맑은 고딕" w:hAnsi="맑은 고딕" w:eastAsia="맑은 고딕"/>
+          <w:sz w:val="21"/>
+        </w:rPr>
+        <w:t xml:space="preserve">이라는 것을 보여 주기 때문이다.</w:t>
       </w:r>
     </w:p>
     <w:p>
@@ -180,7 +488,21 @@
           <w:rFonts w:ascii="맑은 고딕" w:hAnsi="맑은 고딕" w:eastAsia="맑은 고딕"/>
           <w:sz w:val="21"/>
         </w:rPr>
-        <w:t>처음 측정은 `INSERT` 후 커밋하지 않고 세션을 끝냈다. 그리고 Standby에서 조회하니 그 행이 보였다. 이 결과만 보면 "Standby는 미커밋 데이터도 보여 준다"는 결론에 이른다.</w:t>
+        <w:t xml:space="preserve">처음 측정은 </w:t>
+      </w:r>
+      <w:r>
+        <w:rPr>
+          <w:rFonts w:ascii="Consolas" w:hAnsi="Consolas" w:eastAsia="맑은 고딕"/>
+          <w:sz w:val="21"/>
+        </w:rPr>
+        <w:t xml:space="preserve">INSERT</w:t>
+      </w:r>
+      <w:r>
+        <w:rPr>
+          <w:rFonts w:ascii="맑은 고딕" w:hAnsi="맑은 고딕" w:eastAsia="맑은 고딕"/>
+          <w:sz w:val="21"/>
+        </w:rPr>
+        <w:t xml:space="preserve"> 후 커밋하지 않고 세션을 끝냈다. 그리고 Standby에서 조회하니 그 행이 보였다. 이 결과만 보면 "Standby는 미커밋 데이터도 보여 준다"는 결론에 이른다.</w:t>
       </w:r>
     </w:p>
     <w:p>
@@ -189,7 +511,81 @@
           <w:rFonts w:ascii="맑은 고딕" w:hAnsi="맑은 고딕" w:eastAsia="맑은 고딕"/>
           <w:sz w:val="21"/>
         </w:rPr>
-        <w:t>원인은 Data Guard가 아니라 **SQL*Plus**였다. **SQL*Plus는 정상 종료(`EXIT`) 시 암묵적으로 커밋한다.** 스크립트가 `INSERT` 후 `EXIT`로 끝나면 그 시점에 커밋된 것이다. 비정상 종료에서는 롤백한다.</w:t>
+        <w:t xml:space="preserve">원인은 Data Guard가 아니라 </w:t>
+      </w:r>
+      <w:r>
+        <w:rPr>
+          <w:rFonts w:ascii="맑은 고딕" w:hAnsi="맑은 고딕" w:eastAsia="맑은 고딕"/>
+          <w:b/>
+          <w:sz w:val="21"/>
+        </w:rPr>
+        <w:t xml:space="preserve">SQL*Plus</w:t>
+      </w:r>
+      <w:r>
+        <w:rPr>
+          <w:rFonts w:ascii="맑은 고딕" w:hAnsi="맑은 고딕" w:eastAsia="맑은 고딕"/>
+          <w:sz w:val="21"/>
+        </w:rPr>
+        <w:t xml:space="preserve">였다. </w:t>
+      </w:r>
+      <w:r>
+        <w:rPr>
+          <w:rFonts w:ascii="맑은 고딕" w:hAnsi="맑은 고딕" w:eastAsia="맑은 고딕"/>
+          <w:b/>
+          <w:sz w:val="21"/>
+        </w:rPr>
+        <w:t xml:space="preserve">SQL*Plus는 정상 종료(</w:t>
+      </w:r>
+      <w:r>
+        <w:rPr>
+          <w:rFonts w:ascii="Consolas" w:hAnsi="Consolas" w:eastAsia="맑은 고딕"/>
+          <w:b/>
+          <w:sz w:val="21"/>
+        </w:rPr>
+        <w:t xml:space="preserve">EXIT</w:t>
+      </w:r>
+      <w:r>
+        <w:rPr>
+          <w:rFonts w:ascii="맑은 고딕" w:hAnsi="맑은 고딕" w:eastAsia="맑은 고딕"/>
+          <w:b/>
+          <w:sz w:val="21"/>
+        </w:rPr>
+        <w:t xml:space="preserve">) 시 암묵적으로 커밋한다.</w:t>
+      </w:r>
+      <w:r>
+        <w:rPr>
+          <w:rFonts w:ascii="맑은 고딕" w:hAnsi="맑은 고딕" w:eastAsia="맑은 고딕"/>
+          <w:sz w:val="21"/>
+        </w:rPr>
+        <w:t xml:space="preserve"> 스크립트가 </w:t>
+      </w:r>
+      <w:r>
+        <w:rPr>
+          <w:rFonts w:ascii="Consolas" w:hAnsi="Consolas" w:eastAsia="맑은 고딕"/>
+          <w:sz w:val="21"/>
+        </w:rPr>
+        <w:t xml:space="preserve">INSERT</w:t>
+      </w:r>
+      <w:r>
+        <w:rPr>
+          <w:rFonts w:ascii="맑은 고딕" w:hAnsi="맑은 고딕" w:eastAsia="맑은 고딕"/>
+          <w:sz w:val="21"/>
+        </w:rPr>
+        <w:t xml:space="preserve"> 후 </w:t>
+      </w:r>
+      <w:r>
+        <w:rPr>
+          <w:rFonts w:ascii="Consolas" w:hAnsi="Consolas" w:eastAsia="맑은 고딕"/>
+          <w:sz w:val="21"/>
+        </w:rPr>
+        <w:t xml:space="preserve">EXIT</w:t>
+      </w:r>
+      <w:r>
+        <w:rPr>
+          <w:rFonts w:ascii="맑은 고딕" w:hAnsi="맑은 고딕" w:eastAsia="맑은 고딕"/>
+          <w:sz w:val="21"/>
+        </w:rPr>
+        <w:t xml:space="preserve">로 끝나면 그 시점에 커밋된 것이다. 비정상 종료에서는 롤백한다.</w:t>
       </w:r>
     </w:p>
     <w:p>
@@ -205,9 +601,10 @@
       <w:r>
         <w:rPr>
           <w:rFonts w:ascii="맑은 고딕" w:hAnsi="맑은 고딕" w:eastAsia="맑은 고딕"/>
-          <w:sz w:val="21"/>
-        </w:rPr>
-        <w:t>**일반 원칙 세 가지를 끌어낼 수 있다.**</w:t>
+          <w:b/>
+          <w:sz w:val="21"/>
+        </w:rPr>
+        <w:t xml:space="preserve">일반 원칙 세 가지를 끌어낼 수 있다.</w:t>
       </w:r>
     </w:p>
     <w:p>
@@ -216,7 +613,22 @@
           <w:rFonts w:ascii="맑은 고딕" w:hAnsi="맑은 고딕" w:eastAsia="맑은 고딕"/>
           <w:sz w:val="21"/>
         </w:rPr>
-        <w:t>첫째, **도구가 세션을 닫으면서 무엇을 하는지 알아야 한다.** 커밋·롤백·잠금 해제 같은 동작이 조용히 일어난다.</w:t>
+        <w:t xml:space="preserve">첫째, </w:t>
+      </w:r>
+      <w:r>
+        <w:rPr>
+          <w:rFonts w:ascii="맑은 고딕" w:hAnsi="맑은 고딕" w:eastAsia="맑은 고딕"/>
+          <w:b/>
+          <w:sz w:val="21"/>
+        </w:rPr>
+        <w:t xml:space="preserve">도구가 세션을 닫으면서 무엇을 하는지 알아야 한다.</w:t>
+      </w:r>
+      <w:r>
+        <w:rPr>
+          <w:rFonts w:ascii="맑은 고딕" w:hAnsi="맑은 고딕" w:eastAsia="맑은 고딕"/>
+          <w:sz w:val="21"/>
+        </w:rPr>
+        <w:t xml:space="preserve"> 커밋·롤백·잠금 해제 같은 동작이 조용히 일어난다.</w:t>
       </w:r>
     </w:p>
     <w:p>
@@ -225,7 +637,22 @@
           <w:rFonts w:ascii="맑은 고딕" w:hAnsi="맑은 고딕" w:eastAsia="맑은 고딕"/>
           <w:sz w:val="21"/>
         </w:rPr>
-        <w:t>둘째, **상태를 유지해야 하는 시험은 그 상태를 만든 세션 안에서 처리한다.** 세션 경계를 넘으면 통제할 수 없는 일이 생긴다.</w:t>
+        <w:t xml:space="preserve">둘째, </w:t>
+      </w:r>
+      <w:r>
+        <w:rPr>
+          <w:rFonts w:ascii="맑은 고딕" w:hAnsi="맑은 고딕" w:eastAsia="맑은 고딕"/>
+          <w:b/>
+          <w:sz w:val="21"/>
+        </w:rPr>
+        <w:t xml:space="preserve">상태를 유지해야 하는 시험은 그 상태를 만든 세션 안에서 처리한다.</w:t>
+      </w:r>
+      <w:r>
+        <w:rPr>
+          <w:rFonts w:ascii="맑은 고딕" w:hAnsi="맑은 고딕" w:eastAsia="맑은 고딕"/>
+          <w:sz w:val="21"/>
+        </w:rPr>
+        <w:t xml:space="preserve"> 세션 경계를 넘으면 통제할 수 없는 일이 생긴다.</w:t>
       </w:r>
     </w:p>
     <w:p>
@@ -234,7 +661,22 @@
           <w:rFonts w:ascii="맑은 고딕" w:hAnsi="맑은 고딕" w:eastAsia="맑은 고딕"/>
           <w:sz w:val="21"/>
         </w:rPr>
-        <w:t>셋째, **예상과 다른 결과가 나오면 "제품이 이상하다"보다 "내 측정이 이상하다"를 먼저 의심한다.** 실무에서 "운영에서는 되는데 테스트에서는 안 된다"는 보고의 상당수가 테스트 방법의 차이에서 나온다.</w:t>
+        <w:t xml:space="preserve">셋째, </w:t>
+      </w:r>
+      <w:r>
+        <w:rPr>
+          <w:rFonts w:ascii="맑은 고딕" w:hAnsi="맑은 고딕" w:eastAsia="맑은 고딕"/>
+          <w:b/>
+          <w:sz w:val="21"/>
+        </w:rPr>
+        <w:t xml:space="preserve">예상과 다른 결과가 나오면 "제품이 이상하다"보다 "내 측정이 이상하다"를 먼저 의심한다.</w:t>
+      </w:r>
+      <w:r>
+        <w:rPr>
+          <w:rFonts w:ascii="맑은 고딕" w:hAnsi="맑은 고딕" w:eastAsia="맑은 고딕"/>
+          <w:sz w:val="21"/>
+        </w:rPr>
+        <w:t xml:space="preserve"> 실무에서 "운영에서는 되는데 테스트에서는 안 된다"는 보고의 상당수가 테스트 방법의 차이에서 나온다.</w:t>
       </w:r>
     </w:p>
     <w:p>
@@ -271,25 +713,119 @@
           <w:rFonts w:ascii="맑은 고딕" w:hAnsi="맑은 고딕" w:eastAsia="맑은 고딕"/>
           <w:sz w:val="21"/>
         </w:rPr>
-        <w:t>기준은 하나다. **영구 데이터 파일이나 딕셔너리를 바꾸는가.**</w:t>
+        <w:t xml:space="preserve">기준은 하나다. </w:t>
+      </w:r>
+      <w:r>
+        <w:rPr>
+          <w:rFonts w:ascii="맑은 고딕" w:hAnsi="맑은 고딕" w:eastAsia="맑은 고딕"/>
+          <w:b/>
+          <w:sz w:val="21"/>
+        </w:rPr>
+        <w:t xml:space="preserve">영구 데이터 파일이나 딕셔너리를 바꾸는가.</w:t>
       </w:r>
     </w:p>
     <w:p>
       <w:r>
         <w:rPr>
           <w:rFonts w:ascii="맑은 고딕" w:hAnsi="맑은 고딕" w:eastAsia="맑은 고딕"/>
-          <w:sz w:val="21"/>
-        </w:rPr>
-        <w:t>**되는 것.** ① 정렬·해시 조인 — 임시 세그먼트에서 끝난다. 실측에서 7만 행 정렬에 TEMP 3MB씩 쓰였다. ② GTT에 대한 `INSERT` — 데이터가 임시 테이블스페이스에 있다. ③ `EXPLAIN PLAN` — `PLAN_TABLE`이 GTT다. 실측에서 33행이 들어갔다. ④ 시퀀스 `NEXTVAL` — 메모리의 별도 범위를 쓴다(값이 뛴다). ⑤ `V$` 뷰 조회 — 메모리 구조를 읽을 뿐이다.</w:t>
+          <w:b/>
+          <w:sz w:val="21"/>
+        </w:rPr>
+        <w:t xml:space="preserve">되는 것.</w:t>
+      </w:r>
+      <w:r>
+        <w:rPr>
+          <w:rFonts w:ascii="맑은 고딕" w:hAnsi="맑은 고딕" w:eastAsia="맑은 고딕"/>
+          <w:sz w:val="21"/>
+        </w:rPr>
+        <w:t xml:space="preserve"> ① 정렬·해시 조인 — 임시 세그먼트에서 끝난다. 실측에서 7만 행 정렬에 TEMP 3MB씩 쓰였다. ② GTT에 대한 </w:t>
+      </w:r>
+      <w:r>
+        <w:rPr>
+          <w:rFonts w:ascii="Consolas" w:hAnsi="Consolas" w:eastAsia="맑은 고딕"/>
+          <w:sz w:val="21"/>
+        </w:rPr>
+        <w:t xml:space="preserve">INSERT</w:t>
+      </w:r>
+      <w:r>
+        <w:rPr>
+          <w:rFonts w:ascii="맑은 고딕" w:hAnsi="맑은 고딕" w:eastAsia="맑은 고딕"/>
+          <w:sz w:val="21"/>
+        </w:rPr>
+        <w:t xml:space="preserve"> — 데이터가 임시 테이블스페이스에 있다. ③ </w:t>
+      </w:r>
+      <w:r>
+        <w:rPr>
+          <w:rFonts w:ascii="Consolas" w:hAnsi="Consolas" w:eastAsia="맑은 고딕"/>
+          <w:sz w:val="21"/>
+        </w:rPr>
+        <w:t xml:space="preserve">EXPLAIN PLAN</w:t>
+      </w:r>
+      <w:r>
+        <w:rPr>
+          <w:rFonts w:ascii="맑은 고딕" w:hAnsi="맑은 고딕" w:eastAsia="맑은 고딕"/>
+          <w:sz w:val="21"/>
+        </w:rPr>
+        <w:t xml:space="preserve"> — </w:t>
+      </w:r>
+      <w:r>
+        <w:rPr>
+          <w:rFonts w:ascii="Consolas" w:hAnsi="Consolas" w:eastAsia="맑은 고딕"/>
+          <w:sz w:val="21"/>
+        </w:rPr>
+        <w:t xml:space="preserve">PLAN_TABLE</w:t>
+      </w:r>
+      <w:r>
+        <w:rPr>
+          <w:rFonts w:ascii="맑은 고딕" w:hAnsi="맑은 고딕" w:eastAsia="맑은 고딕"/>
+          <w:sz w:val="21"/>
+        </w:rPr>
+        <w:t xml:space="preserve">이 GTT다. 실측에서 33행이 들어갔다. ④ 시퀀스 </w:t>
+      </w:r>
+      <w:r>
+        <w:rPr>
+          <w:rFonts w:ascii="Consolas" w:hAnsi="Consolas" w:eastAsia="맑은 고딕"/>
+          <w:sz w:val="21"/>
+        </w:rPr>
+        <w:t xml:space="preserve">NEXTVAL</w:t>
+      </w:r>
+      <w:r>
+        <w:rPr>
+          <w:rFonts w:ascii="맑은 고딕" w:hAnsi="맑은 고딕" w:eastAsia="맑은 고딕"/>
+          <w:sz w:val="21"/>
+        </w:rPr>
+        <w:t xml:space="preserve"> — 메모리의 별도 범위를 쓴다(값이 뛴다). ⑤ </w:t>
+      </w:r>
+      <w:r>
+        <w:rPr>
+          <w:rFonts w:ascii="Consolas" w:hAnsi="Consolas" w:eastAsia="맑은 고딕"/>
+          <w:sz w:val="21"/>
+        </w:rPr>
+        <w:t xml:space="preserve">V$</w:t>
+      </w:r>
+      <w:r>
+        <w:rPr>
+          <w:rFonts w:ascii="맑은 고딕" w:hAnsi="맑은 고딕" w:eastAsia="맑은 고딕"/>
+          <w:sz w:val="21"/>
+        </w:rPr>
+        <w:t xml:space="preserve"> 뷰 조회 — 메모리 구조를 읽을 뿐이다.</w:t>
       </w:r>
     </w:p>
     <w:p>
       <w:r>
         <w:rPr>
           <w:rFonts w:ascii="맑은 고딕" w:hAnsi="맑은 고딕" w:eastAsia="맑은 고딕"/>
-          <w:sz w:val="21"/>
-        </w:rPr>
-        <w:t>**안 되는 것.** ⑥ 일반 테이블 DML — 데이터 블록·UNDO·리두를 모두 만든다. ORA-16000. ⑦ DDL — 위에 딕셔너리 변경까지 더해진다. ORA-16000. ⑧ 통계 수집 — 딕셔너리를 바꾼다. 스택 안쪽에 ORA-16000이 있다. ⑨ AWR 스냅샷 — AWR 테이블을 쓴다. 전용 오류 ORA-13516.</w:t>
+          <w:b/>
+          <w:sz w:val="21"/>
+        </w:rPr>
+        <w:t xml:space="preserve">안 되는 것.</w:t>
+      </w:r>
+      <w:r>
+        <w:rPr>
+          <w:rFonts w:ascii="맑은 고딕" w:hAnsi="맑은 고딕" w:eastAsia="맑은 고딕"/>
+          <w:sz w:val="21"/>
+        </w:rPr>
+        <w:t xml:space="preserve"> ⑥ 일반 테이블 DML — 데이터 블록·UNDO·리두를 모두 만든다. ORA-16000. ⑦ DDL — 위에 딕셔너리 변경까지 더해진다. ORA-16000. ⑧ 통계 수집 — 딕셔너리를 바꾼다. 스택 안쪽에 ORA-16000이 있다. ⑨ AWR 스냅샷 — AWR 테이블을 쓴다. 전용 오류 ORA-13516.</w:t>
       </w:r>
     </w:p>
     <w:p>
@@ -298,7 +834,22 @@
           <w:rFonts w:ascii="맑은 고딕" w:hAnsi="맑은 고딕" w:eastAsia="맑은 고딕"/>
           <w:sz w:val="21"/>
         </w:rPr>
-        <w:t>이 기준의 가치는 **새로운 상황도 판단할 수 있다**는 것이다. 표를 외우는 대신 "이 작업이 영구 파일이나 딕셔너리를 바꾸는가"를 물으면 된다.</w:t>
+        <w:t xml:space="preserve">이 기준의 가치는 </w:t>
+      </w:r>
+      <w:r>
+        <w:rPr>
+          <w:rFonts w:ascii="맑은 고딕" w:hAnsi="맑은 고딕" w:eastAsia="맑은 고딕"/>
+          <w:b/>
+          <w:sz w:val="21"/>
+        </w:rPr>
+        <w:t xml:space="preserve">새로운 상황도 판단할 수 있다</w:t>
+      </w:r>
+      <w:r>
+        <w:rPr>
+          <w:rFonts w:ascii="맑은 고딕" w:hAnsi="맑은 고딕" w:eastAsia="맑은 고딕"/>
+          <w:sz w:val="21"/>
+        </w:rPr>
+        <w:t xml:space="preserve">는 것이다. 표를 외우는 대신 "이 작업이 영구 파일이나 딕셔너리를 바꾸는가"를 물으면 된다.</w:t>
       </w:r>
     </w:p>
     <w:p>
@@ -307,7 +858,22 @@
           <w:rFonts w:ascii="맑은 고딕" w:hAnsi="맑은 고딕" w:eastAsia="맑은 고딕"/>
           <w:sz w:val="21"/>
         </w:rPr>
-        <w:t>한 문장으로 요약하면 **"보는 것은 되고 남기는 것은 안 된다."** 진단은 할 수 있지만 그 결과를 데이터베이스에 저장할 수는 없다.</w:t>
+        <w:t xml:space="preserve">한 문장으로 요약하면 </w:t>
+      </w:r>
+      <w:r>
+        <w:rPr>
+          <w:rFonts w:ascii="맑은 고딕" w:hAnsi="맑은 고딕" w:eastAsia="맑은 고딕"/>
+          <w:b/>
+          <w:sz w:val="21"/>
+        </w:rPr>
+        <w:t xml:space="preserve">"보는 것은 되고 남기는 것은 안 된다."</w:t>
+      </w:r>
+      <w:r>
+        <w:rPr>
+          <w:rFonts w:ascii="맑은 고딕" w:hAnsi="맑은 고딕" w:eastAsia="맑은 고딕"/>
+          <w:sz w:val="21"/>
+        </w:rPr>
+        <w:t xml:space="preserve"> 진단은 할 수 있지만 그 결과를 데이터베이스에 저장할 수는 없다.</w:t>
       </w:r>
     </w:p>
     <w:p>
@@ -344,7 +910,36 @@
           <w:rFonts w:ascii="맑은 고딕" w:hAnsi="맑은 고딕" w:eastAsia="맑은 고딕"/>
           <w:sz w:val="21"/>
         </w:rPr>
-        <w:t>실측에서 Primary가 `NEXTVAL`로 1을 받은 시퀀스를 Standby에서 조회하니 **21**이 나왔다.</w:t>
+        <w:t xml:space="preserve">실측에서 Primary가 </w:t>
+      </w:r>
+      <w:r>
+        <w:rPr>
+          <w:rFonts w:ascii="Consolas" w:hAnsi="Consolas" w:eastAsia="맑은 고딕"/>
+          <w:sz w:val="21"/>
+        </w:rPr>
+        <w:t xml:space="preserve">NEXTVAL</w:t>
+      </w:r>
+      <w:r>
+        <w:rPr>
+          <w:rFonts w:ascii="맑은 고딕" w:hAnsi="맑은 고딕" w:eastAsia="맑은 고딕"/>
+          <w:sz w:val="21"/>
+        </w:rPr>
+        <w:t xml:space="preserve">로 1을 받은 시퀀스를 Standby에서 조회하니 </w:t>
+      </w:r>
+      <w:r>
+        <w:rPr>
+          <w:rFonts w:ascii="맑은 고딕" w:hAnsi="맑은 고딕" w:eastAsia="맑은 고딕"/>
+          <w:b/>
+          <w:sz w:val="21"/>
+        </w:rPr>
+        <w:t xml:space="preserve">21</w:t>
+      </w:r>
+      <w:r>
+        <w:rPr>
+          <w:rFonts w:ascii="맑은 고딕" w:hAnsi="맑은 고딕" w:eastAsia="맑은 고딕"/>
+          <w:sz w:val="21"/>
+        </w:rPr>
+        <w:t xml:space="preserve">이 나왔다.</w:t>
       </w:r>
     </w:p>
     <w:p>
@@ -353,16 +948,39 @@
           <w:rFonts w:ascii="맑은 고딕" w:hAnsi="맑은 고딕" w:eastAsia="맑은 고딕"/>
           <w:sz w:val="21"/>
         </w:rPr>
-        <w:t>이유는 딕셔너리를 쓸 수 없다는 제약에서 나온다. 시퀀스는 값을 주려면 어딘가에 "여기까지 썼다"를 기록해야 하는데, Standby는 딕셔너리를 갱신할 수 없다. 그래서 오라클은 **Primary가 쓰지 않을 범위를 통째로 떼어 메모리에서만 관리하는** 방식을 쓴다. 값이 크게 건너뛴 것이 그 결과다.</w:t>
+        <w:t xml:space="preserve">이유는 딕셔너리를 쓸 수 없다는 제약에서 나온다. 시퀀스는 값을 주려면 어딘가에 "여기까지 썼다"를 기록해야 하는데, Standby는 딕셔너리를 갱신할 수 없다. 그래서 오라클은 </w:t>
+      </w:r>
+      <w:r>
+        <w:rPr>
+          <w:rFonts w:ascii="맑은 고딕" w:hAnsi="맑은 고딕" w:eastAsia="맑은 고딕"/>
+          <w:b/>
+          <w:sz w:val="21"/>
+        </w:rPr>
+        <w:t xml:space="preserve">Primary가 쓰지 않을 범위를 통째로 떼어 메모리에서만 관리하는</w:t>
+      </w:r>
+      <w:r>
+        <w:rPr>
+          <w:rFonts w:ascii="맑은 고딕" w:hAnsi="맑은 고딕" w:eastAsia="맑은 고딕"/>
+          <w:sz w:val="21"/>
+        </w:rPr>
+        <w:t xml:space="preserve"> 방식을 쓴다. 값이 크게 건너뛴 것이 그 결과다.</w:t>
       </w:r>
     </w:p>
     <w:p>
       <w:r>
         <w:rPr>
           <w:rFonts w:ascii="맑은 고딕" w:hAnsi="맑은 고딕" w:eastAsia="맑은 고딕"/>
-          <w:sz w:val="21"/>
-        </w:rPr>
-        <w:t>**실무적 함의는 분명하다. Standby에서 얻은 시퀀스 값은 Primary와 연속되지 않는다.** 채번을 두 노드에서 나눠 하면 값에 큰 구멍이 생긴다.</w:t>
+          <w:b/>
+          <w:sz w:val="21"/>
+        </w:rPr>
+        <w:t xml:space="preserve">실무적 함의는 분명하다. Standby에서 얻은 시퀀스 값은 Primary와 연속되지 않는다.</w:t>
+      </w:r>
+      <w:r>
+        <w:rPr>
+          <w:rFonts w:ascii="맑은 고딕" w:hAnsi="맑은 고딕" w:eastAsia="맑은 고딕"/>
+          <w:sz w:val="21"/>
+        </w:rPr>
+        <w:t xml:space="preserve"> 채번을 두 노드에서 나눠 하면 값에 큰 구멍이 생긴다.</w:t>
       </w:r>
     </w:p>
     <w:p>
@@ -380,7 +998,22 @@
           <w:rFonts w:ascii="맑은 고딕" w:hAnsi="맑은 고딕" w:eastAsia="맑은 고딕"/>
           <w:sz w:val="21"/>
         </w:rPr>
-        <w:t>반대로 단순히 유일한 값이 필요할 뿐이라면 문제가 없다. 값이 뛰어도 중복되지는 않기 때문이다. **연속성이 요건인가 유일성이 요건인가**를 구분하는 것이 판단의 출발점이다.</w:t>
+        <w:t xml:space="preserve">반대로 단순히 유일한 값이 필요할 뿐이라면 문제가 없다. 값이 뛰어도 중복되지는 않기 때문이다. </w:t>
+      </w:r>
+      <w:r>
+        <w:rPr>
+          <w:rFonts w:ascii="맑은 고딕" w:hAnsi="맑은 고딕" w:eastAsia="맑은 고딕"/>
+          <w:b/>
+          <w:sz w:val="21"/>
+        </w:rPr>
+        <w:t xml:space="preserve">연속성이 요건인가 유일성이 요건인가</w:t>
+      </w:r>
+      <w:r>
+        <w:rPr>
+          <w:rFonts w:ascii="맑은 고딕" w:hAnsi="맑은 고딕" w:eastAsia="맑은 고딕"/>
+          <w:sz w:val="21"/>
+        </w:rPr>
+        <w:t xml:space="preserve">를 구분하는 것이 판단의 출발점이다.</w:t>
       </w:r>
     </w:p>
     <w:p>
@@ -424,9 +1057,32 @@
       <w:r>
         <w:rPr>
           <w:rFonts w:ascii="맑은 고딕" w:hAnsi="맑은 고딕" w:eastAsia="맑은 고딕"/>
-          <w:sz w:val="21"/>
-        </w:rPr>
-        <w:t>**동작 방식.** Standby 세션에서 실행한 DML을 Standby가 Primary로 넘겨 실행시키고 결과를 받아 돌려준다. Standby는 **Primary로 새 연결을 만들어** 현재 세션의 사용자로 인증한 뒤 문장을 실행한다. 커밋 후 그 변경은 리두를 통해 Standby로 돌아온다.</w:t>
+          <w:b/>
+          <w:sz w:val="21"/>
+        </w:rPr>
+        <w:t xml:space="preserve">동작 방식.</w:t>
+      </w:r>
+      <w:r>
+        <w:rPr>
+          <w:rFonts w:ascii="맑은 고딕" w:hAnsi="맑은 고딕" w:eastAsia="맑은 고딕"/>
+          <w:sz w:val="21"/>
+        </w:rPr>
+        <w:t xml:space="preserve"> Standby 세션에서 실행한 DML을 Standby가 Primary로 넘겨 실행시키고 결과를 받아 돌려준다. Standby는 </w:t>
+      </w:r>
+      <w:r>
+        <w:rPr>
+          <w:rFonts w:ascii="맑은 고딕" w:hAnsi="맑은 고딕" w:eastAsia="맑은 고딕"/>
+          <w:b/>
+          <w:sz w:val="21"/>
+        </w:rPr>
+        <w:t xml:space="preserve">Primary로 새 연결을 만들어</w:t>
+      </w:r>
+      <w:r>
+        <w:rPr>
+          <w:rFonts w:ascii="맑은 고딕" w:hAnsi="맑은 고딕" w:eastAsia="맑은 고딕"/>
+          <w:sz w:val="21"/>
+        </w:rPr>
+        <w:t xml:space="preserve"> 현재 세션의 사용자로 인증한 뒤 문장을 실행한다. 커밋 후 그 변경은 리두를 통해 Standby로 돌아온다.</w:t>
       </w:r>
     </w:p>
     <w:p>
@@ -435,25 +1091,128 @@
           <w:rFonts w:ascii="맑은 고딕" w:hAnsi="맑은 고딕" w:eastAsia="맑은 고딕"/>
           <w:sz w:val="21"/>
         </w:rPr>
-        <w:t>실측에서 일반 PDB 사용자로 `INSERT`·`UPDATE`·`DELETE`가 모두 성공했고, 같은 행이 Primary에서도 조회되었다. 영향받은 행 수도 정확히 돌려주었다.</w:t>
+        <w:t xml:space="preserve">실측에서 일반 PDB 사용자로 </w:t>
+      </w:r>
+      <w:r>
+        <w:rPr>
+          <w:rFonts w:ascii="Consolas" w:hAnsi="Consolas" w:eastAsia="맑은 고딕"/>
+          <w:sz w:val="21"/>
+        </w:rPr>
+        <w:t xml:space="preserve">INSERT</w:t>
+      </w:r>
+      <w:r>
+        <w:rPr>
+          <w:rFonts w:ascii="맑은 고딕" w:hAnsi="맑은 고딕" w:eastAsia="맑은 고딕"/>
+          <w:sz w:val="21"/>
+        </w:rPr>
+        <w:t xml:space="preserve">·</w:t>
+      </w:r>
+      <w:r>
+        <w:rPr>
+          <w:rFonts w:ascii="Consolas" w:hAnsi="Consolas" w:eastAsia="맑은 고딕"/>
+          <w:sz w:val="21"/>
+        </w:rPr>
+        <w:t xml:space="preserve">UPDATE</w:t>
+      </w:r>
+      <w:r>
+        <w:rPr>
+          <w:rFonts w:ascii="맑은 고딕" w:hAnsi="맑은 고딕" w:eastAsia="맑은 고딕"/>
+          <w:sz w:val="21"/>
+        </w:rPr>
+        <w:t xml:space="preserve">·</w:t>
+      </w:r>
+      <w:r>
+        <w:rPr>
+          <w:rFonts w:ascii="Consolas" w:hAnsi="Consolas" w:eastAsia="맑은 고딕"/>
+          <w:sz w:val="21"/>
+        </w:rPr>
+        <w:t xml:space="preserve">DELETE</w:t>
+      </w:r>
+      <w:r>
+        <w:rPr>
+          <w:rFonts w:ascii="맑은 고딕" w:hAnsi="맑은 고딕" w:eastAsia="맑은 고딕"/>
+          <w:sz w:val="21"/>
+        </w:rPr>
+        <w:t xml:space="preserve">가 모두 성공했고, 같은 행이 Primary에서도 조회되었다. 영향받은 행 수도 정확히 돌려주었다.</w:t>
       </w:r>
     </w:p>
     <w:p>
       <w:r>
         <w:rPr>
           <w:rFonts w:ascii="맑은 고딕" w:hAnsi="맑은 고딕" w:eastAsia="맑은 고딕"/>
-          <w:sz w:val="21"/>
-        </w:rPr>
-        <w:t>**적합한 용도**는 조회 위주 세션에서 발생하는 **간헐적이고 작은 갱신**이다. 마지막 접속 시각 기록, 조회 이력 한 줄 남기기, 사용자 설정 저장 같은 것이다. 이런 한두 문장 때문에 접속을 나누는 것이 번거롭기 때문에 리다이렉션이 그 간격을 메운다.</w:t>
+          <w:b/>
+          <w:sz w:val="21"/>
+        </w:rPr>
+        <w:t xml:space="preserve">적합한 용도</w:t>
+      </w:r>
+      <w:r>
+        <w:rPr>
+          <w:rFonts w:ascii="맑은 고딕" w:hAnsi="맑은 고딕" w:eastAsia="맑은 고딕"/>
+          <w:sz w:val="21"/>
+        </w:rPr>
+        <w:t xml:space="preserve">는 조회 위주 세션에서 발생하는 </w:t>
+      </w:r>
+      <w:r>
+        <w:rPr>
+          <w:rFonts w:ascii="맑은 고딕" w:hAnsi="맑은 고딕" w:eastAsia="맑은 고딕"/>
+          <w:b/>
+          <w:sz w:val="21"/>
+        </w:rPr>
+        <w:t xml:space="preserve">간헐적이고 작은 갱신</w:t>
+      </w:r>
+      <w:r>
+        <w:rPr>
+          <w:rFonts w:ascii="맑은 고딕" w:hAnsi="맑은 고딕" w:eastAsia="맑은 고딕"/>
+          <w:sz w:val="21"/>
+        </w:rPr>
+        <w:t xml:space="preserve">이다. 마지막 접속 시각 기록, 조회 이력 한 줄 남기기, 사용자 설정 저장 같은 것이다. 이런 한두 문장 때문에 접속을 나누는 것이 번거롭기 때문에 리다이렉션이 그 간격을 메운다.</w:t>
       </w:r>
     </w:p>
     <w:p>
       <w:r>
         <w:rPr>
           <w:rFonts w:ascii="맑은 고딕" w:hAnsi="맑은 고딕" w:eastAsia="맑은 고딕"/>
-          <w:sz w:val="21"/>
-        </w:rPr>
-        <w:t>**피해야 할 용도**는 두 가지다. 첫째, **대량 DML**이다. 문장 하나가 두 번의 네트워크 왕복을 만들므로 수십만 행을 갱신하는 배치를 리다이렉션으로 돌리면 Standby가 중계기 노릇을 하며 지연만 늘어난다. 그런 작업은 처음부터 Primary에 접속해 실행한다. 둘째, **긴 트랜잭션**이다. 리다이렉트된 DML의 트랜잭션은 Primary에 존재하므로, Standby 세션이 문제를 겪는 동안 Primary에 잠금이 남을 수 있다.</w:t>
+          <w:b/>
+          <w:sz w:val="21"/>
+        </w:rPr>
+        <w:t xml:space="preserve">피해야 할 용도</w:t>
+      </w:r>
+      <w:r>
+        <w:rPr>
+          <w:rFonts w:ascii="맑은 고딕" w:hAnsi="맑은 고딕" w:eastAsia="맑은 고딕"/>
+          <w:sz w:val="21"/>
+        </w:rPr>
+        <w:t xml:space="preserve">는 두 가지다. 첫째, </w:t>
+      </w:r>
+      <w:r>
+        <w:rPr>
+          <w:rFonts w:ascii="맑은 고딕" w:hAnsi="맑은 고딕" w:eastAsia="맑은 고딕"/>
+          <w:b/>
+          <w:sz w:val="21"/>
+        </w:rPr>
+        <w:t xml:space="preserve">대량 DML</w:t>
+      </w:r>
+      <w:r>
+        <w:rPr>
+          <w:rFonts w:ascii="맑은 고딕" w:hAnsi="맑은 고딕" w:eastAsia="맑은 고딕"/>
+          <w:sz w:val="21"/>
+        </w:rPr>
+        <w:t xml:space="preserve">이다. 문장 하나가 두 번의 네트워크 왕복을 만들므로 수십만 행을 갱신하는 배치를 리다이렉션으로 돌리면 Standby가 중계기 노릇을 하며 지연만 늘어난다. 그런 작업은 처음부터 Primary에 접속해 실행한다. 둘째, </w:t>
+      </w:r>
+      <w:r>
+        <w:rPr>
+          <w:rFonts w:ascii="맑은 고딕" w:hAnsi="맑은 고딕" w:eastAsia="맑은 고딕"/>
+          <w:b/>
+          <w:sz w:val="21"/>
+        </w:rPr>
+        <w:t xml:space="preserve">긴 트랜잭션</w:t>
+      </w:r>
+      <w:r>
+        <w:rPr>
+          <w:rFonts w:ascii="맑은 고딕" w:hAnsi="맑은 고딕" w:eastAsia="맑은 고딕"/>
+          <w:sz w:val="21"/>
+        </w:rPr>
+        <w:t xml:space="preserve">이다. 리다이렉트된 DML의 트랜잭션은 Primary에 존재하므로, Standby 세션이 문제를 겪는 동안 Primary에 잠금이 남을 수 있다.</w:t>
       </w:r>
     </w:p>
     <w:p>
@@ -462,7 +1221,22 @@
           <w:rFonts w:ascii="맑은 고딕" w:hAnsi="맑은 고딕" w:eastAsia="맑은 고딕"/>
           <w:sz w:val="21"/>
         </w:rPr>
-        <w:t>켜는 방법은 시스템 수준과 세션 수준이 있는데 **세션 수준을 권한다.** 시스템 수준으로 켜면 의도하지 않은 DML까지 Primary로 넘어가므로 통제가 어렵다.</w:t>
+        <w:t xml:space="preserve">켜는 방법은 시스템 수준과 세션 수준이 있는데 </w:t>
+      </w:r>
+      <w:r>
+        <w:rPr>
+          <w:rFonts w:ascii="맑은 고딕" w:hAnsi="맑은 고딕" w:eastAsia="맑은 고딕"/>
+          <w:b/>
+          <w:sz w:val="21"/>
+        </w:rPr>
+        <w:t xml:space="preserve">세션 수준을 권한다.</w:t>
+      </w:r>
+      <w:r>
+        <w:rPr>
+          <w:rFonts w:ascii="맑은 고딕" w:hAnsi="맑은 고딕" w:eastAsia="맑은 고딕"/>
+          <w:sz w:val="21"/>
+        </w:rPr>
+        <w:t xml:space="preserve"> 시스템 수준으로 켜면 의도하지 않은 DML까지 Primary로 넘어가므로 통제가 어렵다.</w:t>
       </w:r>
     </w:p>
     <w:p>
@@ -496,28 +1270,82 @@
     <w:p>
       <w:r>
         <w:rPr>
-          <w:rFonts w:ascii="맑은 고딕" w:hAnsi="맑은 고딕" w:eastAsia="맑은 고딕"/>
-          <w:sz w:val="21"/>
-        </w:rPr>
-        <w:t>**`STANDBY_MAX_DATA_DELAY`는 거부한다.** 세션이 허용할 지연을 초 단위로 정하고, 초과하면 `ORA-03172`로 조회를 실패시킨다. 빠르게 실패하므로 애플리케이션이 다른 길을 갈 수 있다.</w:t>
+          <w:rFonts w:ascii="Consolas" w:hAnsi="Consolas" w:eastAsia="맑은 고딕"/>
+          <w:b/>
+          <w:sz w:val="21"/>
+        </w:rPr>
+        <w:t xml:space="preserve">STANDBY_MAX_DATA_DELAY</w:t>
+      </w:r>
+      <w:r>
+        <w:rPr>
+          <w:rFonts w:ascii="맑은 고딕" w:hAnsi="맑은 고딕" w:eastAsia="맑은 고딕"/>
+          <w:b/>
+          <w:sz w:val="21"/>
+        </w:rPr>
+        <w:t xml:space="preserve">는 거부한다.</w:t>
+      </w:r>
+      <w:r>
+        <w:rPr>
+          <w:rFonts w:ascii="맑은 고딕" w:hAnsi="맑은 고딕" w:eastAsia="맑은 고딕"/>
+          <w:sz w:val="21"/>
+        </w:rPr>
+        <w:t xml:space="preserve"> 세션이 허용할 지연을 초 단위로 정하고, 초과하면 </w:t>
+      </w:r>
+      <w:r>
+        <w:rPr>
+          <w:rFonts w:ascii="Consolas" w:hAnsi="Consolas" w:eastAsia="맑은 고딕"/>
+          <w:sz w:val="21"/>
+        </w:rPr>
+        <w:t xml:space="preserve">ORA-03172</w:t>
+      </w:r>
+      <w:r>
+        <w:rPr>
+          <w:rFonts w:ascii="맑은 고딕" w:hAnsi="맑은 고딕" w:eastAsia="맑은 고딕"/>
+          <w:sz w:val="21"/>
+        </w:rPr>
+        <w:t xml:space="preserve">로 조회를 실패시킨다. 빠르게 실패하므로 애플리케이션이 다른 길을 갈 수 있다.</w:t>
       </w:r>
     </w:p>
     <w:p>
       <w:r>
         <w:rPr>
-          <w:rFonts w:ascii="맑은 고딕" w:hAnsi="맑은 고딕" w:eastAsia="맑은 고딕"/>
-          <w:sz w:val="21"/>
-        </w:rPr>
-        <w:t>**`ALTER SESSION SYNC WITH PRIMARY`는 기다린다.** 조회 전에 Standby가 Primary를 따라잡을 때까지 대기한다. 조금 느려도 최신 데이터를 주려 한다.</w:t>
+          <w:rFonts w:ascii="Consolas" w:hAnsi="Consolas" w:eastAsia="맑은 고딕"/>
+          <w:b/>
+          <w:sz w:val="21"/>
+        </w:rPr>
+        <w:t xml:space="preserve">ALTER SESSION SYNC WITH PRIMARY</w:t>
+      </w:r>
+      <w:r>
+        <w:rPr>
+          <w:rFonts w:ascii="맑은 고딕" w:hAnsi="맑은 고딕" w:eastAsia="맑은 고딕"/>
+          <w:b/>
+          <w:sz w:val="21"/>
+        </w:rPr>
+        <w:t xml:space="preserve">는 기다린다.</w:t>
+      </w:r>
+      <w:r>
+        <w:rPr>
+          <w:rFonts w:ascii="맑은 고딕" w:hAnsi="맑은 고딕" w:eastAsia="맑은 고딕"/>
+          <w:sz w:val="21"/>
+        </w:rPr>
+        <w:t xml:space="preserve"> 조회 전에 Standby가 Primary를 따라잡을 때까지 대기한다. 조금 느려도 최신 데이터를 주려 한다.</w:t>
       </w:r>
     </w:p>
     <w:p>
       <w:r>
         <w:rPr>
           <w:rFonts w:ascii="맑은 고딕" w:hAnsi="맑은 고딕" w:eastAsia="맑은 고딕"/>
-          <w:sz w:val="21"/>
-        </w:rPr>
-        <w:t>**적합한 상황이 다르다.** 전자는 실패를 감지해 Primary로 재시도할 수 있는 애플리케이션에 맞고, 후자는 지연을 감수하고서라도 최신 데이터가 필요한 조회에 맞는다. 한도를 두지 않는 기본 상태는 신선도가 중요하지 않은 보고서·집계에 맞는다.</w:t>
+          <w:b/>
+          <w:sz w:val="21"/>
+        </w:rPr>
+        <w:t xml:space="preserve">적합한 상황이 다르다.</w:t>
+      </w:r>
+      <w:r>
+        <w:rPr>
+          <w:rFonts w:ascii="맑은 고딕" w:hAnsi="맑은 고딕" w:eastAsia="맑은 고딕"/>
+          <w:sz w:val="21"/>
+        </w:rPr>
+        <w:t xml:space="preserve"> 전자는 실패를 감지해 Primary로 재시도할 수 있는 애플리케이션에 맞고, 후자는 지연을 감수하고서라도 최신 데이터가 필요한 조회에 맞는다. 한도를 두지 않는 기본 상태는 신선도가 중요하지 않은 보고서·집계에 맞는다.</w:t>
       </w:r>
     </w:p>
     <w:p>
@@ -526,7 +1354,36 @@
           <w:rFonts w:ascii="맑은 고딕" w:hAnsi="맑은 고딕" w:eastAsia="맑은 고딕"/>
           <w:sz w:val="21"/>
         </w:rPr>
-        <w:t>실습 환경에서는 **후자를 쓸 수 없다.** `ORA-03173`으로 거부되는데, 이 명령은 동기 전송 구성에서만 성립하기 때문이다. MAXIMUM PERFORMANCE(ASYNC)에서는 리두가 모두 도착했다는 보장이 없어 오라클이 시도 자체를 거부한다.</w:t>
+        <w:t xml:space="preserve">실습 환경에서는 </w:t>
+      </w:r>
+      <w:r>
+        <w:rPr>
+          <w:rFonts w:ascii="맑은 고딕" w:hAnsi="맑은 고딕" w:eastAsia="맑은 고딕"/>
+          <w:b/>
+          <w:sz w:val="21"/>
+        </w:rPr>
+        <w:t xml:space="preserve">후자를 쓸 수 없다.</w:t>
+      </w:r>
+      <w:r>
+        <w:rPr>
+          <w:rFonts w:ascii="맑은 고딕" w:hAnsi="맑은 고딕" w:eastAsia="맑은 고딕"/>
+          <w:sz w:val="21"/>
+        </w:rPr>
+        <w:t xml:space="preserve"> </w:t>
+      </w:r>
+      <w:r>
+        <w:rPr>
+          <w:rFonts w:ascii="Consolas" w:hAnsi="Consolas" w:eastAsia="맑은 고딕"/>
+          <w:sz w:val="21"/>
+        </w:rPr>
+        <w:t xml:space="preserve">ORA-03173</w:t>
+      </w:r>
+      <w:r>
+        <w:rPr>
+          <w:rFonts w:ascii="맑은 고딕" w:hAnsi="맑은 고딕" w:eastAsia="맑은 고딕"/>
+          <w:sz w:val="21"/>
+        </w:rPr>
+        <w:t xml:space="preserve">으로 거부되는데, 이 명령은 동기 전송 구성에서만 성립하기 때문이다. MAXIMUM PERFORMANCE(ASYNC)에서는 리두가 모두 도착했다는 보장이 없어 오라클이 시도 자체를 거부한다.</w:t>
       </w:r>
     </w:p>
     <w:p>
@@ -535,7 +1392,36 @@
           <w:rFonts w:ascii="맑은 고딕" w:hAnsi="맑은 고딕" w:eastAsia="맑은 고딕"/>
           <w:sz w:val="21"/>
         </w:rPr>
-        <w:t>실무적으로는 전자가 다루기 쉽다. 오류가 나면 재시도하면 되기 때문이다. `try { standby } catch (ORA-03172) { primary }` 구조가 되며, **Standby가 정상일 때는 부하를 나누고 뒤처졌을 때만 Primary로 간다**는 이점이 있다.</w:t>
+        <w:t xml:space="preserve">실무적으로는 전자가 다루기 쉽다. 오류가 나면 재시도하면 되기 때문이다. </w:t>
+      </w:r>
+      <w:r>
+        <w:rPr>
+          <w:rFonts w:ascii="Consolas" w:hAnsi="Consolas" w:eastAsia="맑은 고딕"/>
+          <w:sz w:val="21"/>
+        </w:rPr>
+        <w:t xml:space="preserve">try { standby } catch (ORA-03172) { primary }</w:t>
+      </w:r>
+      <w:r>
+        <w:rPr>
+          <w:rFonts w:ascii="맑은 고딕" w:hAnsi="맑은 고딕" w:eastAsia="맑은 고딕"/>
+          <w:sz w:val="21"/>
+        </w:rPr>
+        <w:t xml:space="preserve"> 구조가 되며, </w:t>
+      </w:r>
+      <w:r>
+        <w:rPr>
+          <w:rFonts w:ascii="맑은 고딕" w:hAnsi="맑은 고딕" w:eastAsia="맑은 고딕"/>
+          <w:b/>
+          <w:sz w:val="21"/>
+        </w:rPr>
+        <w:t xml:space="preserve">Standby가 정상일 때는 부하를 나누고 뒤처졌을 때만 Primary로 간다</w:t>
+      </w:r>
+      <w:r>
+        <w:rPr>
+          <w:rFonts w:ascii="맑은 고딕" w:hAnsi="맑은 고딕" w:eastAsia="맑은 고딕"/>
+          <w:sz w:val="21"/>
+        </w:rPr>
+        <w:t xml:space="preserve">는 이점이 있다.</w:t>
       </w:r>
     </w:p>
     <w:p>
@@ -544,7 +1430,21 @@
           <w:rFonts w:ascii="맑은 고딕" w:hAnsi="맑은 고딕" w:eastAsia="맑은 고딕"/>
           <w:sz w:val="21"/>
         </w:rPr>
-        <w:t>값은 정상 상태의 지연을 관찰해 정한다. 실측에서 정상 상태의 `apply lag`은 0초였고 히스토그램의 대부분이 0초 구간이었으므로, 5초나 10초로 잡으면 평상시에는 거의 걸리지 않는다.</w:t>
+        <w:t xml:space="preserve">값은 정상 상태의 지연을 관찰해 정한다. 실측에서 정상 상태의 </w:t>
+      </w:r>
+      <w:r>
+        <w:rPr>
+          <w:rFonts w:ascii="Consolas" w:hAnsi="Consolas" w:eastAsia="맑은 고딕"/>
+          <w:sz w:val="21"/>
+        </w:rPr>
+        <w:t xml:space="preserve">apply lag</w:t>
+      </w:r>
+      <w:r>
+        <w:rPr>
+          <w:rFonts w:ascii="맑은 고딕" w:hAnsi="맑은 고딕" w:eastAsia="맑은 고딕"/>
+          <w:sz w:val="21"/>
+        </w:rPr>
+        <w:t xml:space="preserve">은 0초였고 히스토그램의 대부분이 0초 구간이었으므로, 5초나 10초로 잡으면 평상시에는 거의 걸리지 않는다.</w:t>
       </w:r>
     </w:p>
     <w:p>
@@ -581,7 +1481,81 @@
           <w:rFonts w:ascii="맑은 고딕" w:hAnsi="맑은 고딕" w:eastAsia="맑은 고딕"/>
           <w:sz w:val="21"/>
         </w:rPr>
-        <w:t>이 장에서 보호 모드가 결정한 것은 둘이다. **`ALTER SESSION SYNC WITH PRIMARY`의 사용 가능 여부**와 **`STANDBY_MAX_DATA_DELAY=0`의 사용 가능 여부**다. 둘 다 동기 전송을 전제하며, ASYNC 구성에서는 각각 `ORA-03173`과 `ORA-03172`로 막힌다.</w:t>
+        <w:t xml:space="preserve">이 장에서 보호 모드가 결정한 것은 둘이다. </w:t>
+      </w:r>
+      <w:r>
+        <w:rPr>
+          <w:rFonts w:ascii="Consolas" w:hAnsi="Consolas" w:eastAsia="맑은 고딕"/>
+          <w:b/>
+          <w:sz w:val="21"/>
+        </w:rPr>
+        <w:t xml:space="preserve">ALTER SESSION SYNC WITH PRIMARY</w:t>
+      </w:r>
+      <w:r>
+        <w:rPr>
+          <w:rFonts w:ascii="맑은 고딕" w:hAnsi="맑은 고딕" w:eastAsia="맑은 고딕"/>
+          <w:b/>
+          <w:sz w:val="21"/>
+        </w:rPr>
+        <w:t xml:space="preserve">의 사용 가능 여부</w:t>
+      </w:r>
+      <w:r>
+        <w:rPr>
+          <w:rFonts w:ascii="맑은 고딕" w:hAnsi="맑은 고딕" w:eastAsia="맑은 고딕"/>
+          <w:sz w:val="21"/>
+        </w:rPr>
+        <w:t xml:space="preserve">와 </w:t>
+      </w:r>
+      <w:r>
+        <w:rPr>
+          <w:rFonts w:ascii="Consolas" w:hAnsi="Consolas" w:eastAsia="맑은 고딕"/>
+          <w:b/>
+          <w:sz w:val="21"/>
+        </w:rPr>
+        <w:t xml:space="preserve">STANDBY_MAX_DATA_DELAY=0</w:t>
+      </w:r>
+      <w:r>
+        <w:rPr>
+          <w:rFonts w:ascii="맑은 고딕" w:hAnsi="맑은 고딕" w:eastAsia="맑은 고딕"/>
+          <w:b/>
+          <w:sz w:val="21"/>
+        </w:rPr>
+        <w:t xml:space="preserve">의 사용 가능 여부</w:t>
+      </w:r>
+      <w:r>
+        <w:rPr>
+          <w:rFonts w:ascii="맑은 고딕" w:hAnsi="맑은 고딕" w:eastAsia="맑은 고딕"/>
+          <w:sz w:val="21"/>
+        </w:rPr>
+        <w:t xml:space="preserve">다. 둘 다 동기 전송을 전제하며, ASYNC 구성에서는 각각 </w:t>
+      </w:r>
+      <w:r>
+        <w:rPr>
+          <w:rFonts w:ascii="Consolas" w:hAnsi="Consolas" w:eastAsia="맑은 고딕"/>
+          <w:sz w:val="21"/>
+        </w:rPr>
+        <w:t xml:space="preserve">ORA-03173</w:t>
+      </w:r>
+      <w:r>
+        <w:rPr>
+          <w:rFonts w:ascii="맑은 고딕" w:hAnsi="맑은 고딕" w:eastAsia="맑은 고딕"/>
+          <w:sz w:val="21"/>
+        </w:rPr>
+        <w:t xml:space="preserve">과 </w:t>
+      </w:r>
+      <w:r>
+        <w:rPr>
+          <w:rFonts w:ascii="Consolas" w:hAnsi="Consolas" w:eastAsia="맑은 고딕"/>
+          <w:sz w:val="21"/>
+        </w:rPr>
+        <w:t xml:space="preserve">ORA-03172</w:t>
+      </w:r>
+      <w:r>
+        <w:rPr>
+          <w:rFonts w:ascii="맑은 고딕" w:hAnsi="맑은 고딕" w:eastAsia="맑은 고딕"/>
+          <w:sz w:val="21"/>
+        </w:rPr>
+        <w:t xml:space="preserve">로 막힌다.</w:t>
       </w:r>
     </w:p>
     <w:p>
@@ -590,7 +1564,37 @@
           <w:rFonts w:ascii="맑은 고딕" w:hAnsi="맑은 고딕" w:eastAsia="맑은 고딕"/>
           <w:sz w:val="21"/>
         </w:rPr>
-        <w:t>8장의 사고에서는 다른 것을 결정했다. CURRENT 리두 파일이 삭제된 뒤 Standby의 SRL을 가져와 적용했을 때 필요 SCN이 2513532에서 2513652로 전진했지만 완전 복구에는 이르지 못했다. **ASYNC라 Primary가 쓰고 아직 보내지 못한 리두 꼬리가 있었기 때문**이다. 즉 보호 모드가 **복구 가능성**을 결정했다.</w:t>
+        <w:t xml:space="preserve">8장의 사고에서는 다른 것을 결정했다. CURRENT 리두 파일이 삭제된 뒤 Standby의 SRL을 가져와 적용했을 때 필요 SCN이 2513532에서 2513652로 전진했지만 완전 복구에는 이르지 못했다. </w:t>
+      </w:r>
+      <w:r>
+        <w:rPr>
+          <w:rFonts w:ascii="맑은 고딕" w:hAnsi="맑은 고딕" w:eastAsia="맑은 고딕"/>
+          <w:b/>
+          <w:sz w:val="21"/>
+        </w:rPr>
+        <w:t xml:space="preserve">ASYNC라 Primary가 쓰고 아직 보내지 못한 리두 꼬리가 있었기 때문</w:t>
+      </w:r>
+      <w:r>
+        <w:rPr>
+          <w:rFonts w:ascii="맑은 고딕" w:hAnsi="맑은 고딕" w:eastAsia="맑은 고딕"/>
+          <w:sz w:val="21"/>
+        </w:rPr>
+        <w:t xml:space="preserve">이다. 즉 보호 모드가 </w:t>
+      </w:r>
+      <w:r>
+        <w:rPr>
+          <w:rFonts w:ascii="맑은 고딕" w:hAnsi="맑은 고딕" w:eastAsia="맑은 고딕"/>
+          <w:b/>
+          <w:sz w:val="21"/>
+        </w:rPr>
+        <w:t xml:space="preserve">복구 가능성</w:t>
+      </w:r>
+      <w:r>
+        <w:rPr>
+          <w:rFonts w:ascii="맑은 고딕" w:hAnsi="맑은 고딕" w:eastAsia="맑은 고딕"/>
+          <w:sz w:val="21"/>
+        </w:rPr>
+        <w:t xml:space="preserve">을 결정했다.</w:t>
       </w:r>
     </w:p>
     <w:p>
@@ -599,7 +1603,22 @@
           <w:rFonts w:ascii="맑은 고딕" w:hAnsi="맑은 고딕" w:eastAsia="맑은 고딕"/>
           <w:sz w:val="21"/>
         </w:rPr>
-        <w:t>두 사례를 합치면 보호 모드의 의미가 분명해진다. 2장에서는 "성능과 보호의 교환"으로 설명했고, 주로 평상시 성능과 Primary 정지 위험의 교환으로 다뤘다. 그러나 실제로는 **여러 기능의 전제 조건**이다.</w:t>
+        <w:t xml:space="preserve">두 사례를 합치면 보호 모드의 의미가 분명해진다. 2장에서는 "성능과 보호의 교환"으로 설명했고, 주로 평상시 성능과 Primary 정지 위험의 교환으로 다뤘다. 그러나 실제로는 </w:t>
+      </w:r>
+      <w:r>
+        <w:rPr>
+          <w:rFonts w:ascii="맑은 고딕" w:hAnsi="맑은 고딕" w:eastAsia="맑은 고딕"/>
+          <w:b/>
+          <w:sz w:val="21"/>
+        </w:rPr>
+        <w:t xml:space="preserve">여러 기능의 전제 조건</w:t>
+      </w:r>
+      <w:r>
+        <w:rPr>
+          <w:rFonts w:ascii="맑은 고딕" w:hAnsi="맑은 고딕" w:eastAsia="맑은 고딕"/>
+          <w:sz w:val="21"/>
+        </w:rPr>
+        <w:t xml:space="preserve">이다.</w:t>
       </w:r>
     </w:p>
     <w:p>
@@ -617,7 +1636,22 @@
           <w:rFonts w:ascii="맑은 고딕" w:hAnsi="맑은 고딕" w:eastAsia="맑은 고딕"/>
           <w:sz w:val="21"/>
         </w:rPr>
-        <w:t>그러므로 보호 모드 선택은 성능 문제가 아니라 **얼마만큼의 손실과 제약을 감수할 것인가**의 문제다. RPO를 정하는 결정이며, 그 결정이 예상보다 넓은 범위에 영향을 미친다.</w:t>
+        <w:t xml:space="preserve">그러므로 보호 모드 선택은 성능 문제가 아니라 </w:t>
+      </w:r>
+      <w:r>
+        <w:rPr>
+          <w:rFonts w:ascii="맑은 고딕" w:hAnsi="맑은 고딕" w:eastAsia="맑은 고딕"/>
+          <w:b/>
+          <w:sz w:val="21"/>
+        </w:rPr>
+        <w:t xml:space="preserve">얼마만큼의 손실과 제약을 감수할 것인가</w:t>
+      </w:r>
+      <w:r>
+        <w:rPr>
+          <w:rFonts w:ascii="맑은 고딕" w:hAnsi="맑은 고딕" w:eastAsia="맑은 고딕"/>
+          <w:sz w:val="21"/>
+        </w:rPr>
+        <w:t xml:space="preserve">의 문제다. RPO를 정하는 결정이며, 그 결정이 예상보다 넓은 범위에 영향을 미친다.</w:t>
       </w:r>
     </w:p>
     <w:p>
@@ -660,45 +1694,133 @@
       <w:r>
         <w:rPr>
           <w:rFonts w:ascii="맑은 고딕" w:hAnsi="맑은 고딕" w:eastAsia="맑은 고딕"/>
-          <w:sz w:val="21"/>
-        </w:rPr>
-        <w:t>**원인.** `DBA_FEATURE_USAGE_STATISTICS`는 현재 컨테이너만 보여 준다. `SYS`로 접속하면 CDB$ROOT이므로 루트 컨테이너의 통계만 조회된다. ADG 관련 항목은 다른 컨테이너에 있다.</w:t>
+          <w:b/>
+          <w:sz w:val="21"/>
+        </w:rPr>
+        <w:t xml:space="preserve">원인.</w:t>
+      </w:r>
+      <w:r>
+        <w:rPr>
+          <w:rFonts w:ascii="맑은 고딕" w:hAnsi="맑은 고딕" w:eastAsia="맑은 고딕"/>
+          <w:sz w:val="21"/>
+        </w:rPr>
+        <w:t xml:space="preserve"> </w:t>
+      </w:r>
+      <w:r>
+        <w:rPr>
+          <w:rFonts w:ascii="Consolas" w:hAnsi="Consolas" w:eastAsia="맑은 고딕"/>
+          <w:sz w:val="21"/>
+        </w:rPr>
+        <w:t xml:space="preserve">DBA_FEATURE_USAGE_STATISTICS</w:t>
+      </w:r>
+      <w:r>
+        <w:rPr>
+          <w:rFonts w:ascii="맑은 고딕" w:hAnsi="맑은 고딕" w:eastAsia="맑은 고딕"/>
+          <w:sz w:val="21"/>
+        </w:rPr>
+        <w:t xml:space="preserve">는 현재 컨테이너만 보여 준다. </w:t>
+      </w:r>
+      <w:r>
+        <w:rPr>
+          <w:rFonts w:ascii="Consolas" w:hAnsi="Consolas" w:eastAsia="맑은 고딕"/>
+          <w:sz w:val="21"/>
+        </w:rPr>
+        <w:t xml:space="preserve">SYS</w:t>
+      </w:r>
+      <w:r>
+        <w:rPr>
+          <w:rFonts w:ascii="맑은 고딕" w:hAnsi="맑은 고딕" w:eastAsia="맑은 고딕"/>
+          <w:sz w:val="21"/>
+        </w:rPr>
+        <w:t xml:space="preserve">로 접속하면 CDB$ROOT이므로 루트 컨테이너의 통계만 조회된다. ADG 관련 항목은 다른 컨테이너에 있다.</w:t>
       </w:r>
     </w:p>
     <w:p>
       <w:r>
         <w:rPr>
           <w:rFonts w:ascii="맑은 고딕" w:hAnsi="맑은 고딕" w:eastAsia="맑은 고딕"/>
-          <w:sz w:val="21"/>
-        </w:rPr>
-        <w:t>**조치.** `CDB_FEATURE_USAGE_STATISTICS`로 조회한다.</w:t>
+          <w:b/>
+          <w:sz w:val="21"/>
+        </w:rPr>
+        <w:t xml:space="preserve">조치.</w:t>
+      </w:r>
+      <w:r>
+        <w:rPr>
+          <w:rFonts w:ascii="맑은 고딕" w:hAnsi="맑은 고딕" w:eastAsia="맑은 고딕"/>
+          <w:sz w:val="21"/>
+        </w:rPr>
+        <w:t xml:space="preserve"> </w:t>
+      </w:r>
+      <w:r>
+        <w:rPr>
+          <w:rFonts w:ascii="Consolas" w:hAnsi="Consolas" w:eastAsia="맑은 고딕"/>
+          <w:sz w:val="21"/>
+        </w:rPr>
+        <w:t xml:space="preserve">CDB_FEATURE_USAGE_STATISTICS</w:t>
+      </w:r>
+      <w:r>
+        <w:rPr>
+          <w:rFonts w:ascii="맑은 고딕" w:hAnsi="맑은 고딕" w:eastAsia="맑은 고딕"/>
+          <w:sz w:val="21"/>
+        </w:rPr>
+        <w:t xml:space="preserve">로 조회한다.</w:t>
       </w:r>
     </w:p>
     <w:p>
       <w:r>
         <w:rPr>
-          <w:rFonts w:ascii="맑은 고딕" w:hAnsi="맑은 고딕" w:eastAsia="맑은 고딕"/>
-          <w:sz w:val="21"/>
-        </w:rPr>
-        <w:t>`SELECT con_id, name, detected_usages FROM cdb_feature_usage_statistics WHERE lower(name) LIKE '%guard%' ORDER BY con_id, name;`</w:t>
+          <w:rFonts w:ascii="Consolas" w:hAnsi="Consolas" w:eastAsia="맑은 고딕"/>
+          <w:sz w:val="21"/>
+        </w:rPr>
+        <w:t xml:space="preserve">SELECT con_id, name, detected_usages FROM cdb_feature_usage_statistics WHERE lower(name) LIKE '%guard%' ORDER BY con_id, name;</w:t>
       </w:r>
     </w:p>
     <w:p>
       <w:r>
         <w:rPr>
           <w:rFonts w:ascii="맑은 고딕" w:hAnsi="맑은 고딕" w:eastAsia="맑은 고딕"/>
-          <w:sz w:val="21"/>
-        </w:rPr>
-        <w:t>**재확인.** 실측에서 CON_ID 3에 두 항목이 나왔다. "Active Data Guard - Real-Time Query on Physical Standby"와 "Data Guard"다. 1장에서 확인한 것과 같은 결과다.</w:t>
+          <w:b/>
+          <w:sz w:val="21"/>
+        </w:rPr>
+        <w:t xml:space="preserve">재확인.</w:t>
+      </w:r>
+      <w:r>
+        <w:rPr>
+          <w:rFonts w:ascii="맑은 고딕" w:hAnsi="맑은 고딕" w:eastAsia="맑은 고딕"/>
+          <w:sz w:val="21"/>
+        </w:rPr>
+        <w:t xml:space="preserve"> 실측에서 CON_ID 3에 두 항목이 나왔다. "Active Data Guard - Real-Time Query on Physical Standby"와 "Data Guard"다. 1장에서 확인한 것과 같은 결과다.</w:t>
       </w:r>
     </w:p>
     <w:p>
       <w:r>
         <w:rPr>
           <w:rFonts w:ascii="맑은 고딕" w:hAnsi="맑은 고딕" w:eastAsia="맑은 고딕"/>
-          <w:sz w:val="21"/>
-        </w:rPr>
-        <w:t>**결과값의 해석이 더 중요하다.** 두 항목 모두 `DETECTED_USAGES`가 0이었다. 지금 이 순간 ADG로 조회하고 있는데도 0이다. 이 통계는 주기적으로 수집되며 Standby에서는 갱신이 제한적이기 때문이다.</w:t>
+          <w:b/>
+          <w:sz w:val="21"/>
+        </w:rPr>
+        <w:t xml:space="preserve">결과값의 해석이 더 중요하다.</w:t>
+      </w:r>
+      <w:r>
+        <w:rPr>
+          <w:rFonts w:ascii="맑은 고딕" w:hAnsi="맑은 고딕" w:eastAsia="맑은 고딕"/>
+          <w:sz w:val="21"/>
+        </w:rPr>
+        <w:t xml:space="preserve"> 두 항목 모두 </w:t>
+      </w:r>
+      <w:r>
+        <w:rPr>
+          <w:rFonts w:ascii="Consolas" w:hAnsi="Consolas" w:eastAsia="맑은 고딕"/>
+          <w:sz w:val="21"/>
+        </w:rPr>
+        <w:t xml:space="preserve">DETECTED_USAGES</w:t>
+      </w:r>
+      <w:r>
+        <w:rPr>
+          <w:rFonts w:ascii="맑은 고딕" w:hAnsi="맑은 고딕" w:eastAsia="맑은 고딕"/>
+          <w:sz w:val="21"/>
+        </w:rPr>
+        <w:t xml:space="preserve">가 0이었다. 지금 이 순간 ADG로 조회하고 있는데도 0이다. 이 통계는 주기적으로 수집되며 Standby에서는 갱신이 제한적이기 때문이다.</w:t>
       </w:r>
     </w:p>
     <w:p>
@@ -707,7 +1829,50 @@
           <w:rFonts w:ascii="맑은 고딕" w:hAnsi="맑은 고딕" w:eastAsia="맑은 고딕"/>
           <w:sz w:val="21"/>
         </w:rPr>
-        <w:t>따라서 **이 값을 라이선스 판단 근거로 삼으면 안 된다.** 0이라고 해서 쓰지 않은 것이 아니다. 실제 사용 여부는 `V$DATABASE.OPEN_MODE`가 `READ ONLY WITH APPLY`인지로 판단한다.</w:t>
+        <w:t xml:space="preserve">따라서 </w:t>
+      </w:r>
+      <w:r>
+        <w:rPr>
+          <w:rFonts w:ascii="맑은 고딕" w:hAnsi="맑은 고딕" w:eastAsia="맑은 고딕"/>
+          <w:b/>
+          <w:sz w:val="21"/>
+        </w:rPr>
+        <w:t xml:space="preserve">이 값을 라이선스 판단 근거로 삼으면 안 된다.</w:t>
+      </w:r>
+      <w:r>
+        <w:rPr>
+          <w:rFonts w:ascii="맑은 고딕" w:hAnsi="맑은 고딕" w:eastAsia="맑은 고딕"/>
+          <w:sz w:val="21"/>
+        </w:rPr>
+        <w:t xml:space="preserve"> 0이라고 해서 쓰지 않은 것이 아니다. 실제 사용 여부는 </w:t>
+      </w:r>
+      <w:r>
+        <w:rPr>
+          <w:rFonts w:ascii="Consolas" w:hAnsi="Consolas" w:eastAsia="맑은 고딕"/>
+          <w:sz w:val="21"/>
+        </w:rPr>
+        <w:t xml:space="preserve">V$DATABASE.OPEN_MODE</w:t>
+      </w:r>
+      <w:r>
+        <w:rPr>
+          <w:rFonts w:ascii="맑은 고딕" w:hAnsi="맑은 고딕" w:eastAsia="맑은 고딕"/>
+          <w:sz w:val="21"/>
+        </w:rPr>
+        <w:t xml:space="preserve">가 </w:t>
+      </w:r>
+      <w:r>
+        <w:rPr>
+          <w:rFonts w:ascii="Consolas" w:hAnsi="Consolas" w:eastAsia="맑은 고딕"/>
+          <w:sz w:val="21"/>
+        </w:rPr>
+        <w:t xml:space="preserve">READ ONLY WITH APPLY</w:t>
+      </w:r>
+      <w:r>
+        <w:rPr>
+          <w:rFonts w:ascii="맑은 고딕" w:hAnsi="맑은 고딕" w:eastAsia="맑은 고딕"/>
+          <w:sz w:val="21"/>
+        </w:rPr>
+        <w:t xml:space="preserve">인지로 판단한다.</w:t>
       </w:r>
     </w:p>
     <w:p>
@@ -742,9 +1907,17 @@
       <w:r>
         <w:rPr>
           <w:rFonts w:ascii="맑은 고딕" w:hAnsi="맑은 고딕" w:eastAsia="맑은 고딕"/>
-          <w:sz w:val="21"/>
-        </w:rPr>
-        <w:t>**원인 분류.** ORA-16000은 "읽기 전용이라 못 한다"는 뜻이며, 이 장에서 세 가지 경우에 나왔다.</w:t>
+          <w:b/>
+          <w:sz w:val="21"/>
+        </w:rPr>
+        <w:t xml:space="preserve">원인 분류.</w:t>
+      </w:r>
+      <w:r>
+        <w:rPr>
+          <w:rFonts w:ascii="맑은 고딕" w:hAnsi="맑은 고딕" w:eastAsia="맑은 고딕"/>
+          <w:sz w:val="21"/>
+        </w:rPr>
+        <w:t xml:space="preserve"> ORA-16000은 "읽기 전용이라 못 한다"는 뜻이며, 이 장에서 세 가지 경우에 나왔다.</w:t>
       </w:r>
     </w:p>
     <w:p>
@@ -753,7 +1926,66 @@
           <w:rFonts w:ascii="맑은 고딕" w:hAnsi="맑은 고딕" w:eastAsia="맑은 고딕"/>
           <w:sz w:val="21"/>
         </w:rPr>
-        <w:t>① **일반 DML을 리다이렉션 없이 실행** — 가장 흔하다. ② **DDL 실행** — 리다이렉션을 켜도 대상이 아니라 같은 오류가 난다. ③ **딕셔너리를 바꾸는 패키지 호출** — `DBMS_STATS` 등. 이 경우 긴 스택 안쪽에 ORA-16000이 들어 있다.</w:t>
+        <w:t xml:space="preserve">① </w:t>
+      </w:r>
+      <w:r>
+        <w:rPr>
+          <w:rFonts w:ascii="맑은 고딕" w:hAnsi="맑은 고딕" w:eastAsia="맑은 고딕"/>
+          <w:b/>
+          <w:sz w:val="21"/>
+        </w:rPr>
+        <w:t xml:space="preserve">일반 DML을 리다이렉션 없이 실행</w:t>
+      </w:r>
+      <w:r>
+        <w:rPr>
+          <w:rFonts w:ascii="맑은 고딕" w:hAnsi="맑은 고딕" w:eastAsia="맑은 고딕"/>
+          <w:sz w:val="21"/>
+        </w:rPr>
+        <w:t xml:space="preserve"> — 가장 흔하다. ② </w:t>
+      </w:r>
+      <w:r>
+        <w:rPr>
+          <w:rFonts w:ascii="맑은 고딕" w:hAnsi="맑은 고딕" w:eastAsia="맑은 고딕"/>
+          <w:b/>
+          <w:sz w:val="21"/>
+        </w:rPr>
+        <w:t xml:space="preserve">DDL 실행</w:t>
+      </w:r>
+      <w:r>
+        <w:rPr>
+          <w:rFonts w:ascii="맑은 고딕" w:hAnsi="맑은 고딕" w:eastAsia="맑은 고딕"/>
+          <w:sz w:val="21"/>
+        </w:rPr>
+        <w:t xml:space="preserve"> — 리다이렉션을 켜도 대상이 아니라 같은 오류가 난다. ③ </w:t>
+      </w:r>
+      <w:r>
+        <w:rPr>
+          <w:rFonts w:ascii="맑은 고딕" w:hAnsi="맑은 고딕" w:eastAsia="맑은 고딕"/>
+          <w:b/>
+          <w:sz w:val="21"/>
+        </w:rPr>
+        <w:t xml:space="preserve">딕셔너리를 바꾸는 패키지 호출</w:t>
+      </w:r>
+      <w:r>
+        <w:rPr>
+          <w:rFonts w:ascii="맑은 고딕" w:hAnsi="맑은 고딕" w:eastAsia="맑은 고딕"/>
+          <w:sz w:val="21"/>
+        </w:rPr>
+        <w:t xml:space="preserve"> — </w:t>
+      </w:r>
+      <w:r>
+        <w:rPr>
+          <w:rFonts w:ascii="Consolas" w:hAnsi="Consolas" w:eastAsia="맑은 고딕"/>
+          <w:sz w:val="21"/>
+        </w:rPr>
+        <w:t xml:space="preserve">DBMS_STATS</w:t>
+      </w:r>
+      <w:r>
+        <w:rPr>
+          <w:rFonts w:ascii="맑은 고딕" w:hAnsi="맑은 고딕" w:eastAsia="맑은 고딕"/>
+          <w:sz w:val="21"/>
+        </w:rPr>
+        <w:t xml:space="preserve"> 등. 이 경우 긴 스택 안쪽에 ORA-16000이 들어 있다.</w:t>
       </w:r>
     </w:p>
     <w:p>
@@ -769,45 +2001,106 @@
       <w:r>
         <w:rPr>
           <w:rFonts w:ascii="맑은 고딕" w:hAnsi="맑은 고딕" w:eastAsia="맑은 고딕"/>
-          <w:sz w:val="21"/>
-        </w:rPr>
-        <w:t>**해결 경로 세 가지.**</w:t>
+          <w:b/>
+          <w:sz w:val="21"/>
+        </w:rPr>
+        <w:t xml:space="preserve">해결 경로 세 가지.</w:t>
       </w:r>
     </w:p>
     <w:p>
       <w:r>
         <w:rPr>
           <w:rFonts w:ascii="맑은 고딕" w:hAnsi="맑은 고딕" w:eastAsia="맑은 고딕"/>
-          <w:sz w:val="21"/>
-        </w:rPr>
-        <w:t>**㉠ Primary에 접속해 실행한다.** 가장 확실하며 DDL과 관리 작업은 이 길밖에 없다.</w:t>
+          <w:b/>
+          <w:sz w:val="21"/>
+        </w:rPr>
+        <w:t xml:space="preserve">㉠ Primary에 접속해 실행한다.</w:t>
+      </w:r>
+      <w:r>
+        <w:rPr>
+          <w:rFonts w:ascii="맑은 고딕" w:hAnsi="맑은 고딕" w:eastAsia="맑은 고딕"/>
+          <w:sz w:val="21"/>
+        </w:rPr>
+        <w:t xml:space="preserve"> 가장 확실하며 DDL과 관리 작업은 이 길밖에 없다.</w:t>
       </w:r>
     </w:p>
     <w:p>
       <w:r>
         <w:rPr>
           <w:rFonts w:ascii="맑은 고딕" w:hAnsi="맑은 고딕" w:eastAsia="맑은 고딕"/>
-          <w:sz w:val="21"/>
-        </w:rPr>
-        <w:t>**㉡ DML 리다이렉션을 쓴다.** DML에만 해당한다. `ALTER SESSION ENABLE ADG_REDIRECT_DML`을 켜고 일반 사용자로 실행한다. 간헐적이고 작은 갱신에 적합하다.</w:t>
+          <w:b/>
+          <w:sz w:val="21"/>
+        </w:rPr>
+        <w:t xml:space="preserve">㉡ DML 리다이렉션을 쓴다.</w:t>
+      </w:r>
+      <w:r>
+        <w:rPr>
+          <w:rFonts w:ascii="맑은 고딕" w:hAnsi="맑은 고딕" w:eastAsia="맑은 고딕"/>
+          <w:sz w:val="21"/>
+        </w:rPr>
+        <w:t xml:space="preserve"> DML에만 해당한다. </w:t>
+      </w:r>
+      <w:r>
+        <w:rPr>
+          <w:rFonts w:ascii="Consolas" w:hAnsi="Consolas" w:eastAsia="맑은 고딕"/>
+          <w:sz w:val="21"/>
+        </w:rPr>
+        <w:t xml:space="preserve">ALTER SESSION ENABLE ADG_REDIRECT_DML</w:t>
+      </w:r>
+      <w:r>
+        <w:rPr>
+          <w:rFonts w:ascii="맑은 고딕" w:hAnsi="맑은 고딕" w:eastAsia="맑은 고딕"/>
+          <w:sz w:val="21"/>
+        </w:rPr>
+        <w:t xml:space="preserve">을 켜고 일반 사용자로 실행한다. 간헐적이고 작은 갱신에 적합하다.</w:t>
       </w:r>
     </w:p>
     <w:p>
       <w:r>
         <w:rPr>
           <w:rFonts w:ascii="맑은 고딕" w:hAnsi="맑은 고딕" w:eastAsia="맑은 고딕"/>
-          <w:sz w:val="21"/>
-        </w:rPr>
-        <w:t>**㉢ 작업 자체를 바꾼다.** 일반 테이블을 임시 저장소로 쓰고 있다면 GTT로 바꾼다. GTT DML은 Standby에서 허용되므로 조회를 그대로 옮길 수 있다.</w:t>
+          <w:b/>
+          <w:sz w:val="21"/>
+        </w:rPr>
+        <w:t xml:space="preserve">㉢ 작업 자체를 바꾼다.</w:t>
+      </w:r>
+      <w:r>
+        <w:rPr>
+          <w:rFonts w:ascii="맑은 고딕" w:hAnsi="맑은 고딕" w:eastAsia="맑은 고딕"/>
+          <w:sz w:val="21"/>
+        </w:rPr>
+        <w:t xml:space="preserve"> 일반 테이블을 임시 저장소로 쓰고 있다면 GTT로 바꾼다. GTT DML은 Standby에서 허용되므로 조회를 그대로 옮길 수 있다.</w:t>
       </w:r>
     </w:p>
     <w:p>
       <w:r>
         <w:rPr>
           <w:rFonts w:ascii="맑은 고딕" w:hAnsi="맑은 고딕" w:eastAsia="맑은 고딕"/>
-          <w:sz w:val="21"/>
-        </w:rPr>
-        <w:t>**재확인.** ㉡을 택했다면 리다이렉트한 행이 Primary에서도 조회되는지 확인한다. ㉢을 택했다면 Standby에서 GTT `INSERT`가 성공하는지 확인한다.</w:t>
+          <w:b/>
+          <w:sz w:val="21"/>
+        </w:rPr>
+        <w:t xml:space="preserve">재확인.</w:t>
+      </w:r>
+      <w:r>
+        <w:rPr>
+          <w:rFonts w:ascii="맑은 고딕" w:hAnsi="맑은 고딕" w:eastAsia="맑은 고딕"/>
+          <w:sz w:val="21"/>
+        </w:rPr>
+        <w:t xml:space="preserve"> ㉡을 택했다면 리다이렉트한 행이 Primary에서도 조회되는지 확인한다. ㉢을 택했다면 Standby에서 GTT </w:t>
+      </w:r>
+      <w:r>
+        <w:rPr>
+          <w:rFonts w:ascii="Consolas" w:hAnsi="Consolas" w:eastAsia="맑은 고딕"/>
+          <w:sz w:val="21"/>
+        </w:rPr>
+        <w:t xml:space="preserve">INSERT</w:t>
+      </w:r>
+      <w:r>
+        <w:rPr>
+          <w:rFonts w:ascii="맑은 고딕" w:hAnsi="맑은 고딕" w:eastAsia="맑은 고딕"/>
+          <w:sz w:val="21"/>
+        </w:rPr>
+        <w:t xml:space="preserve">가 성공하는지 확인한다.</w:t>
       </w:r>
     </w:p>
     <w:p>
@@ -842,9 +2135,10 @@
       <w:r>
         <w:rPr>
           <w:rFonts w:ascii="맑은 고딕" w:hAnsi="맑은 고딕" w:eastAsia="맑은 고딕"/>
-          <w:sz w:val="21"/>
-        </w:rPr>
-        <w:t>**점검 순서.**</w:t>
+          <w:b/>
+          <w:sz w:val="21"/>
+        </w:rPr>
+        <w:t xml:space="preserve">점검 순서.</w:t>
       </w:r>
     </w:p>
     <w:p>
@@ -853,7 +2147,22 @@
           <w:rFonts w:ascii="맑은 고딕" w:hAnsi="맑은 고딕" w:eastAsia="맑은 고딕"/>
           <w:sz w:val="21"/>
         </w:rPr>
-        <w:t>① **문장이 DML인가.** DDL이면 대상이 아니다. 다만 이 경우 오류는 ORA-16000이므로 ORA-16397을 만났다면 이미 통과한 단계다.</w:t>
+        <w:t xml:space="preserve">① </w:t>
+      </w:r>
+      <w:r>
+        <w:rPr>
+          <w:rFonts w:ascii="맑은 고딕" w:hAnsi="맑은 고딕" w:eastAsia="맑은 고딕"/>
+          <w:b/>
+          <w:sz w:val="21"/>
+        </w:rPr>
+        <w:t xml:space="preserve">문장이 DML인가.</w:t>
+      </w:r>
+      <w:r>
+        <w:rPr>
+          <w:rFonts w:ascii="맑은 고딕" w:hAnsi="맑은 고딕" w:eastAsia="맑은 고딕"/>
+          <w:sz w:val="21"/>
+        </w:rPr>
+        <w:t xml:space="preserve"> DDL이면 대상이 아니다. 다만 이 경우 오류는 ORA-16000이므로 ORA-16397을 만났다면 이미 통과한 단계다.</w:t>
       </w:r>
     </w:p>
     <w:p>
@@ -862,7 +2171,22 @@
           <w:rFonts w:ascii="맑은 고딕" w:hAnsi="맑은 고딕" w:eastAsia="맑은 고딕"/>
           <w:sz w:val="21"/>
         </w:rPr>
-        <w:t>② **리다이렉션이 켜져 있는가.** 켜지지 않았다면 ORA-16000이다. 역시 통과한 단계다.</w:t>
+        <w:t xml:space="preserve">② </w:t>
+      </w:r>
+      <w:r>
+        <w:rPr>
+          <w:rFonts w:ascii="맑은 고딕" w:hAnsi="맑은 고딕" w:eastAsia="맑은 고딕"/>
+          <w:b/>
+          <w:sz w:val="21"/>
+        </w:rPr>
+        <w:t xml:space="preserve">리다이렉션이 켜져 있는가.</w:t>
+      </w:r>
+      <w:r>
+        <w:rPr>
+          <w:rFonts w:ascii="맑은 고딕" w:hAnsi="맑은 고딕" w:eastAsia="맑은 고딕"/>
+          <w:sz w:val="21"/>
+        </w:rPr>
+        <w:t xml:space="preserve"> 켜지지 않았다면 ORA-16000이다. 역시 통과한 단계다.</w:t>
       </w:r>
     </w:p>
     <w:p>
@@ -871,7 +2195,60 @@
           <w:rFonts w:ascii="맑은 고딕" w:hAnsi="맑은 고딕" w:eastAsia="맑은 고딕"/>
           <w:sz w:val="21"/>
         </w:rPr>
-        <w:t>③ **접속 계정이 `SYS`가 아닌가.** `SHOW USER`로 확인한다. **가장 흔한 원인이다.**</w:t>
+        <w:t xml:space="preserve">③ </w:t>
+      </w:r>
+      <w:r>
+        <w:rPr>
+          <w:rFonts w:ascii="맑은 고딕" w:hAnsi="맑은 고딕" w:eastAsia="맑은 고딕"/>
+          <w:b/>
+          <w:sz w:val="21"/>
+        </w:rPr>
+        <w:t xml:space="preserve">접속 계정이 </w:t>
+      </w:r>
+      <w:r>
+        <w:rPr>
+          <w:rFonts w:ascii="Consolas" w:hAnsi="Consolas" w:eastAsia="맑은 고딕"/>
+          <w:b/>
+          <w:sz w:val="21"/>
+        </w:rPr>
+        <w:t xml:space="preserve">SYS</w:t>
+      </w:r>
+      <w:r>
+        <w:rPr>
+          <w:rFonts w:ascii="맑은 고딕" w:hAnsi="맑은 고딕" w:eastAsia="맑은 고딕"/>
+          <w:b/>
+          <w:sz w:val="21"/>
+        </w:rPr>
+        <w:t xml:space="preserve">가 아닌가.</w:t>
+      </w:r>
+      <w:r>
+        <w:rPr>
+          <w:rFonts w:ascii="맑은 고딕" w:hAnsi="맑은 고딕" w:eastAsia="맑은 고딕"/>
+          <w:sz w:val="21"/>
+        </w:rPr>
+        <w:t xml:space="preserve"> </w:t>
+      </w:r>
+      <w:r>
+        <w:rPr>
+          <w:rFonts w:ascii="Consolas" w:hAnsi="Consolas" w:eastAsia="맑은 고딕"/>
+          <w:sz w:val="21"/>
+        </w:rPr>
+        <w:t xml:space="preserve">SHOW USER</w:t>
+      </w:r>
+      <w:r>
+        <w:rPr>
+          <w:rFonts w:ascii="맑은 고딕" w:hAnsi="맑은 고딕" w:eastAsia="맑은 고딕"/>
+          <w:sz w:val="21"/>
+        </w:rPr>
+        <w:t xml:space="preserve">로 확인한다. </w:t>
+      </w:r>
+      <w:r>
+        <w:rPr>
+          <w:rFonts w:ascii="맑은 고딕" w:hAnsi="맑은 고딕" w:eastAsia="맑은 고딕"/>
+          <w:b/>
+          <w:sz w:val="21"/>
+        </w:rPr>
+        <w:t xml:space="preserve">가장 흔한 원인이다.</w:t>
       </w:r>
     </w:p>
     <w:p>
@@ -880,7 +2257,36 @@
           <w:rFonts w:ascii="맑은 고딕" w:hAnsi="맑은 고딕" w:eastAsia="맑은 고딕"/>
           <w:sz w:val="21"/>
         </w:rPr>
-        <w:t>④ **Standby가 Primary에 닿는가.** Standby에서 `tnsping &lt;primary&gt;`로 확인한다. 리다이렉션은 Standby가 Primary로 새 연결을 만드는 것이므로 그 경로가 막혀 있으면 실패한다.</w:t>
+        <w:t xml:space="preserve">④ </w:t>
+      </w:r>
+      <w:r>
+        <w:rPr>
+          <w:rFonts w:ascii="맑은 고딕" w:hAnsi="맑은 고딕" w:eastAsia="맑은 고딕"/>
+          <w:b/>
+          <w:sz w:val="21"/>
+        </w:rPr>
+        <w:t xml:space="preserve">Standby가 Primary에 닿는가.</w:t>
+      </w:r>
+      <w:r>
+        <w:rPr>
+          <w:rFonts w:ascii="맑은 고딕" w:hAnsi="맑은 고딕" w:eastAsia="맑은 고딕"/>
+          <w:sz w:val="21"/>
+        </w:rPr>
+        <w:t xml:space="preserve"> Standby에서 </w:t>
+      </w:r>
+      <w:r>
+        <w:rPr>
+          <w:rFonts w:ascii="Consolas" w:hAnsi="Consolas" w:eastAsia="맑은 고딕"/>
+          <w:sz w:val="21"/>
+        </w:rPr>
+        <w:t xml:space="preserve">tnsping &lt;primary&gt;</w:t>
+      </w:r>
+      <w:r>
+        <w:rPr>
+          <w:rFonts w:ascii="맑은 고딕" w:hAnsi="맑은 고딕" w:eastAsia="맑은 고딕"/>
+          <w:sz w:val="21"/>
+        </w:rPr>
+        <w:t xml:space="preserve">로 확인한다. 리다이렉션은 Standby가 Primary로 새 연결을 만드는 것이므로 그 경로가 막혀 있으면 실패한다.</w:t>
       </w:r>
     </w:p>
     <w:p>
@@ -889,25 +2295,101 @@
           <w:rFonts w:ascii="맑은 고딕" w:hAnsi="맑은 고딕" w:eastAsia="맑은 고딕"/>
           <w:sz w:val="21"/>
         </w:rPr>
-        <w:t>⑤ **대상 객체가 Primary에 있는가.** 실행은 Primary에서 일어나므로 그쪽 기준으로 객체가 존재해야 한다.</w:t>
+        <w:t xml:space="preserve">⑤ </w:t>
+      </w:r>
+      <w:r>
+        <w:rPr>
+          <w:rFonts w:ascii="맑은 고딕" w:hAnsi="맑은 고딕" w:eastAsia="맑은 고딕"/>
+          <w:b/>
+          <w:sz w:val="21"/>
+        </w:rPr>
+        <w:t xml:space="preserve">대상 객체가 Primary에 있는가.</w:t>
+      </w:r>
+      <w:r>
+        <w:rPr>
+          <w:rFonts w:ascii="맑은 고딕" w:hAnsi="맑은 고딕" w:eastAsia="맑은 고딕"/>
+          <w:sz w:val="21"/>
+        </w:rPr>
+        <w:t xml:space="preserve"> 실행은 Primary에서 일어나므로 그쪽 기준으로 객체가 존재해야 한다.</w:t>
       </w:r>
     </w:p>
     <w:p>
       <w:r>
         <w:rPr>
           <w:rFonts w:ascii="맑은 고딕" w:hAnsi="맑은 고딕" w:eastAsia="맑은 고딕"/>
-          <w:sz w:val="21"/>
-        </w:rPr>
-        <w:t>**가장 흔한 원인은 ③, `SYS`로 시험한 경우다.** 리다이렉션은 현재 세션의 사용자로 Primary에 재인증하는데 SYSDBA 접속은 이 경로로 인증되지 않는다.</w:t>
+          <w:b/>
+          <w:sz w:val="21"/>
+        </w:rPr>
+        <w:t xml:space="preserve">가장 흔한 원인은 ③, </w:t>
+      </w:r>
+      <w:r>
+        <w:rPr>
+          <w:rFonts w:ascii="Consolas" w:hAnsi="Consolas" w:eastAsia="맑은 고딕"/>
+          <w:b/>
+          <w:sz w:val="21"/>
+        </w:rPr>
+        <w:t xml:space="preserve">SYS</w:t>
+      </w:r>
+      <w:r>
+        <w:rPr>
+          <w:rFonts w:ascii="맑은 고딕" w:hAnsi="맑은 고딕" w:eastAsia="맑은 고딕"/>
+          <w:b/>
+          <w:sz w:val="21"/>
+        </w:rPr>
+        <w:t xml:space="preserve">로 시험한 경우다.</w:t>
+      </w:r>
+      <w:r>
+        <w:rPr>
+          <w:rFonts w:ascii="맑은 고딕" w:hAnsi="맑은 고딕" w:eastAsia="맑은 고딕"/>
+          <w:sz w:val="21"/>
+        </w:rPr>
+        <w:t xml:space="preserve"> 리다이렉션은 현재 세션의 사용자로 Primary에 재인증하는데 SYSDBA 접속은 이 경로로 인증되지 않는다.</w:t>
       </w:r>
     </w:p>
     <w:p>
       <w:r>
         <w:rPr>
           <w:rFonts w:ascii="맑은 고딕" w:hAnsi="맑은 고딕" w:eastAsia="맑은 고딕"/>
-          <w:sz w:val="21"/>
-        </w:rPr>
-        <w:t>**놓치기 쉬운 이유가 두 가지다.** 첫째, 관리자가 기능을 시험할 때 자연스럽게 `SYS`를 쓴다. 둘째, **오류 메시지가 원인을 알려 주지 않는다.** "리다이렉션이 실패했다"고만 말할 뿐 왜인지는 말하지 않는다.</w:t>
+          <w:b/>
+          <w:sz w:val="21"/>
+        </w:rPr>
+        <w:t xml:space="preserve">놓치기 쉬운 이유가 두 가지다.</w:t>
+      </w:r>
+      <w:r>
+        <w:rPr>
+          <w:rFonts w:ascii="맑은 고딕" w:hAnsi="맑은 고딕" w:eastAsia="맑은 고딕"/>
+          <w:sz w:val="21"/>
+        </w:rPr>
+        <w:t xml:space="preserve"> 첫째, 관리자가 기능을 시험할 때 자연스럽게 </w:t>
+      </w:r>
+      <w:r>
+        <w:rPr>
+          <w:rFonts w:ascii="Consolas" w:hAnsi="Consolas" w:eastAsia="맑은 고딕"/>
+          <w:sz w:val="21"/>
+        </w:rPr>
+        <w:t xml:space="preserve">SYS</w:t>
+      </w:r>
+      <w:r>
+        <w:rPr>
+          <w:rFonts w:ascii="맑은 고딕" w:hAnsi="맑은 고딕" w:eastAsia="맑은 고딕"/>
+          <w:sz w:val="21"/>
+        </w:rPr>
+        <w:t xml:space="preserve">를 쓴다. 둘째, </w:t>
+      </w:r>
+      <w:r>
+        <w:rPr>
+          <w:rFonts w:ascii="맑은 고딕" w:hAnsi="맑은 고딕" w:eastAsia="맑은 고딕"/>
+          <w:b/>
+          <w:sz w:val="21"/>
+        </w:rPr>
+        <w:t xml:space="preserve">오류 메시지가 원인을 알려 주지 않는다.</w:t>
+      </w:r>
+      <w:r>
+        <w:rPr>
+          <w:rFonts w:ascii="맑은 고딕" w:hAnsi="맑은 고딕" w:eastAsia="맑은 고딕"/>
+          <w:sz w:val="21"/>
+        </w:rPr>
+        <w:t xml:space="preserve"> "리다이렉션이 실패했다"고만 말할 뿐 왜인지는 말하지 않는다.</w:t>
       </w:r>
     </w:p>
     <w:p>
@@ -916,7 +2398,29 @@
           <w:rFonts w:ascii="맑은 고딕" w:hAnsi="맑은 고딕" w:eastAsia="맑은 고딕"/>
           <w:sz w:val="21"/>
         </w:rPr>
-        <w:t>실습에서도 처음에 `SYS`로 시도해 이 오류를 만났고, 일반 사용자로 바꾸자 바로 동작했다. **기능 검증은 실제 애플리케이션이 쓰는 계정과 같은 종류로 해야 한다.**</w:t>
+        <w:t xml:space="preserve">실습에서도 처음에 </w:t>
+      </w:r>
+      <w:r>
+        <w:rPr>
+          <w:rFonts w:ascii="Consolas" w:hAnsi="Consolas" w:eastAsia="맑은 고딕"/>
+          <w:sz w:val="21"/>
+        </w:rPr>
+        <w:t xml:space="preserve">SYS</w:t>
+      </w:r>
+      <w:r>
+        <w:rPr>
+          <w:rFonts w:ascii="맑은 고딕" w:hAnsi="맑은 고딕" w:eastAsia="맑은 고딕"/>
+          <w:sz w:val="21"/>
+        </w:rPr>
+        <w:t xml:space="preserve">로 시도해 이 오류를 만났고, 일반 사용자로 바꾸자 바로 동작했다. </w:t>
+      </w:r>
+      <w:r>
+        <w:rPr>
+          <w:rFonts w:ascii="맑은 고딕" w:hAnsi="맑은 고딕" w:eastAsia="맑은 고딕"/>
+          <w:b/>
+          <w:sz w:val="21"/>
+        </w:rPr>
+        <w:t xml:space="preserve">기능 검증은 실제 애플리케이션이 쓰는 계정과 같은 종류로 해야 한다.</w:t>
       </w:r>
     </w:p>
     <w:p>
@@ -951,9 +2455,59 @@
       <w:r>
         <w:rPr>
           <w:rFonts w:ascii="맑은 고딕" w:hAnsi="맑은 고딕" w:eastAsia="맑은 고딕"/>
-          <w:sz w:val="21"/>
-        </w:rPr>
-        <w:t>**원인.** `STANDBY_MAX_DATA_DELAY`는 `SYS` 세션에 적용되지 않는다. 메시지 자체가 `does not apply to SYS users`로 명확하다.</w:t>
+          <w:b/>
+          <w:sz w:val="21"/>
+        </w:rPr>
+        <w:t xml:space="preserve">원인.</w:t>
+      </w:r>
+      <w:r>
+        <w:rPr>
+          <w:rFonts w:ascii="맑은 고딕" w:hAnsi="맑은 고딕" w:eastAsia="맑은 고딕"/>
+          <w:sz w:val="21"/>
+        </w:rPr>
+        <w:t xml:space="preserve"> </w:t>
+      </w:r>
+      <w:r>
+        <w:rPr>
+          <w:rFonts w:ascii="Consolas" w:hAnsi="Consolas" w:eastAsia="맑은 고딕"/>
+          <w:sz w:val="21"/>
+        </w:rPr>
+        <w:t xml:space="preserve">STANDBY_MAX_DATA_DELAY</w:t>
+      </w:r>
+      <w:r>
+        <w:rPr>
+          <w:rFonts w:ascii="맑은 고딕" w:hAnsi="맑은 고딕" w:eastAsia="맑은 고딕"/>
+          <w:sz w:val="21"/>
+        </w:rPr>
+        <w:t xml:space="preserve">는 </w:t>
+      </w:r>
+      <w:r>
+        <w:rPr>
+          <w:rFonts w:ascii="Consolas" w:hAnsi="Consolas" w:eastAsia="맑은 고딕"/>
+          <w:sz w:val="21"/>
+        </w:rPr>
+        <w:t xml:space="preserve">SYS</w:t>
+      </w:r>
+      <w:r>
+        <w:rPr>
+          <w:rFonts w:ascii="맑은 고딕" w:hAnsi="맑은 고딕" w:eastAsia="맑은 고딕"/>
+          <w:sz w:val="21"/>
+        </w:rPr>
+        <w:t xml:space="preserve"> 세션에 적용되지 않는다. 메시지 자체가 </w:t>
+      </w:r>
+      <w:r>
+        <w:rPr>
+          <w:rFonts w:ascii="Consolas" w:hAnsi="Consolas" w:eastAsia="맑은 고딕"/>
+          <w:sz w:val="21"/>
+        </w:rPr>
+        <w:t xml:space="preserve">does not apply to SYS users</w:t>
+      </w:r>
+      <w:r>
+        <w:rPr>
+          <w:rFonts w:ascii="맑은 고딕" w:hAnsi="맑은 고딕" w:eastAsia="맑은 고딕"/>
+          <w:sz w:val="21"/>
+        </w:rPr>
+        <w:t xml:space="preserve">로 명확하다.</w:t>
       </w:r>
     </w:p>
     <w:p>
@@ -962,7 +2516,22 @@
           <w:rFonts w:ascii="맑은 고딕" w:hAnsi="맑은 고딕" w:eastAsia="맑은 고딕"/>
           <w:sz w:val="21"/>
         </w:rPr>
-        <w:t>이유는 관리 편의로 보인다. 관리자가 진단 조회를 하는데 지연 한도 때문에 막히면 곤란하다. **Standby가 뒤처져 있을 때야말로 관리자가 조회해야 하는 상황**이므로 예외로 둔 것이다.</w:t>
+        <w:t xml:space="preserve">이유는 관리 편의로 보인다. 관리자가 진단 조회를 하는데 지연 한도 때문에 막히면 곤란하다. </w:t>
+      </w:r>
+      <w:r>
+        <w:rPr>
+          <w:rFonts w:ascii="맑은 고딕" w:hAnsi="맑은 고딕" w:eastAsia="맑은 고딕"/>
+          <w:b/>
+          <w:sz w:val="21"/>
+        </w:rPr>
+        <w:t xml:space="preserve">Standby가 뒤처져 있을 때야말로 관리자가 조회해야 하는 상황</w:t>
+      </w:r>
+      <w:r>
+        <w:rPr>
+          <w:rFonts w:ascii="맑은 고딕" w:hAnsi="맑은 고딕" w:eastAsia="맑은 고딕"/>
+          <w:sz w:val="21"/>
+        </w:rPr>
+        <w:t xml:space="preserve">이므로 예외로 둔 것이다.</w:t>
       </w:r>
     </w:p>
     <w:p>
@@ -971,25 +2540,98 @@
           <w:rFonts w:ascii="맑은 고딕" w:hAnsi="맑은 고딕" w:eastAsia="맑은 고딕"/>
           <w:sz w:val="21"/>
         </w:rPr>
-        <w:t>주목할 점은 **오류가 났지만 그 뒤의 조회는 정상 수행된다**는 것이다. 설정만 거부되고 세션은 그대로 쓸 수 있다. 그래서 "오류가 났으니 세션이 못 쓰게 됐다"고 오해하지 않아야 한다.</w:t>
+        <w:t xml:space="preserve">주목할 점은 </w:t>
+      </w:r>
+      <w:r>
+        <w:rPr>
+          <w:rFonts w:ascii="맑은 고딕" w:hAnsi="맑은 고딕" w:eastAsia="맑은 고딕"/>
+          <w:b/>
+          <w:sz w:val="21"/>
+        </w:rPr>
+        <w:t xml:space="preserve">오류가 났지만 그 뒤의 조회는 정상 수행된다</w:t>
+      </w:r>
+      <w:r>
+        <w:rPr>
+          <w:rFonts w:ascii="맑은 고딕" w:hAnsi="맑은 고딕" w:eastAsia="맑은 고딕"/>
+          <w:sz w:val="21"/>
+        </w:rPr>
+        <w:t xml:space="preserve">는 것이다. 설정만 거부되고 세션은 그대로 쓸 수 있다. 그래서 "오류가 났으니 세션이 못 쓰게 됐다"고 오해하지 않아야 한다.</w:t>
       </w:r>
     </w:p>
     <w:p>
       <w:r>
         <w:rPr>
           <w:rFonts w:ascii="맑은 고딕" w:hAnsi="맑은 고딕" w:eastAsia="맑은 고딕"/>
-          <w:sz w:val="21"/>
-        </w:rPr>
-        <w:t>**조치.** 일반 사용자로 접속해 시험한다. 실측에서 PDB 사용자로 접속하자 `Session altered.`가 나오고 한도가 정상 적용됐다.</w:t>
+          <w:b/>
+          <w:sz w:val="21"/>
+        </w:rPr>
+        <w:t xml:space="preserve">조치.</w:t>
+      </w:r>
+      <w:r>
+        <w:rPr>
+          <w:rFonts w:ascii="맑은 고딕" w:hAnsi="맑은 고딕" w:eastAsia="맑은 고딕"/>
+          <w:sz w:val="21"/>
+        </w:rPr>
+        <w:t xml:space="preserve"> 일반 사용자로 접속해 시험한다. 실측에서 PDB 사용자로 접속하자 </w:t>
+      </w:r>
+      <w:r>
+        <w:rPr>
+          <w:rFonts w:ascii="Consolas" w:hAnsi="Consolas" w:eastAsia="맑은 고딕"/>
+          <w:sz w:val="21"/>
+        </w:rPr>
+        <w:t xml:space="preserve">Session altered.</w:t>
+      </w:r>
+      <w:r>
+        <w:rPr>
+          <w:rFonts w:ascii="맑은 고딕" w:hAnsi="맑은 고딕" w:eastAsia="맑은 고딕"/>
+          <w:sz w:val="21"/>
+        </w:rPr>
+        <w:t xml:space="preserve">가 나오고 한도가 정상 적용됐다.</w:t>
       </w:r>
     </w:p>
     <w:p>
       <w:r>
         <w:rPr>
           <w:rFonts w:ascii="맑은 고딕" w:hAnsi="맑은 고딕" w:eastAsia="맑은 고딕"/>
-          <w:sz w:val="21"/>
-        </w:rPr>
-        <w:t>**같은 성격의 문제가 이 장에 또 있다.** DML 리다이렉션이 `SYS`로 `ORA-16397`을 낸 경우다. 둘 다 일반 사용자로 바꾸자 바로 동작했다.</w:t>
+          <w:b/>
+          <w:sz w:val="21"/>
+        </w:rPr>
+        <w:t xml:space="preserve">같은 성격의 문제가 이 장에 또 있다.</w:t>
+      </w:r>
+      <w:r>
+        <w:rPr>
+          <w:rFonts w:ascii="맑은 고딕" w:hAnsi="맑은 고딕" w:eastAsia="맑은 고딕"/>
+          <w:sz w:val="21"/>
+        </w:rPr>
+        <w:t xml:space="preserve"> DML 리다이렉션이 </w:t>
+      </w:r>
+      <w:r>
+        <w:rPr>
+          <w:rFonts w:ascii="Consolas" w:hAnsi="Consolas" w:eastAsia="맑은 고딕"/>
+          <w:sz w:val="21"/>
+        </w:rPr>
+        <w:t xml:space="preserve">SYS</w:t>
+      </w:r>
+      <w:r>
+        <w:rPr>
+          <w:rFonts w:ascii="맑은 고딕" w:hAnsi="맑은 고딕" w:eastAsia="맑은 고딕"/>
+          <w:sz w:val="21"/>
+        </w:rPr>
+        <w:t xml:space="preserve">로 </w:t>
+      </w:r>
+      <w:r>
+        <w:rPr>
+          <w:rFonts w:ascii="Consolas" w:hAnsi="Consolas" w:eastAsia="맑은 고딕"/>
+          <w:sz w:val="21"/>
+        </w:rPr>
+        <w:t xml:space="preserve">ORA-16397</w:t>
+      </w:r>
+      <w:r>
+        <w:rPr>
+          <w:rFonts w:ascii="맑은 고딕" w:hAnsi="맑은 고딕" w:eastAsia="맑은 고딕"/>
+          <w:sz w:val="21"/>
+        </w:rPr>
+        <w:t xml:space="preserve">을 낸 경우다. 둘 다 일반 사용자로 바꾸자 바로 동작했다.</w:t>
       </w:r>
     </w:p>
     <w:p>
@@ -998,7 +2640,22 @@
           <w:rFonts w:ascii="맑은 고딕" w:hAnsi="맑은 고딕" w:eastAsia="맑은 고딕"/>
           <w:sz w:val="21"/>
         </w:rPr>
-        <w:t>여기서 일반화할 수 있다. **ADG의 세션 기능들은 대체로 일반 사용자를 전제로 설계되어 있다.** 관리자 계정으로 기능을 시험하고 "동작하지 않는다"고 결론짓는 실수가 이 장에서만 두 번 나왔다. 기능 검증은 실제 애플리케이션 계정과 같은 종류로 한다.</w:t>
+        <w:t xml:space="preserve">여기서 일반화할 수 있다. </w:t>
+      </w:r>
+      <w:r>
+        <w:rPr>
+          <w:rFonts w:ascii="맑은 고딕" w:hAnsi="맑은 고딕" w:eastAsia="맑은 고딕"/>
+          <w:b/>
+          <w:sz w:val="21"/>
+        </w:rPr>
+        <w:t xml:space="preserve">ADG의 세션 기능들은 대체로 일반 사용자를 전제로 설계되어 있다.</w:t>
+      </w:r>
+      <w:r>
+        <w:rPr>
+          <w:rFonts w:ascii="맑은 고딕" w:hAnsi="맑은 고딕" w:eastAsia="맑은 고딕"/>
+          <w:sz w:val="21"/>
+        </w:rPr>
+        <w:t xml:space="preserve"> 관리자 계정으로 기능을 시험하고 "동작하지 않는다"고 결론짓는 실수가 이 장에서만 두 번 나왔다. 기능 검증은 실제 애플리케이션 계정과 같은 종류로 한다.</w:t>
       </w:r>
     </w:p>
     <w:p>
@@ -1033,9 +2690,10 @@
       <w:r>
         <w:rPr>
           <w:rFonts w:ascii="맑은 고딕" w:hAnsi="맑은 고딕" w:eastAsia="맑은 고딕"/>
-          <w:sz w:val="21"/>
-        </w:rPr>
-        <w:t>**원인을 셋으로 나눈다.**</w:t>
+          <w:b/>
+          <w:sz w:val="21"/>
+        </w:rPr>
+        <w:t xml:space="preserve">원인을 셋으로 나눈다.</w:t>
       </w:r>
     </w:p>
     <w:p>
@@ -1044,7 +2702,36 @@
           <w:rFonts w:ascii="맑은 고딕" w:hAnsi="맑은 고딕" w:eastAsia="맑은 고딕"/>
           <w:sz w:val="21"/>
         </w:rPr>
-        <w:t>① **설정값이 비현실적이다.** 특히 0인 경우다. ASYNC 구성에서 0은 사실상 항상 위반된다. 실측에서 `STANDBY_MAX_DATA_DELAY of 0 seconds exceeded`를 확인했다.</w:t>
+        <w:t xml:space="preserve">① </w:t>
+      </w:r>
+      <w:r>
+        <w:rPr>
+          <w:rFonts w:ascii="맑은 고딕" w:hAnsi="맑은 고딕" w:eastAsia="맑은 고딕"/>
+          <w:b/>
+          <w:sz w:val="21"/>
+        </w:rPr>
+        <w:t xml:space="preserve">설정값이 비현실적이다.</w:t>
+      </w:r>
+      <w:r>
+        <w:rPr>
+          <w:rFonts w:ascii="맑은 고딕" w:hAnsi="맑은 고딕" w:eastAsia="맑은 고딕"/>
+          <w:sz w:val="21"/>
+        </w:rPr>
+        <w:t xml:space="preserve"> 특히 0인 경우다. ASYNC 구성에서 0은 사실상 항상 위반된다. 실측에서 </w:t>
+      </w:r>
+      <w:r>
+        <w:rPr>
+          <w:rFonts w:ascii="Consolas" w:hAnsi="Consolas" w:eastAsia="맑은 고딕"/>
+          <w:sz w:val="21"/>
+        </w:rPr>
+        <w:t xml:space="preserve">STANDBY_MAX_DATA_DELAY of 0 seconds exceeded</w:t>
+      </w:r>
+      <w:r>
+        <w:rPr>
+          <w:rFonts w:ascii="맑은 고딕" w:hAnsi="맑은 고딕" w:eastAsia="맑은 고딕"/>
+          <w:sz w:val="21"/>
+        </w:rPr>
+        <w:t xml:space="preserve">를 확인했다.</w:t>
       </w:r>
     </w:p>
     <w:p>
@@ -1053,7 +2740,78 @@
           <w:rFonts w:ascii="맑은 고딕" w:hAnsi="맑은 고딕" w:eastAsia="맑은 고딕"/>
           <w:sz w:val="21"/>
         </w:rPr>
-        <w:t>② **Standby가 실제로 뒤처져 있다.** 적용이 멈췄거나 따라가지 못하는 상황이다. `V$MANAGED_STANDBY`로 MRP0 존재를, `V$DATAGUARD_STATS`로 지연을 확인한다. 실측에서 적용을 멈추자 `apply lag`이 1분 22초까지 벌어졌고 `STANDBY_MAX_DATA_DELAY of 1 seconds exceeded`가 났다.</w:t>
+        <w:t xml:space="preserve">② </w:t>
+      </w:r>
+      <w:r>
+        <w:rPr>
+          <w:rFonts w:ascii="맑은 고딕" w:hAnsi="맑은 고딕" w:eastAsia="맑은 고딕"/>
+          <w:b/>
+          <w:sz w:val="21"/>
+        </w:rPr>
+        <w:t xml:space="preserve">Standby가 실제로 뒤처져 있다.</w:t>
+      </w:r>
+      <w:r>
+        <w:rPr>
+          <w:rFonts w:ascii="맑은 고딕" w:hAnsi="맑은 고딕" w:eastAsia="맑은 고딕"/>
+          <w:sz w:val="21"/>
+        </w:rPr>
+        <w:t xml:space="preserve"> 적용이 멈췄거나 따라가지 못하는 상황이다. </w:t>
+      </w:r>
+      <w:r>
+        <w:rPr>
+          <w:rFonts w:ascii="Consolas" w:hAnsi="Consolas" w:eastAsia="맑은 고딕"/>
+          <w:sz w:val="21"/>
+        </w:rPr>
+        <w:t xml:space="preserve">V$MANAGED_STANDBY</w:t>
+      </w:r>
+      <w:r>
+        <w:rPr>
+          <w:rFonts w:ascii="맑은 고딕" w:hAnsi="맑은 고딕" w:eastAsia="맑은 고딕"/>
+          <w:sz w:val="21"/>
+        </w:rPr>
+        <w:t xml:space="preserve">로 MRP0 존재를, </w:t>
+      </w:r>
+      <w:r>
+        <w:rPr>
+          <w:rFonts w:ascii="Consolas" w:hAnsi="Consolas" w:eastAsia="맑은 고딕"/>
+          <w:sz w:val="21"/>
+        </w:rPr>
+        <w:t xml:space="preserve">V$DATAGUARD_STATS</w:t>
+      </w:r>
+      <w:r>
+        <w:rPr>
+          <w:rFonts w:ascii="맑은 고딕" w:hAnsi="맑은 고딕" w:eastAsia="맑은 고딕"/>
+          <w:sz w:val="21"/>
+        </w:rPr>
+        <w:t xml:space="preserve">로 지연을 확인한다. 실측에서 적용을 멈추자 </w:t>
+      </w:r>
+      <w:r>
+        <w:rPr>
+          <w:rFonts w:ascii="Consolas" w:hAnsi="Consolas" w:eastAsia="맑은 고딕"/>
+          <w:sz w:val="21"/>
+        </w:rPr>
+        <w:t xml:space="preserve">apply lag</w:t>
+      </w:r>
+      <w:r>
+        <w:rPr>
+          <w:rFonts w:ascii="맑은 고딕" w:hAnsi="맑은 고딕" w:eastAsia="맑은 고딕"/>
+          <w:sz w:val="21"/>
+        </w:rPr>
+        <w:t xml:space="preserve">이 1분 22초까지 벌어졌고 </w:t>
+      </w:r>
+      <w:r>
+        <w:rPr>
+          <w:rFonts w:ascii="Consolas" w:hAnsi="Consolas" w:eastAsia="맑은 고딕"/>
+          <w:sz w:val="21"/>
+        </w:rPr>
+        <w:t xml:space="preserve">STANDBY_MAX_DATA_DELAY of 1 seconds exceeded</w:t>
+      </w:r>
+      <w:r>
+        <w:rPr>
+          <w:rFonts w:ascii="맑은 고딕" w:hAnsi="맑은 고딕" w:eastAsia="맑은 고딕"/>
+          <w:sz w:val="21"/>
+        </w:rPr>
+        <w:t xml:space="preserve">가 났다.</w:t>
       </w:r>
     </w:p>
     <w:p>
@@ -1062,25 +2820,98 @@
           <w:rFonts w:ascii="맑은 고딕" w:hAnsi="맑은 고딕" w:eastAsia="맑은 고딕"/>
           <w:sz w:val="21"/>
         </w:rPr>
-        <w:t>③ **간헐적으로 지연이 튄다.** 평상시에는 괜찮은데 특정 시간대에만 걸리는 경우다. `V$STANDBY_EVENT_HISTOGRAM`으로 분포를 본다.</w:t>
+        <w:t xml:space="preserve">③ </w:t>
+      </w:r>
+      <w:r>
+        <w:rPr>
+          <w:rFonts w:ascii="맑은 고딕" w:hAnsi="맑은 고딕" w:eastAsia="맑은 고딕"/>
+          <w:b/>
+          <w:sz w:val="21"/>
+        </w:rPr>
+        <w:t xml:space="preserve">간헐적으로 지연이 튄다.</w:t>
+      </w:r>
+      <w:r>
+        <w:rPr>
+          <w:rFonts w:ascii="맑은 고딕" w:hAnsi="맑은 고딕" w:eastAsia="맑은 고딕"/>
+          <w:sz w:val="21"/>
+        </w:rPr>
+        <w:t xml:space="preserve"> 평상시에는 괜찮은데 특정 시간대에만 걸리는 경우다. </w:t>
+      </w:r>
+      <w:r>
+        <w:rPr>
+          <w:rFonts w:ascii="Consolas" w:hAnsi="Consolas" w:eastAsia="맑은 고딕"/>
+          <w:sz w:val="21"/>
+        </w:rPr>
+        <w:t xml:space="preserve">V$STANDBY_EVENT_HISTOGRAM</w:t>
+      </w:r>
+      <w:r>
+        <w:rPr>
+          <w:rFonts w:ascii="맑은 고딕" w:hAnsi="맑은 고딕" w:eastAsia="맑은 고딕"/>
+          <w:sz w:val="21"/>
+        </w:rPr>
+        <w:t xml:space="preserve">으로 분포를 본다.</w:t>
       </w:r>
     </w:p>
     <w:p>
       <w:r>
         <w:rPr>
           <w:rFonts w:ascii="맑은 고딕" w:hAnsi="맑은 고딕" w:eastAsia="맑은 고딕"/>
-          <w:sz w:val="21"/>
-        </w:rPr>
-        <w:t>**설정값을 정하는 방법.** 정상 상태의 지연을 먼저 관찰한다. 실측에서 정상 상태의 `apply lag`은 0초였고 히스토그램의 대부분이 0초 구간이었다. 여기에 여유를 두어 5초나 10초로 잡으면 평상시에는 거의 걸리지 않고 실제 문제가 있을 때만 걸린다. 히스토그램에서 어느 구간까지가 정상 범위인지 확인해 정하는 것이 근거 있는 방법이다.</w:t>
+          <w:b/>
+          <w:sz w:val="21"/>
+        </w:rPr>
+        <w:t xml:space="preserve">설정값을 정하는 방법.</w:t>
+      </w:r>
+      <w:r>
+        <w:rPr>
+          <w:rFonts w:ascii="맑은 고딕" w:hAnsi="맑은 고딕" w:eastAsia="맑은 고딕"/>
+          <w:sz w:val="21"/>
+        </w:rPr>
+        <w:t xml:space="preserve"> 정상 상태의 지연을 먼저 관찰한다. 실측에서 정상 상태의 </w:t>
+      </w:r>
+      <w:r>
+        <w:rPr>
+          <w:rFonts w:ascii="Consolas" w:hAnsi="Consolas" w:eastAsia="맑은 고딕"/>
+          <w:sz w:val="21"/>
+        </w:rPr>
+        <w:t xml:space="preserve">apply lag</w:t>
+      </w:r>
+      <w:r>
+        <w:rPr>
+          <w:rFonts w:ascii="맑은 고딕" w:hAnsi="맑은 고딕" w:eastAsia="맑은 고딕"/>
+          <w:sz w:val="21"/>
+        </w:rPr>
+        <w:t xml:space="preserve">은 0초였고 히스토그램의 대부분이 0초 구간이었다. 여기에 여유를 두어 5초나 10초로 잡으면 평상시에는 거의 걸리지 않고 실제 문제가 있을 때만 걸린다. 히스토그램에서 어느 구간까지가 정상 범위인지 확인해 정하는 것이 근거 있는 방법이다.</w:t>
       </w:r>
     </w:p>
     <w:p>
       <w:r>
         <w:rPr>
           <w:rFonts w:ascii="맑은 고딕" w:hAnsi="맑은 고딕" w:eastAsia="맑은 고딕"/>
-          <w:sz w:val="21"/>
-        </w:rPr>
-        <w:t>**애플리케이션 쪽 대응.** `ORA-03172`를 잡아 Primary로 재시도하는 구조를 만든다. 이 오류는 "지금 이 Standby로는 요건을 못 맞춘다"는 뜻이지 장애가 아니므로, 재시도가 자연스러운 처리다. 재시도 횟수와 대상(다른 Standby가 있다면 그쪽)을 함께 설계한다.</w:t>
+          <w:b/>
+          <w:sz w:val="21"/>
+        </w:rPr>
+        <w:t xml:space="preserve">애플리케이션 쪽 대응.</w:t>
+      </w:r>
+      <w:r>
+        <w:rPr>
+          <w:rFonts w:ascii="맑은 고딕" w:hAnsi="맑은 고딕" w:eastAsia="맑은 고딕"/>
+          <w:sz w:val="21"/>
+        </w:rPr>
+        <w:t xml:space="preserve"> </w:t>
+      </w:r>
+      <w:r>
+        <w:rPr>
+          <w:rFonts w:ascii="Consolas" w:hAnsi="Consolas" w:eastAsia="맑은 고딕"/>
+          <w:sz w:val="21"/>
+        </w:rPr>
+        <w:t xml:space="preserve">ORA-03172</w:t>
+      </w:r>
+      <w:r>
+        <w:rPr>
+          <w:rFonts w:ascii="맑은 고딕" w:hAnsi="맑은 고딕" w:eastAsia="맑은 고딕"/>
+          <w:sz w:val="21"/>
+        </w:rPr>
+        <w:t xml:space="preserve">를 잡아 Primary로 재시도하는 구조를 만든다. 이 오류는 "지금 이 Standby로는 요건을 못 맞춘다"는 뜻이지 장애가 아니므로, 재시도가 자연스러운 처리다. 재시도 횟수와 대상(다른 Standby가 있다면 그쪽)을 함께 설계한다.</w:t>
       </w:r>
     </w:p>
     <w:p>
@@ -1115,9 +2946,47 @@
       <w:r>
         <w:rPr>
           <w:rFonts w:ascii="맑은 고딕" w:hAnsi="맑은 고딕" w:eastAsia="맑은 고딕"/>
-          <w:sz w:val="21"/>
-        </w:rPr>
-        <w:t>**읽는 요령.** `ORA-06512`는 PL/SQL 호출 스택으로 "어디를 지났는가"만 알려 준다. 진단에는 쓸모가 적다. 따라서 **`ORA-06512`를 건너뛰고 그것이 아닌 번호를 찾는다.**</w:t>
+          <w:b/>
+          <w:sz w:val="21"/>
+        </w:rPr>
+        <w:t xml:space="preserve">읽는 요령.</w:t>
+      </w:r>
+      <w:r>
+        <w:rPr>
+          <w:rFonts w:ascii="맑은 고딕" w:hAnsi="맑은 고딕" w:eastAsia="맑은 고딕"/>
+          <w:sz w:val="21"/>
+        </w:rPr>
+        <w:t xml:space="preserve"> </w:t>
+      </w:r>
+      <w:r>
+        <w:rPr>
+          <w:rFonts w:ascii="Consolas" w:hAnsi="Consolas" w:eastAsia="맑은 고딕"/>
+          <w:sz w:val="21"/>
+        </w:rPr>
+        <w:t xml:space="preserve">ORA-06512</w:t>
+      </w:r>
+      <w:r>
+        <w:rPr>
+          <w:rFonts w:ascii="맑은 고딕" w:hAnsi="맑은 고딕" w:eastAsia="맑은 고딕"/>
+          <w:sz w:val="21"/>
+        </w:rPr>
+        <w:t xml:space="preserve">는 PL/SQL 호출 스택으로 "어디를 지났는가"만 알려 준다. 진단에는 쓸모가 적다. 따라서 </w:t>
+      </w:r>
+      <w:r>
+        <w:rPr>
+          <w:rFonts w:ascii="Consolas" w:hAnsi="Consolas" w:eastAsia="맑은 고딕"/>
+          <w:b/>
+          <w:sz w:val="21"/>
+        </w:rPr>
+        <w:t xml:space="preserve">ORA-06512</w:t>
+      </w:r>
+      <w:r>
+        <w:rPr>
+          <w:rFonts w:ascii="맑은 고딕" w:hAnsi="맑은 고딕" w:eastAsia="맑은 고딕"/>
+          <w:b/>
+          <w:sz w:val="21"/>
+        </w:rPr>
+        <w:t xml:space="preserve">를 건너뛰고 그것이 아닌 번호를 찾는다.</w:t>
       </w:r>
     </w:p>
     <w:p>
@@ -1126,25 +2995,141 @@
           <w:rFonts w:ascii="맑은 고딕" w:hAnsi="맑은 고딕" w:eastAsia="맑은 고딕"/>
           <w:sz w:val="21"/>
         </w:rPr>
-        <w:t>실측 스택에서 그것이 아닌 번호는 둘이었다. 맨 위의 `ORA-00604`(재귀 SQL에서 오류 발생)와 중간의 `ORA-16000`이다. **앞의 것은 형식이고 뒤의 것이 내용이다.** `ORA-00604`는 "패키지 내부의 SQL에서 뭔가 났다"는 포장일 뿐이다.</w:t>
+        <w:t xml:space="preserve">실측 스택에서 그것이 아닌 번호는 둘이었다. 맨 위의 </w:t>
+      </w:r>
+      <w:r>
+        <w:rPr>
+          <w:rFonts w:ascii="Consolas" w:hAnsi="Consolas" w:eastAsia="맑은 고딕"/>
+          <w:sz w:val="21"/>
+        </w:rPr>
+        <w:t xml:space="preserve">ORA-00604</w:t>
+      </w:r>
+      <w:r>
+        <w:rPr>
+          <w:rFonts w:ascii="맑은 고딕" w:hAnsi="맑은 고딕" w:eastAsia="맑은 고딕"/>
+          <w:sz w:val="21"/>
+        </w:rPr>
+        <w:t xml:space="preserve">(재귀 SQL에서 오류 발생)와 중간의 </w:t>
+      </w:r>
+      <w:r>
+        <w:rPr>
+          <w:rFonts w:ascii="Consolas" w:hAnsi="Consolas" w:eastAsia="맑은 고딕"/>
+          <w:sz w:val="21"/>
+        </w:rPr>
+        <w:t xml:space="preserve">ORA-16000</w:t>
+      </w:r>
+      <w:r>
+        <w:rPr>
+          <w:rFonts w:ascii="맑은 고딕" w:hAnsi="맑은 고딕" w:eastAsia="맑은 고딕"/>
+          <w:sz w:val="21"/>
+        </w:rPr>
+        <w:t xml:space="preserve">이다. </w:t>
+      </w:r>
+      <w:r>
+        <w:rPr>
+          <w:rFonts w:ascii="맑은 고딕" w:hAnsi="맑은 고딕" w:eastAsia="맑은 고딕"/>
+          <w:b/>
+          <w:sz w:val="21"/>
+        </w:rPr>
+        <w:t xml:space="preserve">앞의 것은 형식이고 뒤의 것이 내용이다.</w:t>
+      </w:r>
+      <w:r>
+        <w:rPr>
+          <w:rFonts w:ascii="맑은 고딕" w:hAnsi="맑은 고딕" w:eastAsia="맑은 고딕"/>
+          <w:sz w:val="21"/>
+        </w:rPr>
+        <w:t xml:space="preserve"> </w:t>
+      </w:r>
+      <w:r>
+        <w:rPr>
+          <w:rFonts w:ascii="Consolas" w:hAnsi="Consolas" w:eastAsia="맑은 고딕"/>
+          <w:sz w:val="21"/>
+        </w:rPr>
+        <w:t xml:space="preserve">ORA-00604</w:t>
+      </w:r>
+      <w:r>
+        <w:rPr>
+          <w:rFonts w:ascii="맑은 고딕" w:hAnsi="맑은 고딕" w:eastAsia="맑은 고딕"/>
+          <w:sz w:val="21"/>
+        </w:rPr>
+        <w:t xml:space="preserve">는 "패키지 내부의 SQL에서 뭔가 났다"는 포장일 뿐이다.</w:t>
       </w:r>
     </w:p>
     <w:p>
       <w:r>
         <w:rPr>
           <w:rFonts w:ascii="맑은 고딕" w:hAnsi="맑은 고딕" w:eastAsia="맑은 고딕"/>
-          <w:sz w:val="21"/>
-        </w:rPr>
-        <w:t>**실제 원인.** `ORA-16000: database or pluggable database open for read-only access`. 통계 수집은 딕셔너리를 바꾸므로 읽기 전용 데이터베이스에서 할 수 없다. `DBMS_STATS.SET_GLOBAL_PREFS`도 같은 결과였다.</w:t>
+          <w:b/>
+          <w:sz w:val="21"/>
+        </w:rPr>
+        <w:t xml:space="preserve">실제 원인.</w:t>
+      </w:r>
+      <w:r>
+        <w:rPr>
+          <w:rFonts w:ascii="맑은 고딕" w:hAnsi="맑은 고딕" w:eastAsia="맑은 고딕"/>
+          <w:sz w:val="21"/>
+        </w:rPr>
+        <w:t xml:space="preserve"> </w:t>
+      </w:r>
+      <w:r>
+        <w:rPr>
+          <w:rFonts w:ascii="Consolas" w:hAnsi="Consolas" w:eastAsia="맑은 고딕"/>
+          <w:sz w:val="21"/>
+        </w:rPr>
+        <w:t xml:space="preserve">ORA-16000: database or pluggable database open for read-only access</w:t>
+      </w:r>
+      <w:r>
+        <w:rPr>
+          <w:rFonts w:ascii="맑은 고딕" w:hAnsi="맑은 고딕" w:eastAsia="맑은 고딕"/>
+          <w:sz w:val="21"/>
+        </w:rPr>
+        <w:t xml:space="preserve">. 통계 수집은 딕셔너리를 바꾸므로 읽기 전용 데이터베이스에서 할 수 없다. </w:t>
+      </w:r>
+      <w:r>
+        <w:rPr>
+          <w:rFonts w:ascii="Consolas" w:hAnsi="Consolas" w:eastAsia="맑은 고딕"/>
+          <w:sz w:val="21"/>
+        </w:rPr>
+        <w:t xml:space="preserve">DBMS_STATS.SET_GLOBAL_PREFS</w:t>
+      </w:r>
+      <w:r>
+        <w:rPr>
+          <w:rFonts w:ascii="맑은 고딕" w:hAnsi="맑은 고딕" w:eastAsia="맑은 고딕"/>
+          <w:sz w:val="21"/>
+        </w:rPr>
+        <w:t xml:space="preserve">도 같은 결과였다.</w:t>
       </w:r>
     </w:p>
     <w:p>
       <w:r>
         <w:rPr>
           <w:rFonts w:ascii="맑은 고딕" w:hAnsi="맑은 고딕" w:eastAsia="맑은 고딕"/>
-          <w:sz w:val="21"/>
-        </w:rPr>
-        <w:t>**대안.** ① 통계는 **Primary에서 수집한다.** 딕셔너리가 리두로 복제되므로 Standby도 같은 통계를 쓴다. ② Standby 고유의 조회 특성 때문에 다른 통계가 필요하다면 Primary에서 그에 맞게 수집하거나, 세션 수준 힌트·SQL 프로파일로 대응한다. ③ AWR처럼 Standby 성능을 기록해야 한다면 조회 결과를 외부로 내보내는 방식을 쓴다.</w:t>
+          <w:b/>
+          <w:sz w:val="21"/>
+        </w:rPr>
+        <w:t xml:space="preserve">대안.</w:t>
+      </w:r>
+      <w:r>
+        <w:rPr>
+          <w:rFonts w:ascii="맑은 고딕" w:hAnsi="맑은 고딕" w:eastAsia="맑은 고딕"/>
+          <w:sz w:val="21"/>
+        </w:rPr>
+        <w:t xml:space="preserve"> ① 통계는 </w:t>
+      </w:r>
+      <w:r>
+        <w:rPr>
+          <w:rFonts w:ascii="맑은 고딕" w:hAnsi="맑은 고딕" w:eastAsia="맑은 고딕"/>
+          <w:b/>
+          <w:sz w:val="21"/>
+        </w:rPr>
+        <w:t xml:space="preserve">Primary에서 수집한다.</w:t>
+      </w:r>
+      <w:r>
+        <w:rPr>
+          <w:rFonts w:ascii="맑은 고딕" w:hAnsi="맑은 고딕" w:eastAsia="맑은 고딕"/>
+          <w:sz w:val="21"/>
+        </w:rPr>
+        <w:t xml:space="preserve"> 딕셔너리가 리두로 복제되므로 Standby도 같은 통계를 쓴다. ② Standby 고유의 조회 특성 때문에 다른 통계가 필요하다면 Primary에서 그에 맞게 수집하거나, 세션 수준 힌트·SQL 프로파일로 대응한다. ③ AWR처럼 Standby 성능을 기록해야 한다면 조회 결과를 외부로 내보내는 방식을 쓴다.</w:t>
       </w:r>
     </w:p>
     <w:p>
@@ -1153,7 +3138,52 @@
           <w:rFonts w:ascii="맑은 고딕" w:hAnsi="맑은 고딕" w:eastAsia="맑은 고딕"/>
           <w:sz w:val="21"/>
         </w:rPr>
-        <w:t>참고로 AWR은 같은 상황에서 **전용 오류 `ORA-13516`**을 낸다. 스택도 짧다. `ORA-16000`까지 내려가기 전에 패키지가 먼저 상태를 확인하고 거부했기 때문이다. **오류 번호와 스택 길이가 그 기능이 상태를 얼마나 일찍 점검하는지를 보여 준다.**</w:t>
+        <w:t xml:space="preserve">참고로 AWR은 같은 상황에서 </w:t>
+      </w:r>
+      <w:r>
+        <w:rPr>
+          <w:rFonts w:ascii="맑은 고딕" w:hAnsi="맑은 고딕" w:eastAsia="맑은 고딕"/>
+          <w:b/>
+          <w:sz w:val="21"/>
+        </w:rPr>
+        <w:t xml:space="preserve">전용 오류 </w:t>
+      </w:r>
+      <w:r>
+        <w:rPr>
+          <w:rFonts w:ascii="Consolas" w:hAnsi="Consolas" w:eastAsia="맑은 고딕"/>
+          <w:b/>
+          <w:sz w:val="21"/>
+        </w:rPr>
+        <w:t xml:space="preserve">ORA-13516</w:t>
+      </w:r>
+      <w:r>
+        <w:rPr>
+          <w:rFonts w:ascii="맑은 고딕" w:hAnsi="맑은 고딕" w:eastAsia="맑은 고딕"/>
+          <w:sz w:val="21"/>
+        </w:rPr>
+        <w:t xml:space="preserve">을 낸다. 스택도 짧다. </w:t>
+      </w:r>
+      <w:r>
+        <w:rPr>
+          <w:rFonts w:ascii="Consolas" w:hAnsi="Consolas" w:eastAsia="맑은 고딕"/>
+          <w:sz w:val="21"/>
+        </w:rPr>
+        <w:t xml:space="preserve">ORA-16000</w:t>
+      </w:r>
+      <w:r>
+        <w:rPr>
+          <w:rFonts w:ascii="맑은 고딕" w:hAnsi="맑은 고딕" w:eastAsia="맑은 고딕"/>
+          <w:sz w:val="21"/>
+        </w:rPr>
+        <w:t xml:space="preserve">까지 내려가기 전에 패키지가 먼저 상태를 확인하고 거부했기 때문이다. </w:t>
+      </w:r>
+      <w:r>
+        <w:rPr>
+          <w:rFonts w:ascii="맑은 고딕" w:hAnsi="맑은 고딕" w:eastAsia="맑은 고딕"/>
+          <w:b/>
+          <w:sz w:val="21"/>
+        </w:rPr>
+        <w:t xml:space="preserve">오류 번호와 스택 길이가 그 기능이 상태를 얼마나 일찍 점검하는지를 보여 준다.</w:t>
       </w:r>
     </w:p>
     <w:p>
@@ -1196,54 +3226,194 @@
       <w:r>
         <w:rPr>
           <w:rFonts w:ascii="맑은 고딕" w:hAnsi="맑은 고딕" w:eastAsia="맑은 고딕"/>
-          <w:sz w:val="21"/>
-        </w:rPr>
-        <w:t>**① 대상 조회를 분류한다.** 순수 조회인가, DML을 포함하는가, 일반 테이블을 임시 저장소로 쓰는가, 시퀀스를 쓰는가. 9.4절의 기준(영구 파일·딕셔너리를 바꾸는가)을 적용한다. **이것이 가장 중요한 단계이며 대부분의 문제가 여기서 걸러진다.**</w:t>
+          <w:b/>
+          <w:sz w:val="21"/>
+        </w:rPr>
+        <w:t xml:space="preserve">① 대상 조회를 분류한다.</w:t>
+      </w:r>
+      <w:r>
+        <w:rPr>
+          <w:rFonts w:ascii="맑은 고딕" w:hAnsi="맑은 고딕" w:eastAsia="맑은 고딕"/>
+          <w:sz w:val="21"/>
+        </w:rPr>
+        <w:t xml:space="preserve"> 순수 조회인가, DML을 포함하는가, 일반 테이블을 임시 저장소로 쓰는가, 시퀀스를 쓰는가. 9.4절의 기준(영구 파일·딕셔너리를 바꾸는가)을 적용한다. </w:t>
+      </w:r>
+      <w:r>
+        <w:rPr>
+          <w:rFonts w:ascii="맑은 고딕" w:hAnsi="맑은 고딕" w:eastAsia="맑은 고딕"/>
+          <w:b/>
+          <w:sz w:val="21"/>
+        </w:rPr>
+        <w:t xml:space="preserve">이것이 가장 중요한 단계이며 대부분의 문제가 여기서 걸러진다.</w:t>
       </w:r>
     </w:p>
     <w:p>
       <w:r>
         <w:rPr>
           <w:rFonts w:ascii="맑은 고딕" w:hAnsi="맑은 고딕" w:eastAsia="맑은 고딕"/>
-          <w:sz w:val="21"/>
-        </w:rPr>
-        <w:t>**② 계정을 확인한다.** 관리자 계정이 아니라 애플리케이션 계정으로 시험한다. `SYS`로는 리다이렉션(ORA-16397)도 지연 한도(ORA-03174)도 동작하지 않는다.</w:t>
+          <w:b/>
+          <w:sz w:val="21"/>
+        </w:rPr>
+        <w:t xml:space="preserve">② 계정을 확인한다.</w:t>
+      </w:r>
+      <w:r>
+        <w:rPr>
+          <w:rFonts w:ascii="맑은 고딕" w:hAnsi="맑은 고딕" w:eastAsia="맑은 고딕"/>
+          <w:sz w:val="21"/>
+        </w:rPr>
+        <w:t xml:space="preserve"> 관리자 계정이 아니라 애플리케이션 계정으로 시험한다. </w:t>
+      </w:r>
+      <w:r>
+        <w:rPr>
+          <w:rFonts w:ascii="Consolas" w:hAnsi="Consolas" w:eastAsia="맑은 고딕"/>
+          <w:sz w:val="21"/>
+        </w:rPr>
+        <w:t xml:space="preserve">SYS</w:t>
+      </w:r>
+      <w:r>
+        <w:rPr>
+          <w:rFonts w:ascii="맑은 고딕" w:hAnsi="맑은 고딕" w:eastAsia="맑은 고딕"/>
+          <w:sz w:val="21"/>
+        </w:rPr>
+        <w:t xml:space="preserve">로는 리다이렉션(ORA-16397)도 지연 한도(ORA-03174)도 동작하지 않는다.</w:t>
       </w:r>
     </w:p>
     <w:p>
       <w:r>
         <w:rPr>
           <w:rFonts w:ascii="맑은 고딕" w:hAnsi="맑은 고딕" w:eastAsia="맑은 고딕"/>
-          <w:sz w:val="21"/>
-        </w:rPr>
-        <w:t>**③ 접속 경로를 확인한다.** Standby의 PDB 서비스가 리스너에 등록되어 있는지 본다. `lsnrctl status | grep &lt;pdb&gt;`로 `status READY`를 확인한다. PDB가 열려 있지 않으면 서비스가 없다.</w:t>
+          <w:b/>
+          <w:sz w:val="21"/>
+        </w:rPr>
+        <w:t xml:space="preserve">③ 접속 경로를 확인한다.</w:t>
+      </w:r>
+      <w:r>
+        <w:rPr>
+          <w:rFonts w:ascii="맑은 고딕" w:hAnsi="맑은 고딕" w:eastAsia="맑은 고딕"/>
+          <w:sz w:val="21"/>
+        </w:rPr>
+        <w:t xml:space="preserve"> Standby의 PDB 서비스가 리스너에 등록되어 있는지 본다. </w:t>
+      </w:r>
+      <w:r>
+        <w:rPr>
+          <w:rFonts w:ascii="Consolas" w:hAnsi="Consolas" w:eastAsia="맑은 고딕"/>
+          <w:sz w:val="21"/>
+        </w:rPr>
+        <w:t xml:space="preserve">lsnrctl status | grep &lt;pdb&gt;</w:t>
+      </w:r>
+      <w:r>
+        <w:rPr>
+          <w:rFonts w:ascii="맑은 고딕" w:hAnsi="맑은 고딕" w:eastAsia="맑은 고딕"/>
+          <w:sz w:val="21"/>
+        </w:rPr>
+        <w:t xml:space="preserve">로 </w:t>
+      </w:r>
+      <w:r>
+        <w:rPr>
+          <w:rFonts w:ascii="Consolas" w:hAnsi="Consolas" w:eastAsia="맑은 고딕"/>
+          <w:sz w:val="21"/>
+        </w:rPr>
+        <w:t xml:space="preserve">status READY</w:t>
+      </w:r>
+      <w:r>
+        <w:rPr>
+          <w:rFonts w:ascii="맑은 고딕" w:hAnsi="맑은 고딕" w:eastAsia="맑은 고딕"/>
+          <w:sz w:val="21"/>
+        </w:rPr>
+        <w:t xml:space="preserve">를 확인한다. PDB가 열려 있지 않으면 서비스가 없다.</w:t>
       </w:r>
     </w:p>
     <w:p>
       <w:r>
         <w:rPr>
           <w:rFonts w:ascii="맑은 고딕" w:hAnsi="맑은 고딕" w:eastAsia="맑은 고딕"/>
-          <w:sz w:val="21"/>
-        </w:rPr>
-        <w:t>**④ 신선도 요건을 정한다.** 몇 초까지 오래된 데이터를 받아들일 수 있는가. 정상 상태의 지연을 `V$DATAGUARD_STATS`와 히스토그램으로 관찰한 뒤 여유를 두어 정한다.</w:t>
+          <w:b/>
+          <w:sz w:val="21"/>
+        </w:rPr>
+        <w:t xml:space="preserve">④ 신선도 요건을 정한다.</w:t>
+      </w:r>
+      <w:r>
+        <w:rPr>
+          <w:rFonts w:ascii="맑은 고딕" w:hAnsi="맑은 고딕" w:eastAsia="맑은 고딕"/>
+          <w:sz w:val="21"/>
+        </w:rPr>
+        <w:t xml:space="preserve"> 몇 초까지 오래된 데이터를 받아들일 수 있는가. 정상 상태의 지연을 </w:t>
+      </w:r>
+      <w:r>
+        <w:rPr>
+          <w:rFonts w:ascii="Consolas" w:hAnsi="Consolas" w:eastAsia="맑은 고딕"/>
+          <w:sz w:val="21"/>
+        </w:rPr>
+        <w:t xml:space="preserve">V$DATAGUARD_STATS</w:t>
+      </w:r>
+      <w:r>
+        <w:rPr>
+          <w:rFonts w:ascii="맑은 고딕" w:hAnsi="맑은 고딕" w:eastAsia="맑은 고딕"/>
+          <w:sz w:val="21"/>
+        </w:rPr>
+        <w:t xml:space="preserve">와 히스토그램으로 관찰한 뒤 여유를 두어 정한다.</w:t>
       </w:r>
     </w:p>
     <w:p>
       <w:r>
         <w:rPr>
           <w:rFonts w:ascii="맑은 고딕" w:hAnsi="맑은 고딕" w:eastAsia="맑은 고딕"/>
-          <w:sz w:val="21"/>
-        </w:rPr>
-        <w:t>**⑤ 실패 경로를 만든다.** Standby가 뒤처지거나 내려갔을 때 Primary로 가는 길을 준비한다. `ORA-03172` 처리를 애플리케이션에 넣고, 세션이 `SYS_CONTEXT`로 자신이 어디에 붙었는지 확인할 수 있게 한다.</w:t>
+          <w:b/>
+          <w:sz w:val="21"/>
+        </w:rPr>
+        <w:t xml:space="preserve">⑤ 실패 경로를 만든다.</w:t>
+      </w:r>
+      <w:r>
+        <w:rPr>
+          <w:rFonts w:ascii="맑은 고딕" w:hAnsi="맑은 고딕" w:eastAsia="맑은 고딕"/>
+          <w:sz w:val="21"/>
+        </w:rPr>
+        <w:t xml:space="preserve"> Standby가 뒤처지거나 내려갔을 때 Primary로 가는 길을 준비한다. </w:t>
+      </w:r>
+      <w:r>
+        <w:rPr>
+          <w:rFonts w:ascii="Consolas" w:hAnsi="Consolas" w:eastAsia="맑은 고딕"/>
+          <w:sz w:val="21"/>
+        </w:rPr>
+        <w:t xml:space="preserve">ORA-03172</w:t>
+      </w:r>
+      <w:r>
+        <w:rPr>
+          <w:rFonts w:ascii="맑은 고딕" w:hAnsi="맑은 고딕" w:eastAsia="맑은 고딕"/>
+          <w:sz w:val="21"/>
+        </w:rPr>
+        <w:t xml:space="preserve"> 처리를 애플리케이션에 넣고, 세션이 </w:t>
+      </w:r>
+      <w:r>
+        <w:rPr>
+          <w:rFonts w:ascii="Consolas" w:hAnsi="Consolas" w:eastAsia="맑은 고딕"/>
+          <w:sz w:val="21"/>
+        </w:rPr>
+        <w:t xml:space="preserve">SYS_CONTEXT</w:t>
+      </w:r>
+      <w:r>
+        <w:rPr>
+          <w:rFonts w:ascii="맑은 고딕" w:hAnsi="맑은 고딕" w:eastAsia="맑은 고딕"/>
+          <w:sz w:val="21"/>
+        </w:rPr>
+        <w:t xml:space="preserve">로 자신이 어디에 붙었는지 확인할 수 있게 한다.</w:t>
       </w:r>
     </w:p>
     <w:p>
       <w:r>
         <w:rPr>
           <w:rFonts w:ascii="맑은 고딕" w:hAnsi="맑은 고딕" w:eastAsia="맑은 고딕"/>
-          <w:sz w:val="21"/>
-        </w:rPr>
-        <w:t>**⑥ 감시 항목을 정한다.** MRP0 존재, 두 지연, 히스토그램 기반 비율을 정기적으로 수집한다.</w:t>
+          <w:b/>
+          <w:sz w:val="21"/>
+        </w:rPr>
+        <w:t xml:space="preserve">⑥ 감시 항목을 정한다.</w:t>
+      </w:r>
+      <w:r>
+        <w:rPr>
+          <w:rFonts w:ascii="맑은 고딕" w:hAnsi="맑은 고딕" w:eastAsia="맑은 고딕"/>
+          <w:sz w:val="21"/>
+        </w:rPr>
+        <w:t xml:space="preserve"> MRP0 존재, 두 지연, 히스토그램 기반 비율을 정기적으로 수집한다.</w:t>
       </w:r>
     </w:p>
     <w:p>
@@ -1278,9 +3448,10 @@
       <w:r>
         <w:rPr>
           <w:rFonts w:ascii="맑은 고딕" w:hAnsi="맑은 고딕" w:eastAsia="맑은 고딕"/>
-          <w:sz w:val="21"/>
-        </w:rPr>
-        <w:t>**확인 절차.**</w:t>
+          <w:b/>
+          <w:sz w:val="21"/>
+        </w:rPr>
+        <w:t xml:space="preserve">확인 절차.</w:t>
       </w:r>
     </w:p>
     <w:p>
@@ -1289,7 +3460,49 @@
           <w:rFonts w:ascii="맑은 고딕" w:hAnsi="맑은 고딕" w:eastAsia="맑은 고딕"/>
           <w:sz w:val="21"/>
         </w:rPr>
-        <w:t>① 세션에서 `SELECT sys_context('userenv','db_unique_name'), sys_context('userenv','database_role') FROM dual;`을 실행한다. 실측에서 `boston` / `PHYSICAL STANDBY`가 나왔다.</w:t>
+        <w:t xml:space="preserve">① 세션에서 </w:t>
+      </w:r>
+      <w:r>
+        <w:rPr>
+          <w:rFonts w:ascii="Consolas" w:hAnsi="Consolas" w:eastAsia="맑은 고딕"/>
+          <w:sz w:val="21"/>
+        </w:rPr>
+        <w:t xml:space="preserve">SELECT sys_context('userenv','db_unique_name'), sys_context('userenv','database_role') FROM dual;</w:t>
+      </w:r>
+      <w:r>
+        <w:rPr>
+          <w:rFonts w:ascii="맑은 고딕" w:hAnsi="맑은 고딕" w:eastAsia="맑은 고딕"/>
+          <w:sz w:val="21"/>
+        </w:rPr>
+        <w:t xml:space="preserve">을 실행한다. 실측에서 </w:t>
+      </w:r>
+      <w:r>
+        <w:rPr>
+          <w:rFonts w:ascii="Consolas" w:hAnsi="Consolas" w:eastAsia="맑은 고딕"/>
+          <w:sz w:val="21"/>
+        </w:rPr>
+        <w:t xml:space="preserve">boston</w:t>
+      </w:r>
+      <w:r>
+        <w:rPr>
+          <w:rFonts w:ascii="맑은 고딕" w:hAnsi="맑은 고딕" w:eastAsia="맑은 고딕"/>
+          <w:sz w:val="21"/>
+        </w:rPr>
+        <w:t xml:space="preserve"> / </w:t>
+      </w:r>
+      <w:r>
+        <w:rPr>
+          <w:rFonts w:ascii="Consolas" w:hAnsi="Consolas" w:eastAsia="맑은 고딕"/>
+          <w:sz w:val="21"/>
+        </w:rPr>
+        <w:t xml:space="preserve">PHYSICAL STANDBY</w:t>
+      </w:r>
+      <w:r>
+        <w:rPr>
+          <w:rFonts w:ascii="맑은 고딕" w:hAnsi="맑은 고딕" w:eastAsia="맑은 고딕"/>
+          <w:sz w:val="21"/>
+        </w:rPr>
+        <w:t xml:space="preserve">가 나왔다.</w:t>
       </w:r>
     </w:p>
     <w:p>
@@ -1298,7 +3511,35 @@
           <w:rFonts w:ascii="맑은 고딕" w:hAnsi="맑은 고딕" w:eastAsia="맑은 고딕"/>
           <w:sz w:val="21"/>
         </w:rPr>
-        <w:t>② 두 값을 함께 본다. `DB_UNIQUE_NAME`은 어느 데이터베이스인지, `DATABASE_ROLE`은 그것이 Primary인지 Standby인지 알려 준다.</w:t>
+        <w:t xml:space="preserve">② 두 값을 함께 본다. </w:t>
+      </w:r>
+      <w:r>
+        <w:rPr>
+          <w:rFonts w:ascii="Consolas" w:hAnsi="Consolas" w:eastAsia="맑은 고딕"/>
+          <w:sz w:val="21"/>
+        </w:rPr>
+        <w:t xml:space="preserve">DB_UNIQUE_NAME</w:t>
+      </w:r>
+      <w:r>
+        <w:rPr>
+          <w:rFonts w:ascii="맑은 고딕" w:hAnsi="맑은 고딕" w:eastAsia="맑은 고딕"/>
+          <w:sz w:val="21"/>
+        </w:rPr>
+        <w:t xml:space="preserve">은 어느 데이터베이스인지, </w:t>
+      </w:r>
+      <w:r>
+        <w:rPr>
+          <w:rFonts w:ascii="Consolas" w:hAnsi="Consolas" w:eastAsia="맑은 고딕"/>
+          <w:sz w:val="21"/>
+        </w:rPr>
+        <w:t xml:space="preserve">DATABASE_ROLE</w:t>
+      </w:r>
+      <w:r>
+        <w:rPr>
+          <w:rFonts w:ascii="맑은 고딕" w:hAnsi="맑은 고딕" w:eastAsia="맑은 고딕"/>
+          <w:sz w:val="21"/>
+        </w:rPr>
+        <w:t xml:space="preserve">은 그것이 Primary인지 Standby인지 알려 준다.</w:t>
       </w:r>
     </w:p>
     <w:p>
@@ -1307,16 +3548,45 @@
           <w:rFonts w:ascii="맑은 고딕" w:hAnsi="맑은 고딕" w:eastAsia="맑은 고딕"/>
           <w:sz w:val="21"/>
         </w:rPr>
-        <w:t>③ 보조로 `V$DATABASE.OPEN_MODE`를 본다. `READ ONLY WITH APPLY`이면 ADG Standby다.</w:t>
+        <w:t xml:space="preserve">③ 보조로 </w:t>
+      </w:r>
+      <w:r>
+        <w:rPr>
+          <w:rFonts w:ascii="Consolas" w:hAnsi="Consolas" w:eastAsia="맑은 고딕"/>
+          <w:sz w:val="21"/>
+        </w:rPr>
+        <w:t xml:space="preserve">V$DATABASE.OPEN_MODE</w:t>
+      </w:r>
+      <w:r>
+        <w:rPr>
+          <w:rFonts w:ascii="맑은 고딕" w:hAnsi="맑은 고딕" w:eastAsia="맑은 고딕"/>
+          <w:sz w:val="21"/>
+        </w:rPr>
+        <w:t xml:space="preserve">를 본다. </w:t>
+      </w:r>
+      <w:r>
+        <w:rPr>
+          <w:rFonts w:ascii="Consolas" w:hAnsi="Consolas" w:eastAsia="맑은 고딕"/>
+          <w:sz w:val="21"/>
+        </w:rPr>
+        <w:t xml:space="preserve">READ ONLY WITH APPLY</w:t>
+      </w:r>
+      <w:r>
+        <w:rPr>
+          <w:rFonts w:ascii="맑은 고딕" w:hAnsi="맑은 고딕" w:eastAsia="맑은 고딕"/>
+          <w:sz w:val="21"/>
+        </w:rPr>
+        <w:t xml:space="preserve">이면 ADG Standby다.</w:t>
       </w:r>
     </w:p>
     <w:p>
       <w:r>
         <w:rPr>
           <w:rFonts w:ascii="맑은 고딕" w:hAnsi="맑은 고딕" w:eastAsia="맑은 고딕"/>
-          <w:sz w:val="21"/>
-        </w:rPr>
-        <w:t>**설계 단계에서 방지하는 방법.**</w:t>
+          <w:b/>
+          <w:sz w:val="21"/>
+        </w:rPr>
+        <w:t xml:space="preserve">설계 단계에서 방지하는 방법.</w:t>
       </w:r>
     </w:p>
     <w:p>
@@ -1325,7 +3595,36 @@
           <w:rFonts w:ascii="맑은 고딕" w:hAnsi="맑은 고딕" w:eastAsia="맑은 고딕"/>
           <w:sz w:val="21"/>
         </w:rPr>
-        <w:t>첫째, **역할로 판단하게 만든다.** 이름이나 접속 문자열이 아니라 `DATABASE_ROLE`을 기준으로 삼는다. 역할 전환이 있는 환경에서는 접속 대상은 그대로인데 역할이 바뀔 수 있기 때문이다.</w:t>
+        <w:t xml:space="preserve">첫째, </w:t>
+      </w:r>
+      <w:r>
+        <w:rPr>
+          <w:rFonts w:ascii="맑은 고딕" w:hAnsi="맑은 고딕" w:eastAsia="맑은 고딕"/>
+          <w:b/>
+          <w:sz w:val="21"/>
+        </w:rPr>
+        <w:t xml:space="preserve">역할로 판단하게 만든다.</w:t>
+      </w:r>
+      <w:r>
+        <w:rPr>
+          <w:rFonts w:ascii="맑은 고딕" w:hAnsi="맑은 고딕" w:eastAsia="맑은 고딕"/>
+          <w:sz w:val="21"/>
+        </w:rPr>
+        <w:t xml:space="preserve"> 이름이나 접속 문자열이 아니라 </w:t>
+      </w:r>
+      <w:r>
+        <w:rPr>
+          <w:rFonts w:ascii="Consolas" w:hAnsi="Consolas" w:eastAsia="맑은 고딕"/>
+          <w:sz w:val="21"/>
+        </w:rPr>
+        <w:t xml:space="preserve">DATABASE_ROLE</w:t>
+      </w:r>
+      <w:r>
+        <w:rPr>
+          <w:rFonts w:ascii="맑은 고딕" w:hAnsi="맑은 고딕" w:eastAsia="맑은 고딕"/>
+          <w:sz w:val="21"/>
+        </w:rPr>
+        <w:t xml:space="preserve">을 기준으로 삼는다. 역할 전환이 있는 환경에서는 접속 대상은 그대로인데 역할이 바뀔 수 있기 때문이다.</w:t>
       </w:r>
     </w:p>
     <w:p>
@@ -1334,7 +3633,22 @@
           <w:rFonts w:ascii="맑은 고딕" w:hAnsi="맑은 고딕" w:eastAsia="맑은 고딕"/>
           <w:sz w:val="21"/>
         </w:rPr>
-        <w:t>둘째, **접속 직후 확인하는 코드를 둔다.** 애플리케이션이 연결 풀에서 세션을 꺼낼 때 한 번 확인하고, 기대와 다르면 그 세션을 쓰지 않는다.</w:t>
+        <w:t xml:space="preserve">둘째, </w:t>
+      </w:r>
+      <w:r>
+        <w:rPr>
+          <w:rFonts w:ascii="맑은 고딕" w:hAnsi="맑은 고딕" w:eastAsia="맑은 고딕"/>
+          <w:b/>
+          <w:sz w:val="21"/>
+        </w:rPr>
+        <w:t xml:space="preserve">접속 직후 확인하는 코드를 둔다.</w:t>
+      </w:r>
+      <w:r>
+        <w:rPr>
+          <w:rFonts w:ascii="맑은 고딕" w:hAnsi="맑은 고딕" w:eastAsia="맑은 고딕"/>
+          <w:sz w:val="21"/>
+        </w:rPr>
+        <w:t xml:space="preserve"> 애플리케이션이 연결 풀에서 세션을 꺼낼 때 한 번 확인하고, 기대와 다르면 그 세션을 쓰지 않는다.</w:t>
       </w:r>
     </w:p>
     <w:p>
@@ -1343,7 +3657,22 @@
           <w:rFonts w:ascii="맑은 고딕" w:hAnsi="맑은 고딕" w:eastAsia="맑은 고딕"/>
           <w:sz w:val="21"/>
         </w:rPr>
-        <w:t>셋째, **서비스를 역할별로 나눈다.** 읽기 전용 서비스와 읽기 쓰기 서비스를 따로 만들고 역할에 따라 시작·정지되게 하면, 애플리케이션이 서비스 이름만으로 올바른 노드에 붙는다. 이 방식이 가장 견고하다.</w:t>
+        <w:t xml:space="preserve">셋째, </w:t>
+      </w:r>
+      <w:r>
+        <w:rPr>
+          <w:rFonts w:ascii="맑은 고딕" w:hAnsi="맑은 고딕" w:eastAsia="맑은 고딕"/>
+          <w:b/>
+          <w:sz w:val="21"/>
+        </w:rPr>
+        <w:t xml:space="preserve">서비스를 역할별로 나눈다.</w:t>
+      </w:r>
+      <w:r>
+        <w:rPr>
+          <w:rFonts w:ascii="맑은 고딕" w:hAnsi="맑은 고딕" w:eastAsia="맑은 고딕"/>
+          <w:sz w:val="21"/>
+        </w:rPr>
+        <w:t xml:space="preserve"> 읽기 전용 서비스와 읽기 쓰기 서비스를 따로 만들고 역할에 따라 시작·정지되게 하면, 애플리케이션이 서비스 이름만으로 올바른 노드에 붙는다. 이 방식이 가장 견고하다.</w:t>
       </w:r>
     </w:p>
     <w:p>
@@ -1378,54 +3707,160 @@
       <w:r>
         <w:rPr>
           <w:rFonts w:ascii="맑은 고딕" w:hAnsi="맑은 고딕" w:eastAsia="맑은 고딕"/>
-          <w:sz w:val="21"/>
-        </w:rPr>
-        <w:t>**① 대상 DML의 성격을 본다.** 간헐적이고 작은가. 문장 하나가 두 번의 네트워크 왕복을 만들므로, 빈도가 높거나 행 수가 많으면 적합하지 않다.</w:t>
+          <w:b/>
+          <w:sz w:val="21"/>
+        </w:rPr>
+        <w:t xml:space="preserve">① 대상 DML의 성격을 본다.</w:t>
+      </w:r>
+      <w:r>
+        <w:rPr>
+          <w:rFonts w:ascii="맑은 고딕" w:hAnsi="맑은 고딕" w:eastAsia="맑은 고딕"/>
+          <w:sz w:val="21"/>
+        </w:rPr>
+        <w:t xml:space="preserve"> 간헐적이고 작은가. 문장 하나가 두 번의 네트워크 왕복을 만들므로, 빈도가 높거나 행 수가 많으면 적합하지 않다.</w:t>
       </w:r>
     </w:p>
     <w:p>
       <w:r>
         <w:rPr>
           <w:rFonts w:ascii="맑은 고딕" w:hAnsi="맑은 고딕" w:eastAsia="맑은 고딕"/>
-          <w:sz w:val="21"/>
-        </w:rPr>
-        <w:t>**② 트랜잭션의 길이를 본다.** 리다이렉트된 DML의 트랜잭션은 Primary에 존재한다. 긴 트랜잭션을 열어 두면 Primary에 잠금이 남을 수 있다.</w:t>
+          <w:b/>
+          <w:sz w:val="21"/>
+        </w:rPr>
+        <w:t xml:space="preserve">② 트랜잭션의 길이를 본다.</w:t>
+      </w:r>
+      <w:r>
+        <w:rPr>
+          <w:rFonts w:ascii="맑은 고딕" w:hAnsi="맑은 고딕" w:eastAsia="맑은 고딕"/>
+          <w:sz w:val="21"/>
+        </w:rPr>
+        <w:t xml:space="preserve"> 리다이렉트된 DML의 트랜잭션은 Primary에 존재한다. 긴 트랜잭션을 열어 두면 Primary에 잠금이 남을 수 있다.</w:t>
       </w:r>
     </w:p>
     <w:p>
       <w:r>
         <w:rPr>
           <w:rFonts w:ascii="맑은 고딕" w:hAnsi="맑은 고딕" w:eastAsia="맑은 고딕"/>
-          <w:sz w:val="21"/>
-        </w:rPr>
-        <w:t>**③ 계정을 확인한다.** `SYS`로는 동작하지 않는다. 애플리케이션 계정이 Primary에도 같은 권한으로 존재해야 한다.</w:t>
+          <w:b/>
+          <w:sz w:val="21"/>
+        </w:rPr>
+        <w:t xml:space="preserve">③ 계정을 확인한다.</w:t>
+      </w:r>
+      <w:r>
+        <w:rPr>
+          <w:rFonts w:ascii="맑은 고딕" w:hAnsi="맑은 고딕" w:eastAsia="맑은 고딕"/>
+          <w:sz w:val="21"/>
+        </w:rPr>
+        <w:t xml:space="preserve"> </w:t>
+      </w:r>
+      <w:r>
+        <w:rPr>
+          <w:rFonts w:ascii="Consolas" w:hAnsi="Consolas" w:eastAsia="맑은 고딕"/>
+          <w:sz w:val="21"/>
+        </w:rPr>
+        <w:t xml:space="preserve">SYS</w:t>
+      </w:r>
+      <w:r>
+        <w:rPr>
+          <w:rFonts w:ascii="맑은 고딕" w:hAnsi="맑은 고딕" w:eastAsia="맑은 고딕"/>
+          <w:sz w:val="21"/>
+        </w:rPr>
+        <w:t xml:space="preserve">로는 동작하지 않는다. 애플리케이션 계정이 Primary에도 같은 권한으로 존재해야 한다.</w:t>
       </w:r>
     </w:p>
     <w:p>
       <w:r>
         <w:rPr>
           <w:rFonts w:ascii="맑은 고딕" w:hAnsi="맑은 고딕" w:eastAsia="맑은 고딕"/>
-          <w:sz w:val="21"/>
-        </w:rPr>
-        <w:t>**④ 경로를 확인한다.** Standby에서 Primary로 `tnsping`이 되는지 본다. Oracle Net이 양방향으로 살아 있어야 한다.</w:t>
+          <w:b/>
+          <w:sz w:val="21"/>
+        </w:rPr>
+        <w:t xml:space="preserve">④ 경로를 확인한다.</w:t>
+      </w:r>
+      <w:r>
+        <w:rPr>
+          <w:rFonts w:ascii="맑은 고딕" w:hAnsi="맑은 고딕" w:eastAsia="맑은 고딕"/>
+          <w:sz w:val="21"/>
+        </w:rPr>
+        <w:t xml:space="preserve"> Standby에서 Primary로 </w:t>
+      </w:r>
+      <w:r>
+        <w:rPr>
+          <w:rFonts w:ascii="Consolas" w:hAnsi="Consolas" w:eastAsia="맑은 고딕"/>
+          <w:sz w:val="21"/>
+        </w:rPr>
+        <w:t xml:space="preserve">tnsping</w:t>
+      </w:r>
+      <w:r>
+        <w:rPr>
+          <w:rFonts w:ascii="맑은 고딕" w:hAnsi="맑은 고딕" w:eastAsia="맑은 고딕"/>
+          <w:sz w:val="21"/>
+        </w:rPr>
+        <w:t xml:space="preserve">이 되는지 본다. Oracle Net이 양방향으로 살아 있어야 한다.</w:t>
       </w:r>
     </w:p>
     <w:p>
       <w:r>
         <w:rPr>
           <w:rFonts w:ascii="맑은 고딕" w:hAnsi="맑은 고딕" w:eastAsia="맑은 고딕"/>
-          <w:sz w:val="21"/>
-        </w:rPr>
-        <w:t>**⑤ 켜는 범위를 정한다.** 시스템 수준이 아니라 **세션 수준**을 기본으로 한다. 어떤 경로로 Primary에 쓰기가 발생하는지 통제할 수 있어야 한다.</w:t>
+          <w:b/>
+          <w:sz w:val="21"/>
+        </w:rPr>
+        <w:t xml:space="preserve">⑤ 켜는 범위를 정한다.</w:t>
+      </w:r>
+      <w:r>
+        <w:rPr>
+          <w:rFonts w:ascii="맑은 고딕" w:hAnsi="맑은 고딕" w:eastAsia="맑은 고딕"/>
+          <w:sz w:val="21"/>
+        </w:rPr>
+        <w:t xml:space="preserve"> 시스템 수준이 아니라 </w:t>
+      </w:r>
+      <w:r>
+        <w:rPr>
+          <w:rFonts w:ascii="맑은 고딕" w:hAnsi="맑은 고딕" w:eastAsia="맑은 고딕"/>
+          <w:b/>
+          <w:sz w:val="21"/>
+        </w:rPr>
+        <w:t xml:space="preserve">세션 수준</w:t>
+      </w:r>
+      <w:r>
+        <w:rPr>
+          <w:rFonts w:ascii="맑은 고딕" w:hAnsi="맑은 고딕" w:eastAsia="맑은 고딕"/>
+          <w:sz w:val="21"/>
+        </w:rPr>
+        <w:t xml:space="preserve">을 기본으로 한다. 어떤 경로로 Primary에 쓰기가 발생하는지 통제할 수 있어야 한다.</w:t>
       </w:r>
     </w:p>
     <w:p>
       <w:r>
         <w:rPr>
           <w:rFonts w:ascii="맑은 고딕" w:hAnsi="맑은 고딕" w:eastAsia="맑은 고딕"/>
-          <w:sz w:val="21"/>
-        </w:rPr>
-        <w:t>**도입하지 않는 경우.** 대량 배치 갱신, 긴 트랜잭션, DDL이 필요한 작업, 그리고 **Primary 부하가 이미 높은 경우**다. 마지막 항목이 중요한데, 리다이렉션은 부하를 줄이는 것이 아니라 옮기는 것이다. 실행은 결국 Primary에서 일어나므로 Primary의 부담은 줄지 않는다.</w:t>
+          <w:b/>
+          <w:sz w:val="21"/>
+        </w:rPr>
+        <w:t xml:space="preserve">도입하지 않는 경우.</w:t>
+      </w:r>
+      <w:r>
+        <w:rPr>
+          <w:rFonts w:ascii="맑은 고딕" w:hAnsi="맑은 고딕" w:eastAsia="맑은 고딕"/>
+          <w:sz w:val="21"/>
+        </w:rPr>
+        <w:t xml:space="preserve"> 대량 배치 갱신, 긴 트랜잭션, DDL이 필요한 작업, 그리고 </w:t>
+      </w:r>
+      <w:r>
+        <w:rPr>
+          <w:rFonts w:ascii="맑은 고딕" w:hAnsi="맑은 고딕" w:eastAsia="맑은 고딕"/>
+          <w:b/>
+          <w:sz w:val="21"/>
+        </w:rPr>
+        <w:t xml:space="preserve">Primary 부하가 이미 높은 경우</w:t>
+      </w:r>
+      <w:r>
+        <w:rPr>
+          <w:rFonts w:ascii="맑은 고딕" w:hAnsi="맑은 고딕" w:eastAsia="맑은 고딕"/>
+          <w:sz w:val="21"/>
+        </w:rPr>
+        <w:t xml:space="preserve">다. 마지막 항목이 중요한데, 리다이렉션은 부하를 줄이는 것이 아니라 옮기는 것이다. 실행은 결국 Primary에서 일어나므로 Primary의 부담은 줄지 않는다.</w:t>
       </w:r>
     </w:p>
     <w:p>
@@ -1434,7 +3869,22 @@
           <w:rFonts w:ascii="맑은 고딕" w:hAnsi="맑은 고딕" w:eastAsia="맑은 고딕"/>
           <w:sz w:val="21"/>
         </w:rPr>
-        <w:t>즉 리다이렉션의 가치는 **부하 분산이 아니라 접속 단순화**에 있다. 이 점을 오해하면 기대한 효과를 얻지 못한다.</w:t>
+        <w:t xml:space="preserve">즉 리다이렉션의 가치는 </w:t>
+      </w:r>
+      <w:r>
+        <w:rPr>
+          <w:rFonts w:ascii="맑은 고딕" w:hAnsi="맑은 고딕" w:eastAsia="맑은 고딕"/>
+          <w:b/>
+          <w:sz w:val="21"/>
+        </w:rPr>
+        <w:t xml:space="preserve">부하 분산이 아니라 접속 단순화</w:t>
+      </w:r>
+      <w:r>
+        <w:rPr>
+          <w:rFonts w:ascii="맑은 고딕" w:hAnsi="맑은 고딕" w:eastAsia="맑은 고딕"/>
+          <w:sz w:val="21"/>
+        </w:rPr>
+        <w:t xml:space="preserve">에 있다. 이 점을 오해하면 기대한 효과를 얻지 못한다.</w:t>
       </w:r>
     </w:p>
     <w:p>
@@ -1469,54 +3919,257 @@
       <w:r>
         <w:rPr>
           <w:rFonts w:ascii="맑은 고딕" w:hAnsi="맑은 고딕" w:eastAsia="맑은 고딕"/>
-          <w:sz w:val="21"/>
-        </w:rPr>
-        <w:t>**① 요건을 숫자로 정한다.** "얼마나 오래된 데이터까지 허용하는가"를 초 단위로 정한다. 업무가 답해야 할 질문이며, 기술적 판단이 아니다.</w:t>
+          <w:b/>
+          <w:sz w:val="21"/>
+        </w:rPr>
+        <w:t xml:space="preserve">① 요건을 숫자로 정한다.</w:t>
+      </w:r>
+      <w:r>
+        <w:rPr>
+          <w:rFonts w:ascii="맑은 고딕" w:hAnsi="맑은 고딕" w:eastAsia="맑은 고딕"/>
+          <w:sz w:val="21"/>
+        </w:rPr>
+        <w:t xml:space="preserve"> "얼마나 오래된 데이터까지 허용하는가"를 초 단위로 정한다. 업무가 답해야 할 질문이며, 기술적 판단이 아니다.</w:t>
       </w:r>
     </w:p>
     <w:p>
       <w:r>
         <w:rPr>
           <w:rFonts w:ascii="맑은 고딕" w:hAnsi="맑은 고딕" w:eastAsia="맑은 고딕"/>
-          <w:sz w:val="21"/>
-        </w:rPr>
-        <w:t>**② 정상 상태를 관찰한다.** `V$DATAGUARD_STATS`의 `apply lag`을 여러 번 조회하고, `V$STANDBY_EVENT_HISTOGRAM`으로 분포를 본다. 실측에서 정상 상태는 0초였고 히스토그램 대부분이 0초 구간이었다.</w:t>
+          <w:b/>
+          <w:sz w:val="21"/>
+        </w:rPr>
+        <w:t xml:space="preserve">② 정상 상태를 관찰한다.</w:t>
+      </w:r>
+      <w:r>
+        <w:rPr>
+          <w:rFonts w:ascii="맑은 고딕" w:hAnsi="맑은 고딕" w:eastAsia="맑은 고딕"/>
+          <w:sz w:val="21"/>
+        </w:rPr>
+        <w:t xml:space="preserve"> </w:t>
+      </w:r>
+      <w:r>
+        <w:rPr>
+          <w:rFonts w:ascii="Consolas" w:hAnsi="Consolas" w:eastAsia="맑은 고딕"/>
+          <w:sz w:val="21"/>
+        </w:rPr>
+        <w:t xml:space="preserve">V$DATAGUARD_STATS</w:t>
+      </w:r>
+      <w:r>
+        <w:rPr>
+          <w:rFonts w:ascii="맑은 고딕" w:hAnsi="맑은 고딕" w:eastAsia="맑은 고딕"/>
+          <w:sz w:val="21"/>
+        </w:rPr>
+        <w:t xml:space="preserve">의 </w:t>
+      </w:r>
+      <w:r>
+        <w:rPr>
+          <w:rFonts w:ascii="Consolas" w:hAnsi="Consolas" w:eastAsia="맑은 고딕"/>
+          <w:sz w:val="21"/>
+        </w:rPr>
+        <w:t xml:space="preserve">apply lag</w:t>
+      </w:r>
+      <w:r>
+        <w:rPr>
+          <w:rFonts w:ascii="맑은 고딕" w:hAnsi="맑은 고딕" w:eastAsia="맑은 고딕"/>
+          <w:sz w:val="21"/>
+        </w:rPr>
+        <w:t xml:space="preserve">을 여러 번 조회하고, </w:t>
+      </w:r>
+      <w:r>
+        <w:rPr>
+          <w:rFonts w:ascii="Consolas" w:hAnsi="Consolas" w:eastAsia="맑은 고딕"/>
+          <w:sz w:val="21"/>
+        </w:rPr>
+        <w:t xml:space="preserve">V$STANDBY_EVENT_HISTOGRAM</w:t>
+      </w:r>
+      <w:r>
+        <w:rPr>
+          <w:rFonts w:ascii="맑은 고딕" w:hAnsi="맑은 고딕" w:eastAsia="맑은 고딕"/>
+          <w:sz w:val="21"/>
+        </w:rPr>
+        <w:t xml:space="preserve">으로 분포를 본다. 실측에서 정상 상태는 0초였고 히스토그램 대부분이 0초 구간이었다.</w:t>
       </w:r>
     </w:p>
     <w:p>
       <w:r>
         <w:rPr>
           <w:rFonts w:ascii="맑은 고딕" w:hAnsi="맑은 고딕" w:eastAsia="맑은 고딕"/>
-          <w:sz w:val="21"/>
-        </w:rPr>
-        <w:t>**③ 여유를 두어 값을 정한다.** 정상 범위보다 넉넉하게 잡는다. 5초나 10초면 평상시에는 거의 걸리지 않고 실제 문제가 있을 때만 걸린다. **0은 ASYNC 구성에서 쓸 수 없다** — 항상 `ORA-03172`가 난다.</w:t>
+          <w:b/>
+          <w:sz w:val="21"/>
+        </w:rPr>
+        <w:t xml:space="preserve">③ 여유를 두어 값을 정한다.</w:t>
+      </w:r>
+      <w:r>
+        <w:rPr>
+          <w:rFonts w:ascii="맑은 고딕" w:hAnsi="맑은 고딕" w:eastAsia="맑은 고딕"/>
+          <w:sz w:val="21"/>
+        </w:rPr>
+        <w:t xml:space="preserve"> 정상 범위보다 넉넉하게 잡는다. 5초나 10초면 평상시에는 거의 걸리지 않고 실제 문제가 있을 때만 걸린다. </w:t>
+      </w:r>
+      <w:r>
+        <w:rPr>
+          <w:rFonts w:ascii="맑은 고딕" w:hAnsi="맑은 고딕" w:eastAsia="맑은 고딕"/>
+          <w:b/>
+          <w:sz w:val="21"/>
+        </w:rPr>
+        <w:t xml:space="preserve">0은 ASYNC 구성에서 쓸 수 없다</w:t>
+      </w:r>
+      <w:r>
+        <w:rPr>
+          <w:rFonts w:ascii="맑은 고딕" w:hAnsi="맑은 고딕" w:eastAsia="맑은 고딕"/>
+          <w:sz w:val="21"/>
+        </w:rPr>
+        <w:t xml:space="preserve"> — 항상 </w:t>
+      </w:r>
+      <w:r>
+        <w:rPr>
+          <w:rFonts w:ascii="Consolas" w:hAnsi="Consolas" w:eastAsia="맑은 고딕"/>
+          <w:sz w:val="21"/>
+        </w:rPr>
+        <w:t xml:space="preserve">ORA-03172</w:t>
+      </w:r>
+      <w:r>
+        <w:rPr>
+          <w:rFonts w:ascii="맑은 고딕" w:hAnsi="맑은 고딕" w:eastAsia="맑은 고딕"/>
+          <w:sz w:val="21"/>
+        </w:rPr>
+        <w:t xml:space="preserve">가 난다.</w:t>
       </w:r>
     </w:p>
     <w:p>
       <w:r>
         <w:rPr>
           <w:rFonts w:ascii="맑은 고딕" w:hAnsi="맑은 고딕" w:eastAsia="맑은 고딕"/>
-          <w:sz w:val="21"/>
-        </w:rPr>
-        <w:t>**④ 세션에 적용한다.** `ALTER SESSION SET standby_max_data_delay=&lt;값&gt;;` 애플리케이션 계정으로 해야 한다. `SYS`는 `ORA-03174`로 거부된다.</w:t>
+          <w:b/>
+          <w:sz w:val="21"/>
+        </w:rPr>
+        <w:t xml:space="preserve">④ 세션에 적용한다.</w:t>
+      </w:r>
+      <w:r>
+        <w:rPr>
+          <w:rFonts w:ascii="맑은 고딕" w:hAnsi="맑은 고딕" w:eastAsia="맑은 고딕"/>
+          <w:sz w:val="21"/>
+        </w:rPr>
+        <w:t xml:space="preserve"> </w:t>
+      </w:r>
+      <w:r>
+        <w:rPr>
+          <w:rFonts w:ascii="Consolas" w:hAnsi="Consolas" w:eastAsia="맑은 고딕"/>
+          <w:sz w:val="21"/>
+        </w:rPr>
+        <w:t xml:space="preserve">ALTER SESSION SET standby_max_data_delay=&lt;값&gt;;</w:t>
+      </w:r>
+      <w:r>
+        <w:rPr>
+          <w:rFonts w:ascii="맑은 고딕" w:hAnsi="맑은 고딕" w:eastAsia="맑은 고딕"/>
+          <w:sz w:val="21"/>
+        </w:rPr>
+        <w:t xml:space="preserve"> 애플리케이션 계정으로 해야 한다. </w:t>
+      </w:r>
+      <w:r>
+        <w:rPr>
+          <w:rFonts w:ascii="Consolas" w:hAnsi="Consolas" w:eastAsia="맑은 고딕"/>
+          <w:sz w:val="21"/>
+        </w:rPr>
+        <w:t xml:space="preserve">SYS</w:t>
+      </w:r>
+      <w:r>
+        <w:rPr>
+          <w:rFonts w:ascii="맑은 고딕" w:hAnsi="맑은 고딕" w:eastAsia="맑은 고딕"/>
+          <w:sz w:val="21"/>
+        </w:rPr>
+        <w:t xml:space="preserve">는 </w:t>
+      </w:r>
+      <w:r>
+        <w:rPr>
+          <w:rFonts w:ascii="Consolas" w:hAnsi="Consolas" w:eastAsia="맑은 고딕"/>
+          <w:sz w:val="21"/>
+        </w:rPr>
+        <w:t xml:space="preserve">ORA-03174</w:t>
+      </w:r>
+      <w:r>
+        <w:rPr>
+          <w:rFonts w:ascii="맑은 고딕" w:hAnsi="맑은 고딕" w:eastAsia="맑은 고딕"/>
+          <w:sz w:val="21"/>
+        </w:rPr>
+        <w:t xml:space="preserve">로 거부된다.</w:t>
       </w:r>
     </w:p>
     <w:p>
       <w:r>
         <w:rPr>
           <w:rFonts w:ascii="맑은 고딕" w:hAnsi="맑은 고딕" w:eastAsia="맑은 고딕"/>
-          <w:sz w:val="21"/>
-        </w:rPr>
-        <w:t>**⑤ 실패를 처리한다.** `ORA-03172`를 잡아 Primary로 재시도한다. 이 오류는 장애가 아니라 "요건을 못 맞춘다"는 통보이므로 재시도가 자연스럽다.</w:t>
+          <w:b/>
+          <w:sz w:val="21"/>
+        </w:rPr>
+        <w:t xml:space="preserve">⑤ 실패를 처리한다.</w:t>
+      </w:r>
+      <w:r>
+        <w:rPr>
+          <w:rFonts w:ascii="맑은 고딕" w:hAnsi="맑은 고딕" w:eastAsia="맑은 고딕"/>
+          <w:sz w:val="21"/>
+        </w:rPr>
+        <w:t xml:space="preserve"> </w:t>
+      </w:r>
+      <w:r>
+        <w:rPr>
+          <w:rFonts w:ascii="Consolas" w:hAnsi="Consolas" w:eastAsia="맑은 고딕"/>
+          <w:sz w:val="21"/>
+        </w:rPr>
+        <w:t xml:space="preserve">ORA-03172</w:t>
+      </w:r>
+      <w:r>
+        <w:rPr>
+          <w:rFonts w:ascii="맑은 고딕" w:hAnsi="맑은 고딕" w:eastAsia="맑은 고딕"/>
+          <w:sz w:val="21"/>
+        </w:rPr>
+        <w:t xml:space="preserve">를 잡아 Primary로 재시도한다. 이 오류는 장애가 아니라 "요건을 못 맞춘다"는 통보이므로 재시도가 자연스럽다.</w:t>
       </w:r>
     </w:p>
     <w:p>
       <w:r>
         <w:rPr>
           <w:rFonts w:ascii="맑은 고딕" w:hAnsi="맑은 고딕" w:eastAsia="맑은 고딕"/>
-          <w:sz w:val="21"/>
-        </w:rPr>
-        <w:t>**⑥ 검증한다.** 적용을 일시 중지해 지연을 만든 뒤 실제로 `ORA-03172`가 나고 재시도가 동작하는지 확인한다. 실측에서 적용을 멈추자 `apply lag`이 1분 22초가 되었고 한도 1초 조회가 정확히 거부되었다.</w:t>
+          <w:b/>
+          <w:sz w:val="21"/>
+        </w:rPr>
+        <w:t xml:space="preserve">⑥ 검증한다.</w:t>
+      </w:r>
+      <w:r>
+        <w:rPr>
+          <w:rFonts w:ascii="맑은 고딕" w:hAnsi="맑은 고딕" w:eastAsia="맑은 고딕"/>
+          <w:sz w:val="21"/>
+        </w:rPr>
+        <w:t xml:space="preserve"> 적용을 일시 중지해 지연을 만든 뒤 실제로 </w:t>
+      </w:r>
+      <w:r>
+        <w:rPr>
+          <w:rFonts w:ascii="Consolas" w:hAnsi="Consolas" w:eastAsia="맑은 고딕"/>
+          <w:sz w:val="21"/>
+        </w:rPr>
+        <w:t xml:space="preserve">ORA-03172</w:t>
+      </w:r>
+      <w:r>
+        <w:rPr>
+          <w:rFonts w:ascii="맑은 고딕" w:hAnsi="맑은 고딕" w:eastAsia="맑은 고딕"/>
+          <w:sz w:val="21"/>
+        </w:rPr>
+        <w:t xml:space="preserve">가 나고 재시도가 동작하는지 확인한다. 실측에서 적용을 멈추자 </w:t>
+      </w:r>
+      <w:r>
+        <w:rPr>
+          <w:rFonts w:ascii="Consolas" w:hAnsi="Consolas" w:eastAsia="맑은 고딕"/>
+          <w:sz w:val="21"/>
+        </w:rPr>
+        <w:t xml:space="preserve">apply lag</w:t>
+      </w:r>
+      <w:r>
+        <w:rPr>
+          <w:rFonts w:ascii="맑은 고딕" w:hAnsi="맑은 고딕" w:eastAsia="맑은 고딕"/>
+          <w:sz w:val="21"/>
+        </w:rPr>
+        <w:t xml:space="preserve">이 1분 22초가 되었고 한도 1초 조회가 정확히 거부되었다.</w:t>
       </w:r>
     </w:p>
     <w:p>
@@ -1525,7 +4178,15 @@
           <w:rFonts w:ascii="맑은 고딕" w:hAnsi="맑은 고딕" w:eastAsia="맑은 고딕"/>
           <w:sz w:val="21"/>
         </w:rPr>
-        <w:t>⑥을 빠뜨리면 안 된다. **실패 경로는 실제로 실패시켜 봐야 검증된다.**</w:t>
+        <w:t xml:space="preserve">⑥을 빠뜨리면 안 된다. </w:t>
+      </w:r>
+      <w:r>
+        <w:rPr>
+          <w:rFonts w:ascii="맑은 고딕" w:hAnsi="맑은 고딕" w:eastAsia="맑은 고딕"/>
+          <w:b/>
+          <w:sz w:val="21"/>
+        </w:rPr>
+        <w:t xml:space="preserve">실패 경로는 실제로 실패시켜 봐야 검증된다.</w:t>
       </w:r>
     </w:p>
     <w:p>
@@ -1560,45 +4221,155 @@
       <w:r>
         <w:rPr>
           <w:rFonts w:ascii="맑은 고딕" w:hAnsi="맑은 고딕" w:eastAsia="맑은 고딕"/>
-          <w:sz w:val="21"/>
-        </w:rPr>
-        <w:t>**역할과 한계.**</w:t>
+          <w:b/>
+          <w:sz w:val="21"/>
+        </w:rPr>
+        <w:t xml:space="preserve">역할과 한계.</w:t>
       </w:r>
     </w:p>
     <w:p>
       <w:r>
         <w:rPr>
-          <w:rFonts w:ascii="맑은 고딕" w:hAnsi="맑은 고딕" w:eastAsia="맑은 고딕"/>
-          <w:sz w:val="21"/>
-        </w:rPr>
-        <w:t>`V$MANAGED_STANDBY` — **적용이 돌고 있는가**를 알려 준다. MRP0 행의 존재가 답이다. 한계는 지연을 알려 주지 않는다는 것이다.</w:t>
+          <w:rFonts w:ascii="Consolas" w:hAnsi="Consolas" w:eastAsia="맑은 고딕"/>
+          <w:sz w:val="21"/>
+        </w:rPr>
+        <w:t xml:space="preserve">V$MANAGED_STANDBY</w:t>
+      </w:r>
+      <w:r>
+        <w:rPr>
+          <w:rFonts w:ascii="맑은 고딕" w:hAnsi="맑은 고딕" w:eastAsia="맑은 고딕"/>
+          <w:sz w:val="21"/>
+        </w:rPr>
+        <w:t xml:space="preserve"> — </w:t>
+      </w:r>
+      <w:r>
+        <w:rPr>
+          <w:rFonts w:ascii="맑은 고딕" w:hAnsi="맑은 고딕" w:eastAsia="맑은 고딕"/>
+          <w:b/>
+          <w:sz w:val="21"/>
+        </w:rPr>
+        <w:t xml:space="preserve">적용이 돌고 있는가</w:t>
+      </w:r>
+      <w:r>
+        <w:rPr>
+          <w:rFonts w:ascii="맑은 고딕" w:hAnsi="맑은 고딕" w:eastAsia="맑은 고딕"/>
+          <w:sz w:val="21"/>
+        </w:rPr>
+        <w:t xml:space="preserve">를 알려 준다. MRP0 행의 존재가 답이다. 한계는 지연을 알려 주지 않는다는 것이다.</w:t>
       </w:r>
     </w:p>
     <w:p>
       <w:r>
         <w:rPr>
-          <w:rFonts w:ascii="맑은 고딕" w:hAnsi="맑은 고딕" w:eastAsia="맑은 고딕"/>
-          <w:sz w:val="21"/>
-        </w:rPr>
-        <w:t>`V$DATAGUARD_STATS` — **지금 얼마나 뒤처졌는가**를 알려 준다. 한계는 그 값이 십수 초 전 정보라는 것이다(7장, `TIME_COMPUTED`와 `DATUM_TIME`이 12초 차이).</w:t>
+          <w:rFonts w:ascii="Consolas" w:hAnsi="Consolas" w:eastAsia="맑은 고딕"/>
+          <w:sz w:val="21"/>
+        </w:rPr>
+        <w:t xml:space="preserve">V$DATAGUARD_STATS</w:t>
+      </w:r>
+      <w:r>
+        <w:rPr>
+          <w:rFonts w:ascii="맑은 고딕" w:hAnsi="맑은 고딕" w:eastAsia="맑은 고딕"/>
+          <w:sz w:val="21"/>
+        </w:rPr>
+        <w:t xml:space="preserve"> — </w:t>
+      </w:r>
+      <w:r>
+        <w:rPr>
+          <w:rFonts w:ascii="맑은 고딕" w:hAnsi="맑은 고딕" w:eastAsia="맑은 고딕"/>
+          <w:b/>
+          <w:sz w:val="21"/>
+        </w:rPr>
+        <w:t xml:space="preserve">지금 얼마나 뒤처졌는가</w:t>
+      </w:r>
+      <w:r>
+        <w:rPr>
+          <w:rFonts w:ascii="맑은 고딕" w:hAnsi="맑은 고딕" w:eastAsia="맑은 고딕"/>
+          <w:sz w:val="21"/>
+        </w:rPr>
+        <w:t xml:space="preserve">를 알려 준다. 한계는 그 값이 십수 초 전 정보라는 것이다(7장, </w:t>
+      </w:r>
+      <w:r>
+        <w:rPr>
+          <w:rFonts w:ascii="Consolas" w:hAnsi="Consolas" w:eastAsia="맑은 고딕"/>
+          <w:sz w:val="21"/>
+        </w:rPr>
+        <w:t xml:space="preserve">TIME_COMPUTED</w:t>
+      </w:r>
+      <w:r>
+        <w:rPr>
+          <w:rFonts w:ascii="맑은 고딕" w:hAnsi="맑은 고딕" w:eastAsia="맑은 고딕"/>
+          <w:sz w:val="21"/>
+        </w:rPr>
+        <w:t xml:space="preserve">와 </w:t>
+      </w:r>
+      <w:r>
+        <w:rPr>
+          <w:rFonts w:ascii="Consolas" w:hAnsi="Consolas" w:eastAsia="맑은 고딕"/>
+          <w:sz w:val="21"/>
+        </w:rPr>
+        <w:t xml:space="preserve">DATUM_TIME</w:t>
+      </w:r>
+      <w:r>
+        <w:rPr>
+          <w:rFonts w:ascii="맑은 고딕" w:hAnsi="맑은 고딕" w:eastAsia="맑은 고딕"/>
+          <w:sz w:val="21"/>
+        </w:rPr>
+        <w:t xml:space="preserve">이 12초 차이).</w:t>
       </w:r>
     </w:p>
     <w:p>
       <w:r>
         <w:rPr>
-          <w:rFonts w:ascii="맑은 고딕" w:hAnsi="맑은 고딕" w:eastAsia="맑은 고딕"/>
-          <w:sz w:val="21"/>
-        </w:rPr>
-        <w:t>`V$STANDBY_EVENT_HISTOGRAM` — **그동안 안정적이었는가**를 알려 준다. 한계는 언제 문제가 있었는지 모른다는 것과, 기록 항목이 `apply lag` 하나뿐이라는 것이다.</w:t>
+          <w:rFonts w:ascii="Consolas" w:hAnsi="Consolas" w:eastAsia="맑은 고딕"/>
+          <w:sz w:val="21"/>
+        </w:rPr>
+        <w:t xml:space="preserve">V$STANDBY_EVENT_HISTOGRAM</w:t>
+      </w:r>
+      <w:r>
+        <w:rPr>
+          <w:rFonts w:ascii="맑은 고딕" w:hAnsi="맑은 고딕" w:eastAsia="맑은 고딕"/>
+          <w:sz w:val="21"/>
+        </w:rPr>
+        <w:t xml:space="preserve"> — </w:t>
+      </w:r>
+      <w:r>
+        <w:rPr>
+          <w:rFonts w:ascii="맑은 고딕" w:hAnsi="맑은 고딕" w:eastAsia="맑은 고딕"/>
+          <w:b/>
+          <w:sz w:val="21"/>
+        </w:rPr>
+        <w:t xml:space="preserve">그동안 안정적이었는가</w:t>
+      </w:r>
+      <w:r>
+        <w:rPr>
+          <w:rFonts w:ascii="맑은 고딕" w:hAnsi="맑은 고딕" w:eastAsia="맑은 고딕"/>
+          <w:sz w:val="21"/>
+        </w:rPr>
+        <w:t xml:space="preserve">를 알려 준다. 한계는 언제 문제가 있었는지 모른다는 것과, 기록 항목이 </w:t>
+      </w:r>
+      <w:r>
+        <w:rPr>
+          <w:rFonts w:ascii="Consolas" w:hAnsi="Consolas" w:eastAsia="맑은 고딕"/>
+          <w:sz w:val="21"/>
+        </w:rPr>
+        <w:t xml:space="preserve">apply lag</w:t>
+      </w:r>
+      <w:r>
+        <w:rPr>
+          <w:rFonts w:ascii="맑은 고딕" w:hAnsi="맑은 고딕" w:eastAsia="맑은 고딕"/>
+          <w:sz w:val="21"/>
+        </w:rPr>
+        <w:t xml:space="preserve"> 하나뿐이라는 것이다.</w:t>
       </w:r>
     </w:p>
     <w:p>
       <w:r>
         <w:rPr>
           <w:rFonts w:ascii="맑은 고딕" w:hAnsi="맑은 고딕" w:eastAsia="맑은 고딕"/>
-          <w:sz w:val="21"/>
-        </w:rPr>
-        <w:t>**조합 순서.**</w:t>
+          <w:b/>
+          <w:sz w:val="21"/>
+        </w:rPr>
+        <w:t xml:space="preserve">조합 순서.</w:t>
       </w:r>
     </w:p>
     <w:p>
@@ -1607,7 +4378,36 @@
           <w:rFonts w:ascii="맑은 고딕" w:hAnsi="맑은 고딕" w:eastAsia="맑은 고딕"/>
           <w:sz w:val="21"/>
         </w:rPr>
-        <w:t>① `V$MANAGED_STANDBY`로 MRP0이 있는지 먼저 본다. **없으면 나머지는 무의미하다.** 적용이 멈추면 두 지연이 0으로 보이는 함정이 있기 때문이다(7장).</w:t>
+        <w:t xml:space="preserve">① </w:t>
+      </w:r>
+      <w:r>
+        <w:rPr>
+          <w:rFonts w:ascii="Consolas" w:hAnsi="Consolas" w:eastAsia="맑은 고딕"/>
+          <w:sz w:val="21"/>
+        </w:rPr>
+        <w:t xml:space="preserve">V$MANAGED_STANDBY</w:t>
+      </w:r>
+      <w:r>
+        <w:rPr>
+          <w:rFonts w:ascii="맑은 고딕" w:hAnsi="맑은 고딕" w:eastAsia="맑은 고딕"/>
+          <w:sz w:val="21"/>
+        </w:rPr>
+        <w:t xml:space="preserve">로 MRP0이 있는지 먼저 본다. </w:t>
+      </w:r>
+      <w:r>
+        <w:rPr>
+          <w:rFonts w:ascii="맑은 고딕" w:hAnsi="맑은 고딕" w:eastAsia="맑은 고딕"/>
+          <w:b/>
+          <w:sz w:val="21"/>
+        </w:rPr>
+        <w:t xml:space="preserve">없으면 나머지는 무의미하다.</w:t>
+      </w:r>
+      <w:r>
+        <w:rPr>
+          <w:rFonts w:ascii="맑은 고딕" w:hAnsi="맑은 고딕" w:eastAsia="맑은 고딕"/>
+          <w:sz w:val="21"/>
+        </w:rPr>
+        <w:t xml:space="preserve"> 적용이 멈추면 두 지연이 0으로 보이는 함정이 있기 때문이다(7장).</w:t>
       </w:r>
     </w:p>
     <w:p>
@@ -1616,7 +4416,21 @@
           <w:rFonts w:ascii="맑은 고딕" w:hAnsi="맑은 고딕" w:eastAsia="맑은 고딕"/>
           <w:sz w:val="21"/>
         </w:rPr>
-        <w:t>② `V$DATAGUARD_STATS`로 현재 지연을 본다. 한 번이 아니라 몇 초 간격으로 두세 번 조회해 추세를 본다.</w:t>
+        <w:t xml:space="preserve">② </w:t>
+      </w:r>
+      <w:r>
+        <w:rPr>
+          <w:rFonts w:ascii="Consolas" w:hAnsi="Consolas" w:eastAsia="맑은 고딕"/>
+          <w:sz w:val="21"/>
+        </w:rPr>
+        <w:t xml:space="preserve">V$DATAGUARD_STATS</w:t>
+      </w:r>
+      <w:r>
+        <w:rPr>
+          <w:rFonts w:ascii="맑은 고딕" w:hAnsi="맑은 고딕" w:eastAsia="맑은 고딕"/>
+          <w:sz w:val="21"/>
+        </w:rPr>
+        <w:t xml:space="preserve">로 현재 지연을 본다. 한 번이 아니라 몇 초 간격으로 두세 번 조회해 추세를 본다.</w:t>
       </w:r>
     </w:p>
     <w:p>
@@ -1625,7 +4439,21 @@
           <w:rFonts w:ascii="맑은 고딕" w:hAnsi="맑은 고딕" w:eastAsia="맑은 고딕"/>
           <w:sz w:val="21"/>
         </w:rPr>
-        <w:t>③ `V$STANDBY_EVENT_HISTOGRAM`으로 과거를 본다. 지금 정상이어도 최근에 문제가 있었는지 판단할 수 있다.</w:t>
+        <w:t xml:space="preserve">③ </w:t>
+      </w:r>
+      <w:r>
+        <w:rPr>
+          <w:rFonts w:ascii="Consolas" w:hAnsi="Consolas" w:eastAsia="맑은 고딕"/>
+          <w:sz w:val="21"/>
+        </w:rPr>
+        <w:t xml:space="preserve">V$STANDBY_EVENT_HISTOGRAM</w:t>
+      </w:r>
+      <w:r>
+        <w:rPr>
+          <w:rFonts w:ascii="맑은 고딕" w:hAnsi="맑은 고딕" w:eastAsia="맑은 고딕"/>
+          <w:sz w:val="21"/>
+        </w:rPr>
+        <w:t xml:space="preserve">으로 과거를 본다. 지금 정상이어도 최근에 문제가 있었는지 판단할 수 있다.</w:t>
       </w:r>
     </w:p>
     <w:p>
@@ -1641,27 +4469,313 @@
       <w:r>
         <w:rPr>
           <w:rFonts w:ascii="맑은 고딕" w:hAnsi="맑은 고딕" w:eastAsia="맑은 고딕"/>
-          <w:sz w:val="21"/>
-        </w:rPr>
-        <w:t>**MOUNTED 로 두면.** 세 뷰 모두 **그대로 조회된다.** `ORA-01219`의 메시지가 근거다 — "queries allowed on fixed tables or views only"이므로 고정 뷰는 살아 있다. 실측에서 닫은 상태의 boston 이 두 지연 모두 0을 돌려주었고 `MRP0`도 `APPLYING_LOG`였다. **막히는 것은 사용자 표 조회뿐이며 진단 능력은 그대로다.**</w:t>
+          <w:b/>
+          <w:sz w:val="21"/>
+        </w:rPr>
+        <w:t xml:space="preserve">MOUNTED 로 두면.</w:t>
+      </w:r>
+      <w:r>
+        <w:rPr>
+          <w:rFonts w:ascii="맑은 고딕" w:hAnsi="맑은 고딕" w:eastAsia="맑은 고딕"/>
+          <w:sz w:val="21"/>
+        </w:rPr>
+        <w:t xml:space="preserve"> 세 뷰 모두 </w:t>
+      </w:r>
+      <w:r>
+        <w:rPr>
+          <w:rFonts w:ascii="맑은 고딕" w:hAnsi="맑은 고딕" w:eastAsia="맑은 고딕"/>
+          <w:b/>
+          <w:sz w:val="21"/>
+        </w:rPr>
+        <w:t xml:space="preserve">그대로 조회된다.</w:t>
+      </w:r>
+      <w:r>
+        <w:rPr>
+          <w:rFonts w:ascii="맑은 고딕" w:hAnsi="맑은 고딕" w:eastAsia="맑은 고딕"/>
+          <w:sz w:val="21"/>
+        </w:rPr>
+        <w:t xml:space="preserve"> </w:t>
+      </w:r>
+      <w:r>
+        <w:rPr>
+          <w:rFonts w:ascii="Consolas" w:hAnsi="Consolas" w:eastAsia="맑은 고딕"/>
+          <w:sz w:val="21"/>
+        </w:rPr>
+        <w:t xml:space="preserve">ORA-01219</w:t>
+      </w:r>
+      <w:r>
+        <w:rPr>
+          <w:rFonts w:ascii="맑은 고딕" w:hAnsi="맑은 고딕" w:eastAsia="맑은 고딕"/>
+          <w:sz w:val="21"/>
+        </w:rPr>
+        <w:t xml:space="preserve">의 메시지가 근거다 — "queries allowed on fixed tables or views only"이므로 고정 뷰는 살아 있다. 실측에서 닫은 상태의 boston 이 두 지연 모두 0을 돌려주었고 </w:t>
+      </w:r>
+      <w:r>
+        <w:rPr>
+          <w:rFonts w:ascii="Consolas" w:hAnsi="Consolas" w:eastAsia="맑은 고딕"/>
+          <w:sz w:val="21"/>
+        </w:rPr>
+        <w:t xml:space="preserve">MRP0</w:t>
+      </w:r>
+      <w:r>
+        <w:rPr>
+          <w:rFonts w:ascii="맑은 고딕" w:hAnsi="맑은 고딕" w:eastAsia="맑은 고딕"/>
+          <w:sz w:val="21"/>
+        </w:rPr>
+        <w:t xml:space="preserve">도 </w:t>
+      </w:r>
+      <w:r>
+        <w:rPr>
+          <w:rFonts w:ascii="Consolas" w:hAnsi="Consolas" w:eastAsia="맑은 고딕"/>
+          <w:sz w:val="21"/>
+        </w:rPr>
+        <w:t xml:space="preserve">APPLYING_LOG</w:t>
+      </w:r>
+      <w:r>
+        <w:rPr>
+          <w:rFonts w:ascii="맑은 고딕" w:hAnsi="맑은 고딕" w:eastAsia="맑은 고딕"/>
+          <w:sz w:val="21"/>
+        </w:rPr>
+        <w:t xml:space="preserve">였다. </w:t>
+      </w:r>
+      <w:r>
+        <w:rPr>
+          <w:rFonts w:ascii="맑은 고딕" w:hAnsi="맑은 고딕" w:eastAsia="맑은 고딕"/>
+          <w:b/>
+          <w:sz w:val="21"/>
+        </w:rPr>
+        <w:t xml:space="preserve">막히는 것은 사용자 표 조회뿐이며 진단 능력은 그대로다.</w:t>
       </w:r>
     </w:p>
     <w:p>
       <w:r>
         <w:rPr>
           <w:rFonts w:ascii="맑은 고딕" w:hAnsi="맑은 고딕" w:eastAsia="맑은 고딕"/>
-          <w:sz w:val="21"/>
-        </w:rPr>
-        <w:t>**Standby 에 접속할 수 없다면.** Primary 의 `V$ARCHIVE_DEST_STATUS` 한 뷰로 대신한다. `DATABASE_MODE`가 `OPEN_READ-ONLY`인지 `MOUNTED-STANDBY`인지, `RECOVERY_MODE`에 `WITH QUERY`가 붙는지가 상태를 알려 주고, `ARCHIVED_SEQ#`와 `APPLIED_SEQ#`의 차이가 밀린 양을 알려 준다(실측 11 대 10).</w:t>
+          <w:b/>
+          <w:sz w:val="21"/>
+        </w:rPr>
+        <w:t xml:space="preserve">Standby 에 접속할 수 없다면.</w:t>
+      </w:r>
+      <w:r>
+        <w:rPr>
+          <w:rFonts w:ascii="맑은 고딕" w:hAnsi="맑은 고딕" w:eastAsia="맑은 고딕"/>
+          <w:sz w:val="21"/>
+        </w:rPr>
+        <w:t xml:space="preserve"> Primary 의 </w:t>
+      </w:r>
+      <w:r>
+        <w:rPr>
+          <w:rFonts w:ascii="Consolas" w:hAnsi="Consolas" w:eastAsia="맑은 고딕"/>
+          <w:sz w:val="21"/>
+        </w:rPr>
+        <w:t xml:space="preserve">V$ARCHIVE_DEST_STATUS</w:t>
+      </w:r>
+      <w:r>
+        <w:rPr>
+          <w:rFonts w:ascii="맑은 고딕" w:hAnsi="맑은 고딕" w:eastAsia="맑은 고딕"/>
+          <w:sz w:val="21"/>
+        </w:rPr>
+        <w:t xml:space="preserve"> 한 뷰로 대신한다. </w:t>
+      </w:r>
+      <w:r>
+        <w:rPr>
+          <w:rFonts w:ascii="Consolas" w:hAnsi="Consolas" w:eastAsia="맑은 고딕"/>
+          <w:sz w:val="21"/>
+        </w:rPr>
+        <w:t xml:space="preserve">DATABASE_MODE</w:t>
+      </w:r>
+      <w:r>
+        <w:rPr>
+          <w:rFonts w:ascii="맑은 고딕" w:hAnsi="맑은 고딕" w:eastAsia="맑은 고딕"/>
+          <w:sz w:val="21"/>
+        </w:rPr>
+        <w:t xml:space="preserve">가 </w:t>
+      </w:r>
+      <w:r>
+        <w:rPr>
+          <w:rFonts w:ascii="Consolas" w:hAnsi="Consolas" w:eastAsia="맑은 고딕"/>
+          <w:sz w:val="21"/>
+        </w:rPr>
+        <w:t xml:space="preserve">OPEN_READ-ONLY</w:t>
+      </w:r>
+      <w:r>
+        <w:rPr>
+          <w:rFonts w:ascii="맑은 고딕" w:hAnsi="맑은 고딕" w:eastAsia="맑은 고딕"/>
+          <w:sz w:val="21"/>
+        </w:rPr>
+        <w:t xml:space="preserve">인지 </w:t>
+      </w:r>
+      <w:r>
+        <w:rPr>
+          <w:rFonts w:ascii="Consolas" w:hAnsi="Consolas" w:eastAsia="맑은 고딕"/>
+          <w:sz w:val="21"/>
+        </w:rPr>
+        <w:t xml:space="preserve">MOUNTED-STANDBY</w:t>
+      </w:r>
+      <w:r>
+        <w:rPr>
+          <w:rFonts w:ascii="맑은 고딕" w:hAnsi="맑은 고딕" w:eastAsia="맑은 고딕"/>
+          <w:sz w:val="21"/>
+        </w:rPr>
+        <w:t xml:space="preserve">인지, </w:t>
+      </w:r>
+      <w:r>
+        <w:rPr>
+          <w:rFonts w:ascii="Consolas" w:hAnsi="Consolas" w:eastAsia="맑은 고딕"/>
+          <w:sz w:val="21"/>
+        </w:rPr>
+        <w:t xml:space="preserve">RECOVERY_MODE</w:t>
+      </w:r>
+      <w:r>
+        <w:rPr>
+          <w:rFonts w:ascii="맑은 고딕" w:hAnsi="맑은 고딕" w:eastAsia="맑은 고딕"/>
+          <w:sz w:val="21"/>
+        </w:rPr>
+        <w:t xml:space="preserve">에 </w:t>
+      </w:r>
+      <w:r>
+        <w:rPr>
+          <w:rFonts w:ascii="Consolas" w:hAnsi="Consolas" w:eastAsia="맑은 고딕"/>
+          <w:sz w:val="21"/>
+        </w:rPr>
+        <w:t xml:space="preserve">WITH QUERY</w:t>
+      </w:r>
+      <w:r>
+        <w:rPr>
+          <w:rFonts w:ascii="맑은 고딕" w:hAnsi="맑은 고딕" w:eastAsia="맑은 고딕"/>
+          <w:sz w:val="21"/>
+        </w:rPr>
+        <w:t xml:space="preserve">가 붙는지가 상태를 알려 주고, </w:t>
+      </w:r>
+      <w:r>
+        <w:rPr>
+          <w:rFonts w:ascii="Consolas" w:hAnsi="Consolas" w:eastAsia="맑은 고딕"/>
+          <w:sz w:val="21"/>
+        </w:rPr>
+        <w:t xml:space="preserve">ARCHIVED_SEQ#</w:t>
+      </w:r>
+      <w:r>
+        <w:rPr>
+          <w:rFonts w:ascii="맑은 고딕" w:hAnsi="맑은 고딕" w:eastAsia="맑은 고딕"/>
+          <w:sz w:val="21"/>
+        </w:rPr>
+        <w:t xml:space="preserve">와 </w:t>
+      </w:r>
+      <w:r>
+        <w:rPr>
+          <w:rFonts w:ascii="Consolas" w:hAnsi="Consolas" w:eastAsia="맑은 고딕"/>
+          <w:sz w:val="21"/>
+        </w:rPr>
+        <w:t xml:space="preserve">APPLIED_SEQ#</w:t>
+      </w:r>
+      <w:r>
+        <w:rPr>
+          <w:rFonts w:ascii="맑은 고딕" w:hAnsi="맑은 고딕" w:eastAsia="맑은 고딕"/>
+          <w:sz w:val="21"/>
+        </w:rPr>
+        <w:t xml:space="preserve">의 차이가 밀린 양을 알려 준다(실측 11 대 10).</w:t>
       </w:r>
     </w:p>
     <w:p>
       <w:r>
         <w:rPr>
           <w:rFonts w:ascii="맑은 고딕" w:hAnsi="맑은 고딕" w:eastAsia="맑은 고딕"/>
-          <w:sz w:val="21"/>
-        </w:rPr>
-        <w:t>**주의 두 가지.** ① `V$DATAGUARD_STATS`는 **Primary에서 0행**이므로 Primary 쪽 감시에 넣으면 안 된다. ② `V$ARCHIVED_LOG`의 `max(sequence#)`는 `RESETLOGS` 이전 인큐네이션의 번호를 집는다(실측 94, 그때 현재 시퀀스는 12). `resetlogs_change#`로 걸러야 한다.</w:t>
+          <w:b/>
+          <w:sz w:val="21"/>
+        </w:rPr>
+        <w:t xml:space="preserve">주의 두 가지.</w:t>
+      </w:r>
+      <w:r>
+        <w:rPr>
+          <w:rFonts w:ascii="맑은 고딕" w:hAnsi="맑은 고딕" w:eastAsia="맑은 고딕"/>
+          <w:sz w:val="21"/>
+        </w:rPr>
+        <w:t xml:space="preserve"> ① </w:t>
+      </w:r>
+      <w:r>
+        <w:rPr>
+          <w:rFonts w:ascii="Consolas" w:hAnsi="Consolas" w:eastAsia="맑은 고딕"/>
+          <w:sz w:val="21"/>
+        </w:rPr>
+        <w:t xml:space="preserve">V$DATAGUARD_STATS</w:t>
+      </w:r>
+      <w:r>
+        <w:rPr>
+          <w:rFonts w:ascii="맑은 고딕" w:hAnsi="맑은 고딕" w:eastAsia="맑은 고딕"/>
+          <w:sz w:val="21"/>
+        </w:rPr>
+        <w:t xml:space="preserve">는 </w:t>
+      </w:r>
+      <w:r>
+        <w:rPr>
+          <w:rFonts w:ascii="맑은 고딕" w:hAnsi="맑은 고딕" w:eastAsia="맑은 고딕"/>
+          <w:b/>
+          <w:sz w:val="21"/>
+        </w:rPr>
+        <w:t xml:space="preserve">Primary에서 0행</w:t>
+      </w:r>
+      <w:r>
+        <w:rPr>
+          <w:rFonts w:ascii="맑은 고딕" w:hAnsi="맑은 고딕" w:eastAsia="맑은 고딕"/>
+          <w:sz w:val="21"/>
+        </w:rPr>
+        <w:t xml:space="preserve">이므로 Primary 쪽 감시에 넣으면 안 된다. ② </w:t>
+      </w:r>
+      <w:r>
+        <w:rPr>
+          <w:rFonts w:ascii="Consolas" w:hAnsi="Consolas" w:eastAsia="맑은 고딕"/>
+          <w:sz w:val="21"/>
+        </w:rPr>
+        <w:t xml:space="preserve">V$ARCHIVED_LOG</w:t>
+      </w:r>
+      <w:r>
+        <w:rPr>
+          <w:rFonts w:ascii="맑은 고딕" w:hAnsi="맑은 고딕" w:eastAsia="맑은 고딕"/>
+          <w:sz w:val="21"/>
+        </w:rPr>
+        <w:t xml:space="preserve">의 </w:t>
+      </w:r>
+      <w:r>
+        <w:rPr>
+          <w:rFonts w:ascii="Consolas" w:hAnsi="Consolas" w:eastAsia="맑은 고딕"/>
+          <w:sz w:val="21"/>
+        </w:rPr>
+        <w:t xml:space="preserve">max(sequence#)</w:t>
+      </w:r>
+      <w:r>
+        <w:rPr>
+          <w:rFonts w:ascii="맑은 고딕" w:hAnsi="맑은 고딕" w:eastAsia="맑은 고딕"/>
+          <w:sz w:val="21"/>
+        </w:rPr>
+        <w:t xml:space="preserve">는 </w:t>
+      </w:r>
+      <w:r>
+        <w:rPr>
+          <w:rFonts w:ascii="Consolas" w:hAnsi="Consolas" w:eastAsia="맑은 고딕"/>
+          <w:sz w:val="21"/>
+        </w:rPr>
+        <w:t xml:space="preserve">RESETLOGS</w:t>
+      </w:r>
+      <w:r>
+        <w:rPr>
+          <w:rFonts w:ascii="맑은 고딕" w:hAnsi="맑은 고딕" w:eastAsia="맑은 고딕"/>
+          <w:sz w:val="21"/>
+        </w:rPr>
+        <w:t xml:space="preserve"> 이전 인큐네이션의 번호를 집는다(실측 94, 그때 현재 시퀀스는 12). </w:t>
+      </w:r>
+      <w:r>
+        <w:rPr>
+          <w:rFonts w:ascii="Consolas" w:hAnsi="Consolas" w:eastAsia="맑은 고딕"/>
+          <w:sz w:val="21"/>
+        </w:rPr>
+        <w:t xml:space="preserve">resetlogs_change#</w:t>
+      </w:r>
+      <w:r>
+        <w:rPr>
+          <w:rFonts w:ascii="맑은 고딕" w:hAnsi="맑은 고딕" w:eastAsia="맑은 고딕"/>
+          <w:sz w:val="21"/>
+        </w:rPr>
+        <w:t xml:space="preserve">로 걸러야 한다.</w:t>
       </w:r>
     </w:p>
     <w:p>
@@ -1670,7 +4784,21 @@
           <w:rFonts w:ascii="맑은 고딕" w:hAnsi="맑은 고딕" w:eastAsia="맑은 고딕"/>
           <w:sz w:val="21"/>
         </w:rPr>
-        <w:t>채점 포인트: ① 세 뷰의 역할과 한계 / ② MRP0을 먼저 보는 이유 / ③ MOUNTED 에서도 고정 뷰가 살아 있다는 점과 그 근거 / ④ Standby 에 못 붙을 때 `V$ARCHIVE_DEST_STATUS` 로 대신 / ⑤ Primary 의 0행과 인큐네이션 함정</w:t>
+        <w:t xml:space="preserve">채점 포인트: ① 세 뷰의 역할과 한계 / ② MRP0을 먼저 보는 이유 / ③ MOUNTED 에서도 고정 뷰가 살아 있다는 점과 그 근거 / ④ Standby 에 못 붙을 때 </w:t>
+      </w:r>
+      <w:r>
+        <w:rPr>
+          <w:rFonts w:ascii="Consolas" w:hAnsi="Consolas" w:eastAsia="맑은 고딕"/>
+          <w:sz w:val="21"/>
+        </w:rPr>
+        <w:t xml:space="preserve">V$ARCHIVE_DEST_STATUS</w:t>
+      </w:r>
+      <w:r>
+        <w:rPr>
+          <w:rFonts w:ascii="맑은 고딕" w:hAnsi="맑은 고딕" w:eastAsia="맑은 고딕"/>
+          <w:sz w:val="21"/>
+        </w:rPr>
+        <w:t xml:space="preserve"> 로 대신 / ⑤ Primary 의 0행과 인큐네이션 함정</w:t>
       </w:r>
     </w:p>
     <w:p>
@@ -1704,19 +4832,20 @@
     <w:p>
       <w:r>
         <w:rPr>
-          <w:rFonts w:ascii="맑은 고딕" w:hAnsi="맑은 고딕" w:eastAsia="맑은 고딕"/>
-          <w:sz w:val="21"/>
-        </w:rPr>
-        <w:t>`SELECT 'role/open', database_role||' / '||open_mode FROM v$database UNION ALL SELECT 'protection', protection_mode||' / '||protection_level FROM v$database UNION ALL SELECT 'recovery_mode', MAX(recovery_mode) FROM v$archive_dest_status WHERE dest_id=1 UNION ALL SELECT 'mrp', NVL(MAX(status||' seq='||sequence#),'*** NOT RUNNING ***') FROM v$managed_standby WHERE process='MRP0' UNION ALL SELECT name, value FROM v$dataguard_stats WHERE name LIKE '%lag' UNION ALL SELECT 'redirect_dml', value FROM v$parameter WHERE name='adg_redirect_dml' UNION ALL SELECT 'lagged samples %', TO_CHAR(ROUND(100*SUM(CASE WHEN time&gt;0 THEN count ELSE 0 END)/NULLIF(SUM(count),0),2)) FROM v$standby_event_histogram WHERE name='apply lag';`</w:t>
+          <w:rFonts w:ascii="Consolas" w:hAnsi="Consolas" w:eastAsia="맑은 고딕"/>
+          <w:sz w:val="21"/>
+        </w:rPr>
+        <w:t xml:space="preserve">SELECT 'role/open', database_role||' / '||open_mode FROM v$database UNION ALL SELECT 'protection', protection_mode||' / '||protection_level FROM v$database UNION ALL SELECT 'recovery_mode', MAX(recovery_mode) FROM v$archive_dest_status WHERE dest_id=1 UNION ALL SELECT 'mrp', NVL(MAX(status||' seq='||sequence#),'*** NOT RUNNING ***') FROM v$managed_standby WHERE process='MRP0' UNION ALL SELECT name, value FROM v$dataguard_stats WHERE name LIKE '%lag' UNION ALL SELECT 'redirect_dml', value FROM v$parameter WHERE name='adg_redirect_dml' UNION ALL SELECT 'lagged samples %', TO_CHAR(ROUND(100*SUM(CASE WHEN time&gt;0 THEN count ELSE 0 END)/NULLIF(SUM(count),0),2)) FROM v$standby_event_histogram WHERE name='apply lag';</w:t>
       </w:r>
     </w:p>
     <w:p>
       <w:r>
         <w:rPr>
           <w:rFonts w:ascii="맑은 고딕" w:hAnsi="맑은 고딕" w:eastAsia="맑은 고딕"/>
-          <w:sz w:val="21"/>
-        </w:rPr>
-        <w:t>**기대값.**</w:t>
+          <w:b/>
+          <w:sz w:val="21"/>
+        </w:rPr>
+        <w:t xml:space="preserve">기대값.</w:t>
       </w:r>
     </w:p>
     <w:tbl>
@@ -1771,10 +4900,10 @@
           <w:p>
             <w:r>
               <w:rPr>
-                <w:rFonts w:ascii="맑은 고딕" w:hAnsi="맑은 고딕" w:eastAsia="맑은 고딕"/>
+                <w:rFonts w:ascii="Consolas" w:hAnsi="Consolas" w:eastAsia="맑은 고딕"/>
                 <w:sz w:val="19"/>
               </w:rPr>
-              <w:t>`role/open`</w:t>
+              <w:t xml:space="preserve">role/open</w:t>
             </w:r>
           </w:p>
         </w:tc>
@@ -1801,10 +4930,10 @@
           <w:p>
             <w:r>
               <w:rPr>
-                <w:rFonts w:ascii="맑은 고딕" w:hAnsi="맑은 고딕" w:eastAsia="맑은 고딕"/>
+                <w:rFonts w:ascii="Consolas" w:hAnsi="Consolas" w:eastAsia="맑은 고딕"/>
                 <w:sz w:val="19"/>
               </w:rPr>
-              <w:t>`protection`</w:t>
+              <w:t xml:space="preserve">protection</w:t>
             </w:r>
           </w:p>
         </w:tc>
@@ -1831,10 +4960,10 @@
           <w:p>
             <w:r>
               <w:rPr>
-                <w:rFonts w:ascii="맑은 고딕" w:hAnsi="맑은 고딕" w:eastAsia="맑은 고딕"/>
+                <w:rFonts w:ascii="Consolas" w:hAnsi="Consolas" w:eastAsia="맑은 고딕"/>
                 <w:sz w:val="19"/>
               </w:rPr>
-              <w:t>`recovery_mode`</w:t>
+              <w:t xml:space="preserve">recovery_mode</w:t>
             </w:r>
           </w:p>
         </w:tc>
@@ -1861,10 +4990,10 @@
           <w:p>
             <w:r>
               <w:rPr>
-                <w:rFonts w:ascii="맑은 고딕" w:hAnsi="맑은 고딕" w:eastAsia="맑은 고딕"/>
+                <w:rFonts w:ascii="Consolas" w:hAnsi="Consolas" w:eastAsia="맑은 고딕"/>
                 <w:sz w:val="19"/>
               </w:rPr>
-              <w:t>`mrp`</w:t>
+              <w:t xml:space="preserve">mrp</w:t>
             </w:r>
           </w:p>
         </w:tc>
@@ -1891,10 +5020,24 @@
           <w:p>
             <w:r>
               <w:rPr>
+                <w:rFonts w:ascii="Consolas" w:hAnsi="Consolas" w:eastAsia="맑은 고딕"/>
+                <w:sz w:val="19"/>
+              </w:rPr>
+              <w:t xml:space="preserve">transport lag</w:t>
+            </w:r>
+            <w:r>
+              <w:rPr>
                 <w:rFonts w:ascii="맑은 고딕" w:hAnsi="맑은 고딕" w:eastAsia="맑은 고딕"/>
                 <w:sz w:val="19"/>
               </w:rPr>
-              <w:t>`transport lag` / `apply lag`</w:t>
+              <w:t xml:space="preserve"> / </w:t>
+            </w:r>
+            <w:r>
+              <w:rPr>
+                <w:rFonts w:ascii="Consolas" w:hAnsi="Consolas" w:eastAsia="맑은 고딕"/>
+                <w:sz w:val="19"/>
+              </w:rPr>
+              <w:t xml:space="preserve">apply lag</w:t>
             </w:r>
           </w:p>
         </w:tc>
@@ -1921,10 +5064,10 @@
           <w:p>
             <w:r>
               <w:rPr>
-                <w:rFonts w:ascii="맑은 고딕" w:hAnsi="맑은 고딕" w:eastAsia="맑은 고딕"/>
+                <w:rFonts w:ascii="Consolas" w:hAnsi="Consolas" w:eastAsia="맑은 고딕"/>
                 <w:sz w:val="19"/>
               </w:rPr>
-              <w:t>`redirect_dml`</w:t>
+              <w:t xml:space="preserve">redirect_dml</w:t>
             </w:r>
           </w:p>
         </w:tc>
@@ -1951,10 +5094,10 @@
           <w:p>
             <w:r>
               <w:rPr>
-                <w:rFonts w:ascii="맑은 고딕" w:hAnsi="맑은 고딕" w:eastAsia="맑은 고딕"/>
+                <w:rFonts w:ascii="Consolas" w:hAnsi="Consolas" w:eastAsia="맑은 고딕"/>
                 <w:sz w:val="19"/>
               </w:rPr>
-              <w:t>`lagged samples %`</w:t>
+              <w:t xml:space="preserve">lagged samples %</w:t>
             </w:r>
           </w:p>
         </w:tc>
@@ -1979,18 +5122,125 @@
       <w:r>
         <w:rPr>
           <w:rFonts w:ascii="맑은 고딕" w:hAnsi="맑은 고딕" w:eastAsia="맑은 고딕"/>
-          <w:sz w:val="21"/>
-        </w:rPr>
-        <w:t>**읽을 때의 주의.**</w:t>
+          <w:b/>
+          <w:sz w:val="21"/>
+        </w:rPr>
+        <w:t xml:space="preserve">읽을 때의 주의.</w:t>
       </w:r>
     </w:p>
     <w:p>
       <w:r>
         <w:rPr>
-          <w:rFonts w:ascii="맑은 고딕" w:hAnsi="맑은 고딕" w:eastAsia="맑은 고딕"/>
-          <w:sz w:val="21"/>
-        </w:rPr>
-        <w:t>`mrp`에 `NVL`을 쓴 이유는 MRP0이 없을 때 빈 칸으로 보여 놓치는 것을 막기 위해서다. `recovery_mode`는 목적지 `STATUS`가 `VALID`일 때만 의미가 있으므로 7장의 `dest status` 항목을 함께 두는 것이 좋다. `lagged samples %`는 **누적값이므로 두 시점의 차이**를 본다.</w:t>
+          <w:rFonts w:ascii="Consolas" w:hAnsi="Consolas" w:eastAsia="맑은 고딕"/>
+          <w:sz w:val="21"/>
+        </w:rPr>
+        <w:t xml:space="preserve">mrp</w:t>
+      </w:r>
+      <w:r>
+        <w:rPr>
+          <w:rFonts w:ascii="맑은 고딕" w:hAnsi="맑은 고딕" w:eastAsia="맑은 고딕"/>
+          <w:sz w:val="21"/>
+        </w:rPr>
+        <w:t xml:space="preserve">에 </w:t>
+      </w:r>
+      <w:r>
+        <w:rPr>
+          <w:rFonts w:ascii="Consolas" w:hAnsi="Consolas" w:eastAsia="맑은 고딕"/>
+          <w:sz w:val="21"/>
+        </w:rPr>
+        <w:t xml:space="preserve">NVL</w:t>
+      </w:r>
+      <w:r>
+        <w:rPr>
+          <w:rFonts w:ascii="맑은 고딕" w:hAnsi="맑은 고딕" w:eastAsia="맑은 고딕"/>
+          <w:sz w:val="21"/>
+        </w:rPr>
+        <w:t xml:space="preserve">을 쓴 이유는 MRP0이 없을 때 빈 칸으로 보여 놓치는 것을 막기 위해서다. </w:t>
+      </w:r>
+      <w:r>
+        <w:rPr>
+          <w:rFonts w:ascii="Consolas" w:hAnsi="Consolas" w:eastAsia="맑은 고딕"/>
+          <w:sz w:val="21"/>
+        </w:rPr>
+        <w:t xml:space="preserve">recovery_mode</w:t>
+      </w:r>
+      <w:r>
+        <w:rPr>
+          <w:rFonts w:ascii="맑은 고딕" w:hAnsi="맑은 고딕" w:eastAsia="맑은 고딕"/>
+          <w:sz w:val="21"/>
+        </w:rPr>
+        <w:t xml:space="preserve">는 목적지 </w:t>
+      </w:r>
+      <w:r>
+        <w:rPr>
+          <w:rFonts w:ascii="Consolas" w:hAnsi="Consolas" w:eastAsia="맑은 고딕"/>
+          <w:sz w:val="21"/>
+        </w:rPr>
+        <w:t xml:space="preserve">STATUS</w:t>
+      </w:r>
+      <w:r>
+        <w:rPr>
+          <w:rFonts w:ascii="맑은 고딕" w:hAnsi="맑은 고딕" w:eastAsia="맑은 고딕"/>
+          <w:sz w:val="21"/>
+        </w:rPr>
+        <w:t xml:space="preserve">가 </w:t>
+      </w:r>
+      <w:r>
+        <w:rPr>
+          <w:rFonts w:ascii="Consolas" w:hAnsi="Consolas" w:eastAsia="맑은 고딕"/>
+          <w:sz w:val="21"/>
+        </w:rPr>
+        <w:t xml:space="preserve">VALID</w:t>
+      </w:r>
+      <w:r>
+        <w:rPr>
+          <w:rFonts w:ascii="맑은 고딕" w:hAnsi="맑은 고딕" w:eastAsia="맑은 고딕"/>
+          <w:sz w:val="21"/>
+        </w:rPr>
+        <w:t xml:space="preserve">일 때만 의미가 있으므로 7장의 </w:t>
+      </w:r>
+      <w:r>
+        <w:rPr>
+          <w:rFonts w:ascii="Consolas" w:hAnsi="Consolas" w:eastAsia="맑은 고딕"/>
+          <w:sz w:val="21"/>
+        </w:rPr>
+        <w:t xml:space="preserve">dest status</w:t>
+      </w:r>
+      <w:r>
+        <w:rPr>
+          <w:rFonts w:ascii="맑은 고딕" w:hAnsi="맑은 고딕" w:eastAsia="맑은 고딕"/>
+          <w:sz w:val="21"/>
+        </w:rPr>
+        <w:t xml:space="preserve"> 항목을 함께 두는 것이 좋다. </w:t>
+      </w:r>
+      <w:r>
+        <w:rPr>
+          <w:rFonts w:ascii="Consolas" w:hAnsi="Consolas" w:eastAsia="맑은 고딕"/>
+          <w:sz w:val="21"/>
+        </w:rPr>
+        <w:t xml:space="preserve">lagged samples %</w:t>
+      </w:r>
+      <w:r>
+        <w:rPr>
+          <w:rFonts w:ascii="맑은 고딕" w:hAnsi="맑은 고딕" w:eastAsia="맑은 고딕"/>
+          <w:sz w:val="21"/>
+        </w:rPr>
+        <w:t xml:space="preserve">는 </w:t>
+      </w:r>
+      <w:r>
+        <w:rPr>
+          <w:rFonts w:ascii="맑은 고딕" w:hAnsi="맑은 고딕" w:eastAsia="맑은 고딕"/>
+          <w:b/>
+          <w:sz w:val="21"/>
+        </w:rPr>
+        <w:t xml:space="preserve">누적값이므로 두 시점의 차이</w:t>
+      </w:r>
+      <w:r>
+        <w:rPr>
+          <w:rFonts w:ascii="맑은 고딕" w:hAnsi="맑은 고딕" w:eastAsia="맑은 고딕"/>
+          <w:sz w:val="21"/>
+        </w:rPr>
+        <w:t xml:space="preserve">를 본다.</w:t>
       </w:r>
     </w:p>
     <w:p>
@@ -2012,6 +5262,8 @@
       </w:r>
     </w:p>
     <w:sectPr>
+      <w:headerReference w:type="default" r:id="rId9"/>
+      <w:footerReference w:type="default" r:id="rId10"/>
       <w:pgSz w:w="12240" w:h="15840"/>
       <w:pgMar w:top="1440" w:right="1800" w:bottom="1440" w:left="1800" w:header="720" w:footer="720" w:gutter="0"/>
       <w:cols w:space="720"/>
@@ -2019,6 +5271,26 @@
     </w:sectPr>
   </w:body>
 </w:document>
+</file>
+
+<file path=word/footer1.xml><?xml version="1.0" encoding="utf-8"?>
+<w:ftr xmlns:m="http://schemas.openxmlformats.org/officeDocument/2006/math" xmlns:mc="http://schemas.openxmlformats.org/markup-compatibility/2006" xmlns:mo="http://schemas.microsoft.com/office/mac/office/2008/main" xmlns:mv="urn:schemas-microsoft-com:mac:vml" xmlns:o="urn:schemas-microsoft-com:office:office" xmlns:r="http://schemas.openxmlformats.org/officeDocument/2006/relationships" xmlns:v="urn:schemas-microsoft-com:vml" xmlns:w10="urn:schemas-microsoft-com:office:word" xmlns:w14="http://schemas.microsoft.com/office/word/2010/wordml" xmlns:w="http://schemas.openxmlformats.org/wordprocessingml/2006/main" xmlns:wne="http://schemas.microsoft.com/office/word/2006/wordml" xmlns:wp14="http://schemas.microsoft.com/office/word/2010/wordprocessingDrawing" xmlns:wp="http://schemas.openxmlformats.org/drawingml/2006/wordprocessingDrawing" xmlns:wpc="http://schemas.microsoft.com/office/word/2010/wordprocessingCanvas" xmlns:wpg="http://schemas.microsoft.com/office/word/2010/wordprocessingGroup" xmlns:wpi="http://schemas.microsoft.com/office/word/2010/wordprocessingInk" xmlns:wps="http://schemas.microsoft.com/office/word/2010/wordprocessingShape" mc:Ignorable="w14 wp14">
+  <w:p>
+    <w:pPr>
+      <w:pStyle w:val="Footer"/>
+    </w:pPr>
+  </w:p>
+</w:ftr>
+</file>
+
+<file path=word/header1.xml><?xml version="1.0" encoding="utf-8"?>
+<w:hdr xmlns:m="http://schemas.openxmlformats.org/officeDocument/2006/math" xmlns:mc="http://schemas.openxmlformats.org/markup-compatibility/2006" xmlns:mo="http://schemas.microsoft.com/office/mac/office/2008/main" xmlns:mv="urn:schemas-microsoft-com:mac:vml" xmlns:o="urn:schemas-microsoft-com:office:office" xmlns:r="http://schemas.openxmlformats.org/officeDocument/2006/relationships" xmlns:v="urn:schemas-microsoft-com:vml" xmlns:w10="urn:schemas-microsoft-com:office:word" xmlns:w14="http://schemas.microsoft.com/office/word/2010/wordml" xmlns:w="http://schemas.openxmlformats.org/wordprocessingml/2006/main" xmlns:wne="http://schemas.microsoft.com/office/word/2006/wordml" xmlns:wp14="http://schemas.microsoft.com/office/word/2010/wordprocessingDrawing" xmlns:wp="http://schemas.openxmlformats.org/drawingml/2006/wordprocessingDrawing" xmlns:wpc="http://schemas.microsoft.com/office/word/2010/wordprocessingCanvas" xmlns:wpg="http://schemas.microsoft.com/office/word/2010/wordprocessingGroup" xmlns:wpi="http://schemas.microsoft.com/office/word/2010/wordprocessingInk" xmlns:wps="http://schemas.microsoft.com/office/word/2010/wordprocessingShape" mc:Ignorable="w14 wp14">
+  <w:p>
+    <w:pPr>
+      <w:pStyle w:val="Header"/>
+    </w:pPr>
+  </w:p>
+</w:hdr>
 </file>
 
 <file path=word/numbering.xml><?xml version="1.0" encoding="utf-8"?>
